--- a/Project Proposal - Azeta Duke - PHC Maternal Care.docx
+++ b/Project Proposal - Azeta Duke - PHC Maternal Care.docx
@@ -7,18 +7,18 @@
         <w:pStyle w:val="BodyText"/>
         <w:ind w:left="3562"/>
         <w:rPr>
-          <w:rFonts w:ascii="Times New Roman" w:hAnsi="Times New Roman" w:cs="Times New Roman"/>
+          <w:rFonts w:asciiTheme="minorHAnsi" w:hAnsiTheme="minorHAnsi" w:cstheme="minorHAnsi"/>
           <w:sz w:val="20"/>
         </w:rPr>
       </w:pPr>
       <w:r>
         <w:rPr>
-          <w:rFonts w:ascii="Times New Roman" w:hAnsi="Times New Roman" w:cs="Times New Roman"/>
+          <w:rFonts w:asciiTheme="minorHAnsi" w:hAnsiTheme="minorHAnsi" w:cstheme="minorHAnsi"/>
           <w:noProof/>
           <w:sz w:val="20"/>
         </w:rPr>
         <w:drawing>
-          <wp:inline distT="0" distB="0" distL="0" distR="0" wp14:anchorId="19F72B9C" wp14:editId="3A50BC5D">
+          <wp:inline distT="0" distB="0" distL="0" distR="0" wp14:anchorId="564935ED" wp14:editId="51A6A9E0">
             <wp:extent cx="1893736" cy="1309687"/>
             <wp:effectExtent l="0" t="0" r="0" b="0"/>
             <wp:docPr id="1" name="Image 1"/>
@@ -58,7 +58,7 @@
       <w:pPr>
         <w:pStyle w:val="BodyText"/>
         <w:rPr>
-          <w:rFonts w:ascii="Times New Roman" w:hAnsi="Times New Roman" w:cs="Times New Roman"/>
+          <w:rFonts w:asciiTheme="minorHAnsi" w:hAnsiTheme="minorHAnsi" w:cstheme="minorHAnsi"/>
           <w:sz w:val="32"/>
         </w:rPr>
       </w:pPr>
@@ -67,7 +67,7 @@
       <w:pPr>
         <w:pStyle w:val="BodyText"/>
         <w:rPr>
-          <w:rFonts w:ascii="Times New Roman" w:hAnsi="Times New Roman" w:cs="Times New Roman"/>
+          <w:rFonts w:asciiTheme="minorHAnsi" w:hAnsiTheme="minorHAnsi" w:cstheme="minorHAnsi"/>
           <w:sz w:val="32"/>
         </w:rPr>
       </w:pPr>
@@ -76,7 +76,7 @@
       <w:pPr>
         <w:pStyle w:val="BodyText"/>
         <w:rPr>
-          <w:rFonts w:ascii="Times New Roman" w:hAnsi="Times New Roman" w:cs="Times New Roman"/>
+          <w:rFonts w:asciiTheme="minorHAnsi" w:hAnsiTheme="minorHAnsi" w:cstheme="minorHAnsi"/>
           <w:sz w:val="32"/>
         </w:rPr>
       </w:pPr>
@@ -86,7 +86,7 @@
         <w:pStyle w:val="BodyText"/>
         <w:spacing w:before="96"/>
         <w:rPr>
-          <w:rFonts w:ascii="Times New Roman" w:hAnsi="Times New Roman" w:cs="Times New Roman"/>
+          <w:rFonts w:asciiTheme="minorHAnsi" w:hAnsiTheme="minorHAnsi" w:cstheme="minorHAnsi"/>
           <w:sz w:val="32"/>
         </w:rPr>
       </w:pPr>
@@ -96,14 +96,14 @@
         <w:ind w:left="420" w:right="782"/>
         <w:jc w:val="center"/>
         <w:rPr>
-          <w:rFonts w:ascii="Times New Roman" w:hAnsi="Times New Roman" w:cs="Times New Roman"/>
+          <w:rFonts w:asciiTheme="minorHAnsi" w:hAnsiTheme="minorHAnsi" w:cstheme="minorHAnsi"/>
           <w:b/>
           <w:sz w:val="32"/>
         </w:rPr>
       </w:pPr>
       <w:r>
         <w:rPr>
-          <w:rFonts w:ascii="Times New Roman" w:hAnsi="Times New Roman" w:cs="Times New Roman"/>
+          <w:rFonts w:asciiTheme="minorHAnsi" w:hAnsiTheme="minorHAnsi" w:cstheme="minorHAnsi"/>
           <w:b/>
           <w:sz w:val="32"/>
         </w:rPr>
@@ -116,18 +116,38 @@
         <w:ind w:left="2294" w:right="2657" w:firstLine="2"/>
         <w:jc w:val="center"/>
         <w:rPr>
-          <w:rFonts w:ascii="Times New Roman" w:hAnsi="Times New Roman" w:cs="Times New Roman"/>
+          <w:rFonts w:asciiTheme="minorHAnsi" w:hAnsiTheme="minorHAnsi" w:cstheme="minorHAnsi"/>
           <w:b/>
           <w:sz w:val="32"/>
         </w:rPr>
       </w:pPr>
       <w:r>
         <w:rPr>
-          <w:rFonts w:ascii="Times New Roman" w:hAnsi="Times New Roman" w:cs="Times New Roman"/>
+          <w:rFonts w:asciiTheme="minorHAnsi" w:hAnsiTheme="minorHAnsi" w:cstheme="minorHAnsi"/>
           <w:b/>
           <w:sz w:val="32"/>
         </w:rPr>
-        <w:t>Matric Number: COS/8650/2021 Supervisor: Dr NWOZOR BLESSING Department: COMPUTER SCIENCE</w:t>
+        <w:t xml:space="preserve">Matric Number: COS/8650/2021 Supervisor: Dr NWOZOR BLESSING </w:t>
+      </w:r>
+    </w:p>
+    <w:p>
+      <w:pPr>
+        <w:spacing w:before="258" w:line="398" w:lineRule="auto"/>
+        <w:ind w:left="2294" w:right="2657" w:firstLine="2"/>
+        <w:jc w:val="center"/>
+        <w:rPr>
+          <w:rFonts w:asciiTheme="minorHAnsi" w:hAnsiTheme="minorHAnsi" w:cstheme="minorHAnsi"/>
+          <w:b/>
+          <w:sz w:val="32"/>
+        </w:rPr>
+      </w:pPr>
+      <w:r>
+        <w:rPr>
+          <w:rFonts w:asciiTheme="minorHAnsi" w:hAnsiTheme="minorHAnsi" w:cstheme="minorHAnsi"/>
+          <w:b/>
+          <w:sz w:val="32"/>
+        </w:rPr>
+        <w:t>Department: COMPUTER SCIENCE</w:t>
       </w:r>
     </w:p>
     <w:p>
@@ -136,36 +156,56 @@
         <w:ind w:left="420" w:right="782"/>
         <w:jc w:val="center"/>
         <w:rPr>
-          <w:rFonts w:ascii="Times New Roman" w:hAnsi="Times New Roman" w:cs="Times New Roman"/>
+          <w:rFonts w:asciiTheme="minorHAnsi" w:hAnsiTheme="minorHAnsi" w:cstheme="minorHAnsi"/>
           <w:b/>
           <w:sz w:val="32"/>
         </w:rPr>
       </w:pPr>
       <w:r>
         <w:rPr>
-          <w:rFonts w:ascii="Times New Roman" w:hAnsi="Times New Roman" w:cs="Times New Roman"/>
+          <w:rFonts w:asciiTheme="minorHAnsi" w:hAnsiTheme="minorHAnsi" w:cstheme="minorHAnsi"/>
           <w:b/>
           <w:sz w:val="32"/>
         </w:rPr>
-        <w:t>FEDERAL UNIVERSITY OF PETROLEUM RESOURCES Academic Session: 2025/2026</w:t>
-      </w:r>
-    </w:p>
-    <w:p>
-      <w:pPr>
-        <w:pStyle w:val="BodyText"/>
-        <w:rPr>
-          <w:rFonts w:ascii="Times New Roman" w:hAnsi="Times New Roman" w:cs="Times New Roman"/>
+        <w:t xml:space="preserve">FEDERAL UNIVERSITY OF PETROLEUM RESOURCES </w:t>
+      </w:r>
+    </w:p>
+    <w:p>
+      <w:pPr>
+        <w:spacing w:before="3"/>
+        <w:ind w:left="420" w:right="782"/>
+        <w:jc w:val="center"/>
+        <w:rPr>
+          <w:rFonts w:asciiTheme="minorHAnsi" w:hAnsiTheme="minorHAnsi" w:cstheme="minorHAnsi"/>
           <w:b/>
           <w:sz w:val="32"/>
         </w:rPr>
       </w:pPr>
+      <w:r>
+        <w:rPr>
+          <w:rFonts w:asciiTheme="minorHAnsi" w:hAnsiTheme="minorHAnsi" w:cstheme="minorHAnsi"/>
+          <w:b/>
+          <w:sz w:val="32"/>
+        </w:rPr>
+        <w:t>Academic Session: 2025/2026</w:t>
+      </w:r>
+    </w:p>
+    <w:p>
+      <w:pPr>
+        <w:pStyle w:val="BodyText"/>
+        <w:rPr>
+          <w:rFonts w:asciiTheme="minorHAnsi" w:hAnsiTheme="minorHAnsi" w:cstheme="minorHAnsi"/>
+          <w:b/>
+          <w:sz w:val="32"/>
+        </w:rPr>
+      </w:pPr>
     </w:p>
     <w:p>
       <w:pPr>
         <w:pStyle w:val="BodyText"/>
         <w:spacing w:before="126"/>
         <w:rPr>
-          <w:rFonts w:ascii="Times New Roman" w:hAnsi="Times New Roman" w:cs="Times New Roman"/>
+          <w:rFonts w:asciiTheme="minorHAnsi" w:hAnsiTheme="minorHAnsi" w:cstheme="minorHAnsi"/>
           <w:b/>
           <w:sz w:val="32"/>
         </w:rPr>
@@ -177,17 +217,17 @@
         <w:ind w:left="417" w:right="782"/>
         <w:jc w:val="center"/>
         <w:rPr>
-          <w:rFonts w:ascii="Times New Roman" w:hAnsi="Times New Roman" w:cs="Times New Roman"/>
+          <w:rFonts w:asciiTheme="minorHAnsi" w:hAnsiTheme="minorHAnsi" w:cstheme="minorHAnsi"/>
           <w:sz w:val="32"/>
         </w:rPr>
       </w:pPr>
       <w:r>
         <w:rPr>
-          <w:rFonts w:ascii="Times New Roman" w:hAnsi="Times New Roman" w:cs="Times New Roman"/>
+          <w:rFonts w:asciiTheme="minorHAnsi" w:hAnsiTheme="minorHAnsi" w:cstheme="minorHAnsi"/>
           <w:b/>
           <w:sz w:val="32"/>
         </w:rPr>
-        <w:t>Design and Implementation of a Mobile-First SMS-Based Maternal Care Reminder and Follow-Up Platform for Government Primary Health Centres in Effurun</w:t>
+        <w:t>Project Title: Design and Implementation of a Maternal Care Reminder and Follow-Up System for Primary Health Centres in Effurun</w:t>
       </w:r>
     </w:p>
     <w:p>
@@ -195,7 +235,7 @@
         <w:spacing w:line="276" w:lineRule="auto"/>
         <w:jc w:val="center"/>
         <w:rPr>
-          <w:rFonts w:ascii="Times New Roman" w:hAnsi="Times New Roman" w:cs="Times New Roman"/>
+          <w:rFonts w:asciiTheme="minorHAnsi" w:hAnsiTheme="minorHAnsi" w:cstheme="minorHAnsi"/>
           <w:sz w:val="32"/>
         </w:rPr>
         <w:sectPr>
@@ -211,7 +251,7 @@
         <w:pStyle w:val="BodyText"/>
         <w:spacing w:before="148"/>
         <w:rPr>
-          <w:rFonts w:ascii="Times New Roman" w:hAnsi="Times New Roman" w:cs="Times New Roman"/>
+          <w:rFonts w:asciiTheme="minorHAnsi" w:hAnsiTheme="minorHAnsi" w:cstheme="minorHAnsi"/>
           <w:sz w:val="32"/>
         </w:rPr>
       </w:pPr>
@@ -221,25 +261,25 @@
         <w:pStyle w:val="Heading1"/>
         <w:spacing w:before="0"/>
         <w:rPr>
-          <w:rFonts w:ascii="Times New Roman" w:hAnsi="Times New Roman" w:cs="Times New Roman"/>
-        </w:rPr>
-      </w:pPr>
-      <w:r>
-        <w:rPr>
-          <w:rFonts w:ascii="Times New Roman" w:hAnsi="Times New Roman" w:cs="Times New Roman"/>
+          <w:rFonts w:asciiTheme="minorHAnsi" w:hAnsiTheme="minorHAnsi" w:cstheme="minorHAnsi"/>
+        </w:rPr>
+      </w:pPr>
+      <w:r>
+        <w:rPr>
+          <w:rFonts w:asciiTheme="minorHAnsi" w:hAnsiTheme="minorHAnsi" w:cstheme="minorHAnsi"/>
         </w:rPr>
         <w:t>EXECUTIVE</w:t>
       </w:r>
       <w:r>
         <w:rPr>
-          <w:rFonts w:ascii="Times New Roman" w:hAnsi="Times New Roman" w:cs="Times New Roman"/>
+          <w:rFonts w:asciiTheme="minorHAnsi" w:hAnsiTheme="minorHAnsi" w:cstheme="minorHAnsi"/>
           <w:spacing w:val="-4"/>
         </w:rPr>
         <w:t xml:space="preserve"> </w:t>
       </w:r>
       <w:r>
         <w:rPr>
-          <w:rFonts w:ascii="Times New Roman" w:hAnsi="Times New Roman" w:cs="Times New Roman"/>
+          <w:rFonts w:asciiTheme="minorHAnsi" w:hAnsiTheme="minorHAnsi" w:cstheme="minorHAnsi"/>
           <w:spacing w:val="-2"/>
         </w:rPr>
         <w:t>SUMMARY</w:t>
@@ -251,12 +291,12 @@
         <w:spacing w:before="339"/>
         <w:ind w:left="360" w:right="801"/>
         <w:rPr>
-          <w:rFonts w:ascii="Times New Roman" w:hAnsi="Times New Roman" w:cs="Times New Roman"/>
-        </w:rPr>
-      </w:pPr>
-      <w:r>
-        <w:rPr>
-          <w:rFonts w:ascii="Times New Roman" w:hAnsi="Times New Roman" w:cs="Times New Roman"/>
+          <w:rFonts w:asciiTheme="minorHAnsi" w:hAnsiTheme="minorHAnsi" w:cstheme="minorHAnsi"/>
+        </w:rPr>
+      </w:pPr>
+      <w:r>
+        <w:rPr>
+          <w:rFonts w:asciiTheme="minorHAnsi" w:hAnsiTheme="minorHAnsi" w:cstheme="minorHAnsi"/>
         </w:rPr>
         <w:t>Maternal health remains a serious public health concern in Nigeria, and many pregnant women still miss important antenatal and postnatal visits for different reasons. In many government Primary Health Centres (PHCs), follow-up is still done manually, records may be paper-based, and health workers often have limited access to standard computers. At the same time, many women may not own smartphones or may not be confident using digital applications by themselves. These realities make it necessary to design a system that is simple, inclusive, and practical for the local environment.</w:t>
       </w:r>
@@ -266,7 +306,7 @@
         <w:pStyle w:val="BodyText"/>
         <w:spacing w:before="11"/>
         <w:rPr>
-          <w:rFonts w:ascii="Times New Roman" w:hAnsi="Times New Roman" w:cs="Times New Roman"/>
+          <w:rFonts w:asciiTheme="minorHAnsi" w:hAnsiTheme="minorHAnsi" w:cstheme="minorHAnsi"/>
         </w:rPr>
       </w:pPr>
     </w:p>
@@ -275,12 +315,12 @@
         <w:pStyle w:val="BodyText"/>
         <w:ind w:left="360" w:right="801"/>
         <w:rPr>
-          <w:rFonts w:ascii="Times New Roman" w:hAnsi="Times New Roman" w:cs="Times New Roman"/>
-        </w:rPr>
-      </w:pPr>
-      <w:r>
-        <w:rPr>
-          <w:rFonts w:ascii="Times New Roman" w:hAnsi="Times New Roman" w:cs="Times New Roman"/>
+          <w:rFonts w:asciiTheme="minorHAnsi" w:hAnsiTheme="minorHAnsi" w:cstheme="minorHAnsi"/>
+        </w:rPr>
+      </w:pPr>
+      <w:r>
+        <w:rPr>
+          <w:rFonts w:asciiTheme="minorHAnsi" w:hAnsiTheme="minorHAnsi" w:cstheme="minorHAnsi"/>
         </w:rPr>
         <w:t>This project focuses on the design and implementation of a mobile-first SMS-based maternal care reminder and follow-up platform for government Primary Health Centres in Effurun. The system will be built as a standalone web platform that works well on smartphones and can also be accessed on PCs when available. Health workers will use the system to register pregnant women, record antenatal and postnatal visit dates, track women due for checkups, identify missed visits, and manage follow-up actions. On the patient side, women will not need an app. They will receive simple SMS reminders before scheduled visits and follow-up SMS messages after missed appointments. The proposed system is designed to fit the realities of government PHCs where staff may depend more on smartphones than desktop systems, and where patients may use either basic phones or smartphones. The expected result is a mobile-first clinic support platform that improves appointment attendance, strengthens follow-up, reduces missed maternal visits, and supports better record handling and monitoring in government PHCs in Effurun.</w:t>
       </w:r>
@@ -289,7 +329,7 @@
       <w:pPr>
         <w:pStyle w:val="BodyText"/>
         <w:rPr>
-          <w:rFonts w:ascii="Times New Roman" w:hAnsi="Times New Roman" w:cs="Times New Roman"/>
+          <w:rFonts w:asciiTheme="minorHAnsi" w:hAnsiTheme="minorHAnsi" w:cstheme="minorHAnsi"/>
         </w:rPr>
         <w:sectPr>
           <w:pgSz w:w="12240" w:h="15840"/>
@@ -302,26 +342,26 @@
       <w:pPr>
         <w:pStyle w:val="Heading1"/>
         <w:rPr>
-          <w:rFonts w:ascii="Times New Roman" w:hAnsi="Times New Roman" w:cs="Times New Roman"/>
-        </w:rPr>
-      </w:pPr>
-      <w:r>
-        <w:rPr>
-          <w:rFonts w:ascii="Times New Roman" w:hAnsi="Times New Roman" w:cs="Times New Roman"/>
+          <w:rFonts w:asciiTheme="minorHAnsi" w:hAnsiTheme="minorHAnsi" w:cstheme="minorHAnsi"/>
+        </w:rPr>
+      </w:pPr>
+      <w:r>
+        <w:rPr>
+          <w:rFonts w:asciiTheme="minorHAnsi" w:hAnsiTheme="minorHAnsi" w:cstheme="minorHAnsi"/>
         </w:rPr>
         <w:lastRenderedPageBreak/>
         <w:t>BACKGROUND</w:t>
       </w:r>
       <w:r>
         <w:rPr>
-          <w:rFonts w:ascii="Times New Roman" w:hAnsi="Times New Roman" w:cs="Times New Roman"/>
+          <w:rFonts w:asciiTheme="minorHAnsi" w:hAnsiTheme="minorHAnsi" w:cstheme="minorHAnsi"/>
           <w:spacing w:val="-4"/>
         </w:rPr>
         <w:t xml:space="preserve"> </w:t>
       </w:r>
       <w:r>
         <w:rPr>
-          <w:rFonts w:ascii="Times New Roman" w:hAnsi="Times New Roman" w:cs="Times New Roman"/>
+          <w:rFonts w:asciiTheme="minorHAnsi" w:hAnsiTheme="minorHAnsi" w:cstheme="minorHAnsi"/>
           <w:spacing w:val="-2"/>
         </w:rPr>
         <w:t>STUDY</w:t>
@@ -333,12 +373,12 @@
         <w:spacing w:before="338"/>
         <w:ind w:left="360" w:right="801"/>
         <w:rPr>
-          <w:rFonts w:ascii="Times New Roman" w:hAnsi="Times New Roman" w:cs="Times New Roman"/>
-        </w:rPr>
-      </w:pPr>
-      <w:r>
-        <w:rPr>
-          <w:rFonts w:ascii="Times New Roman" w:hAnsi="Times New Roman" w:cs="Times New Roman"/>
+          <w:rFonts w:asciiTheme="minorHAnsi" w:hAnsiTheme="minorHAnsi" w:cstheme="minorHAnsi"/>
+        </w:rPr>
+      </w:pPr>
+      <w:r>
+        <w:rPr>
+          <w:rFonts w:asciiTheme="minorHAnsi" w:hAnsiTheme="minorHAnsi" w:cstheme="minorHAnsi"/>
         </w:rPr>
         <w:t>Maternal and newborn health remains an important issue in Nigeria. UNICEF notes that Nigeria carries a heavy share of global maternal deaths, and this shows the need for stronger support systems that help women stay connected to care before and after delivery (UNICEF, n.d.). Regular antenatal and postnatal visits are important because they help health workers detect risks early, monitor pregnancy progress, and provide support for both mother and child. However, the use of maternal healthcare services is still uneven across the country, and this affects the quality of outcomes for women and babies (Oyinlola et al., 2025).</w:t>
       </w:r>
@@ -348,7 +388,7 @@
         <w:pStyle w:val="BodyText"/>
         <w:spacing w:before="12"/>
         <w:rPr>
-          <w:rFonts w:ascii="Times New Roman" w:hAnsi="Times New Roman" w:cs="Times New Roman"/>
+          <w:rFonts w:asciiTheme="minorHAnsi" w:hAnsiTheme="minorHAnsi" w:cstheme="minorHAnsi"/>
         </w:rPr>
       </w:pPr>
     </w:p>
@@ -357,12 +397,12 @@
         <w:pStyle w:val="BodyText"/>
         <w:ind w:left="360" w:right="801"/>
         <w:rPr>
-          <w:rFonts w:ascii="Times New Roman" w:hAnsi="Times New Roman" w:cs="Times New Roman"/>
-        </w:rPr>
-      </w:pPr>
-      <w:r>
-        <w:rPr>
-          <w:rFonts w:ascii="Times New Roman" w:hAnsi="Times New Roman" w:cs="Times New Roman"/>
+          <w:rFonts w:asciiTheme="minorHAnsi" w:hAnsiTheme="minorHAnsi" w:cstheme="minorHAnsi"/>
+        </w:rPr>
+      </w:pPr>
+      <w:r>
+        <w:rPr>
+          <w:rFonts w:asciiTheme="minorHAnsi" w:hAnsiTheme="minorHAnsi" w:cstheme="minorHAnsi"/>
         </w:rPr>
         <w:t>Government Primary Health Centres are often the first point of contact for maternal care at community level. They play an important role in registration, routine checks, follow-up, and referral when necessary. Even so, the quality of maternal and newborn care in many primary health facilities still needs improvement, especially in the areas of continuity of care, follow-up, and access to timely services (Oluwatola et al., 2025). When women miss scheduled visits and there is no proper follow-up system, the risk of poor maternal outcomes can increase.</w:t>
       </w:r>
@@ -372,7 +412,7 @@
         <w:pStyle w:val="BodyText"/>
         <w:spacing w:before="11"/>
         <w:rPr>
-          <w:rFonts w:ascii="Times New Roman" w:hAnsi="Times New Roman" w:cs="Times New Roman"/>
+          <w:rFonts w:asciiTheme="minorHAnsi" w:hAnsiTheme="minorHAnsi" w:cstheme="minorHAnsi"/>
         </w:rPr>
       </w:pPr>
     </w:p>
@@ -381,12 +421,12 @@
         <w:pStyle w:val="BodyText"/>
         <w:ind w:left="360" w:right="801"/>
         <w:rPr>
-          <w:rFonts w:ascii="Times New Roman" w:hAnsi="Times New Roman" w:cs="Times New Roman"/>
-        </w:rPr>
-      </w:pPr>
-      <w:r>
-        <w:rPr>
-          <w:rFonts w:ascii="Times New Roman" w:hAnsi="Times New Roman" w:cs="Times New Roman"/>
+          <w:rFonts w:asciiTheme="minorHAnsi" w:hAnsiTheme="minorHAnsi" w:cstheme="minorHAnsi"/>
+        </w:rPr>
+      </w:pPr>
+      <w:r>
+        <w:rPr>
+          <w:rFonts w:asciiTheme="minorHAnsi" w:hAnsiTheme="minorHAnsi" w:cstheme="minorHAnsi"/>
         </w:rPr>
         <w:t>Digital health tools have created opportunities to improve communication between health facilities and patients. Mobile health approaches are especially useful in environments where mobile phones are more common than computers. Research has shown that reminder systems based on SMS and voice messaging can improve attendance and continuity of maternal care. For example, Osanyin et al. (2022) reported positive results from a voice messaging intervention for antenatal care in Lagos, while Olajubu et al. (2020) showed that a mobile health intervention improved uptake of postnatal care services in Nigeria. Broader review studies also show that SMS reminders can improve antenatal care and related maternal service use in developing countries (Hailemariam et al., 2024; Kante &amp; Malqvist, 2025).</w:t>
       </w:r>
@@ -396,7 +436,7 @@
         <w:pStyle w:val="BodyText"/>
         <w:spacing w:before="11"/>
         <w:rPr>
-          <w:rFonts w:ascii="Times New Roman" w:hAnsi="Times New Roman" w:cs="Times New Roman"/>
+          <w:rFonts w:asciiTheme="minorHAnsi" w:hAnsiTheme="minorHAnsi" w:cstheme="minorHAnsi"/>
         </w:rPr>
       </w:pPr>
     </w:p>
@@ -406,12 +446,12 @@
         <w:spacing w:before="1"/>
         <w:ind w:left="360" w:right="801"/>
         <w:rPr>
-          <w:rFonts w:ascii="Times New Roman" w:hAnsi="Times New Roman" w:cs="Times New Roman"/>
-        </w:rPr>
-      </w:pPr>
-      <w:r>
-        <w:rPr>
-          <w:rFonts w:ascii="Times New Roman" w:hAnsi="Times New Roman" w:cs="Times New Roman"/>
+          <w:rFonts w:asciiTheme="minorHAnsi" w:hAnsiTheme="minorHAnsi" w:cstheme="minorHAnsi"/>
+        </w:rPr>
+      </w:pPr>
+      <w:r>
+        <w:rPr>
+          <w:rFonts w:asciiTheme="minorHAnsi" w:hAnsiTheme="minorHAnsi" w:cstheme="minorHAnsi"/>
         </w:rPr>
         <w:t>Despite these opportunities, many women still face barriers such as low digital literacy, limited internet access, and dependence on basic mobile phones. For this reason, a maternal reminder system should not depend only on smartphone apps. It should be simple enough for health workers to operate and flexible enough to reach pregnant women through basic SMS communication. This project addresses that need by proposing a mobile-first web platform for health workers in government PHCs in Effurun, supported by SMS reminders for pregnant women.</w:t>
       </w:r>
@@ -421,7 +461,7 @@
         <w:pStyle w:val="BodyText"/>
         <w:spacing w:before="11"/>
         <w:rPr>
-          <w:rFonts w:ascii="Times New Roman" w:hAnsi="Times New Roman" w:cs="Times New Roman"/>
+          <w:rFonts w:asciiTheme="minorHAnsi" w:hAnsiTheme="minorHAnsi" w:cstheme="minorHAnsi"/>
         </w:rPr>
       </w:pPr>
     </w:p>
@@ -430,7 +470,7 @@
         <w:pStyle w:val="BodyText"/>
         <w:ind w:left="360" w:right="801"/>
         <w:rPr>
-          <w:rFonts w:ascii="Times New Roman" w:hAnsi="Times New Roman" w:cs="Times New Roman"/>
+          <w:rFonts w:asciiTheme="minorHAnsi" w:hAnsiTheme="minorHAnsi" w:cstheme="minorHAnsi"/>
         </w:rPr>
       </w:pPr>
     </w:p>
@@ -439,7 +479,7 @@
         <w:pStyle w:val="BodyText"/>
         <w:spacing w:before="11"/>
         <w:rPr>
-          <w:rFonts w:ascii="Times New Roman" w:hAnsi="Times New Roman" w:cs="Times New Roman"/>
+          <w:rFonts w:asciiTheme="minorHAnsi" w:hAnsiTheme="minorHAnsi" w:cstheme="minorHAnsi"/>
         </w:rPr>
       </w:pPr>
     </w:p>
@@ -449,15 +489,15 @@
         <w:spacing w:before="1"/>
         <w:ind w:left="360" w:right="801"/>
         <w:rPr>
-          <w:rFonts w:ascii="Times New Roman" w:hAnsi="Times New Roman" w:cs="Times New Roman"/>
-        </w:rPr>
-      </w:pPr>
-    </w:p>
-    <w:p>
-      <w:pPr>
-        <w:pStyle w:val="BodyText"/>
-        <w:rPr>
-          <w:rFonts w:ascii="Times New Roman" w:hAnsi="Times New Roman" w:cs="Times New Roman"/>
+          <w:rFonts w:asciiTheme="minorHAnsi" w:hAnsiTheme="minorHAnsi" w:cstheme="minorHAnsi"/>
+        </w:rPr>
+      </w:pPr>
+    </w:p>
+    <w:p>
+      <w:pPr>
+        <w:pStyle w:val="BodyText"/>
+        <w:rPr>
+          <w:rFonts w:asciiTheme="minorHAnsi" w:hAnsiTheme="minorHAnsi" w:cstheme="minorHAnsi"/>
         </w:rPr>
         <w:sectPr>
           <w:pgSz w:w="12240" w:h="15840"/>
@@ -470,26 +510,26 @@
       <w:pPr>
         <w:pStyle w:val="Heading2"/>
         <w:rPr>
-          <w:rFonts w:ascii="Times New Roman" w:hAnsi="Times New Roman" w:cs="Times New Roman"/>
-        </w:rPr>
-      </w:pPr>
-      <w:r>
-        <w:rPr>
-          <w:rFonts w:ascii="Times New Roman" w:hAnsi="Times New Roman" w:cs="Times New Roman"/>
+          <w:rFonts w:asciiTheme="minorHAnsi" w:hAnsiTheme="minorHAnsi" w:cstheme="minorHAnsi"/>
+        </w:rPr>
+      </w:pPr>
+      <w:r>
+        <w:rPr>
+          <w:rFonts w:asciiTheme="minorHAnsi" w:hAnsiTheme="minorHAnsi" w:cstheme="minorHAnsi"/>
         </w:rPr>
         <w:lastRenderedPageBreak/>
         <w:t>PROBLEM</w:t>
       </w:r>
       <w:r>
         <w:rPr>
-          <w:rFonts w:ascii="Times New Roman" w:hAnsi="Times New Roman" w:cs="Times New Roman"/>
+          <w:rFonts w:asciiTheme="minorHAnsi" w:hAnsiTheme="minorHAnsi" w:cstheme="minorHAnsi"/>
           <w:spacing w:val="-3"/>
         </w:rPr>
         <w:t xml:space="preserve"> </w:t>
       </w:r>
       <w:r>
         <w:rPr>
-          <w:rFonts w:ascii="Times New Roman" w:hAnsi="Times New Roman" w:cs="Times New Roman"/>
+          <w:rFonts w:asciiTheme="minorHAnsi" w:hAnsiTheme="minorHAnsi" w:cstheme="minorHAnsi"/>
           <w:spacing w:val="-2"/>
         </w:rPr>
         <w:t>STATEMENT</w:t>
@@ -501,12 +541,12 @@
         <w:spacing w:before="331"/>
         <w:ind w:left="360" w:right="746"/>
         <w:rPr>
-          <w:rFonts w:ascii="Times New Roman" w:hAnsi="Times New Roman" w:cs="Times New Roman"/>
-        </w:rPr>
-      </w:pPr>
-      <w:r>
-        <w:rPr>
-          <w:rFonts w:ascii="Times New Roman" w:hAnsi="Times New Roman" w:cs="Times New Roman"/>
+          <w:rFonts w:asciiTheme="minorHAnsi" w:hAnsiTheme="minorHAnsi" w:cstheme="minorHAnsi"/>
+        </w:rPr>
+      </w:pPr>
+      <w:r>
+        <w:rPr>
+          <w:rFonts w:asciiTheme="minorHAnsi" w:hAnsiTheme="minorHAnsi" w:cstheme="minorHAnsi"/>
         </w:rPr>
         <w:t>In many government Primary Health Centres, maternal appointment tracking and follow-up are still handled manually. This can make it difficult for health workers to know which women are due for antenatal or postnatal visits, who has missed appointments, and who needs immediate follow-up. When records are not easy to access or update, continuity of care becomes weaker and important visits may be missed.</w:t>
       </w:r>
@@ -516,7 +556,7 @@
         <w:pStyle w:val="BodyText"/>
         <w:spacing w:before="11"/>
         <w:rPr>
-          <w:rFonts w:ascii="Times New Roman" w:hAnsi="Times New Roman" w:cs="Times New Roman"/>
+          <w:rFonts w:asciiTheme="minorHAnsi" w:hAnsiTheme="minorHAnsi" w:cstheme="minorHAnsi"/>
         </w:rPr>
       </w:pPr>
     </w:p>
@@ -525,12 +565,12 @@
         <w:pStyle w:val="BodyText"/>
         <w:ind w:left="360" w:right="801"/>
         <w:rPr>
-          <w:rFonts w:ascii="Times New Roman" w:hAnsi="Times New Roman" w:cs="Times New Roman"/>
-        </w:rPr>
-      </w:pPr>
-      <w:r>
-        <w:rPr>
-          <w:rFonts w:ascii="Times New Roman" w:hAnsi="Times New Roman" w:cs="Times New Roman"/>
+          <w:rFonts w:asciiTheme="minorHAnsi" w:hAnsiTheme="minorHAnsi" w:cstheme="minorHAnsi"/>
+        </w:rPr>
+      </w:pPr>
+      <w:r>
+        <w:rPr>
+          <w:rFonts w:asciiTheme="minorHAnsi" w:hAnsiTheme="minorHAnsi" w:cstheme="minorHAnsi"/>
         </w:rPr>
         <w:t>Another challenge is that many PHC workers may not always have access to standard computers during their daily work, even though smartphones are more available. Also, many pregnant women may not have smartphones or may not be comfortable using mobile applications directly. Because of this, a system that depends only on desktop computers or patient smartphone apps may not fit the real situation in government PHCs.</w:t>
       </w:r>
@@ -540,12 +580,12 @@
         <w:pStyle w:val="BodyText"/>
         <w:ind w:left="360" w:right="801"/>
         <w:rPr>
-          <w:rFonts w:ascii="Times New Roman" w:hAnsi="Times New Roman" w:cs="Times New Roman"/>
-        </w:rPr>
-      </w:pPr>
-      <w:r>
-        <w:rPr>
-          <w:rFonts w:ascii="Times New Roman" w:hAnsi="Times New Roman" w:cs="Times New Roman"/>
+          <w:rFonts w:asciiTheme="minorHAnsi" w:hAnsiTheme="minorHAnsi" w:cstheme="minorHAnsi"/>
+        </w:rPr>
+      </w:pPr>
+      <w:r>
+        <w:rPr>
+          <w:rFonts w:asciiTheme="minorHAnsi" w:hAnsiTheme="minorHAnsi" w:cstheme="minorHAnsi"/>
         </w:rPr>
         <w:t>The problem this project addresses, therefore, is the absence of a mobile-first and SMS-based maternal care reminder and follow-up platform designed for government Primary Health Centres in Effurun. Such a system is needed to support health workers with easy patient registration and visit tracking on smartphones or PCs, while also helping pregnant women receive timely reminders through simple SMS communication.</w:t>
       </w:r>
@@ -554,7 +594,7 @@
       <w:pPr>
         <w:pStyle w:val="BodyText"/>
         <w:rPr>
-          <w:rFonts w:ascii="Times New Roman" w:hAnsi="Times New Roman" w:cs="Times New Roman"/>
+          <w:rFonts w:asciiTheme="minorHAnsi" w:hAnsiTheme="minorHAnsi" w:cstheme="minorHAnsi"/>
         </w:rPr>
         <w:sectPr>
           <w:pgSz w:w="12240" w:h="15840"/>
@@ -568,12 +608,12 @@
         <w:pStyle w:val="Heading2"/>
         <w:ind w:left="422"/>
         <w:rPr>
-          <w:rFonts w:ascii="Times New Roman" w:hAnsi="Times New Roman" w:cs="Times New Roman"/>
-        </w:rPr>
-      </w:pPr>
-      <w:r>
-        <w:rPr>
-          <w:rFonts w:ascii="Times New Roman" w:hAnsi="Times New Roman" w:cs="Times New Roman"/>
+          <w:rFonts w:asciiTheme="minorHAnsi" w:hAnsiTheme="minorHAnsi" w:cstheme="minorHAnsi"/>
+        </w:rPr>
+      </w:pPr>
+      <w:r>
+        <w:rPr>
+          <w:rFonts w:asciiTheme="minorHAnsi" w:hAnsiTheme="minorHAnsi" w:cstheme="minorHAnsi"/>
           <w:spacing w:val="-2"/>
         </w:rPr>
         <w:lastRenderedPageBreak/>
@@ -585,13 +625,13 @@
         <w:spacing w:before="251" w:line="276" w:lineRule="auto"/>
         <w:ind w:left="360" w:right="801"/>
         <w:rPr>
-          <w:rFonts w:ascii="Times New Roman" w:hAnsi="Times New Roman" w:cs="Times New Roman"/>
+          <w:rFonts w:asciiTheme="minorHAnsi" w:hAnsiTheme="minorHAnsi" w:cstheme="minorHAnsi"/>
           <w:sz w:val="24"/>
         </w:rPr>
       </w:pPr>
       <w:r>
         <w:rPr>
-          <w:rFonts w:ascii="Times New Roman" w:hAnsi="Times New Roman" w:cs="Times New Roman"/>
+          <w:rFonts w:asciiTheme="minorHAnsi" w:hAnsiTheme="minorHAnsi" w:cstheme="minorHAnsi"/>
           <w:sz w:val="24"/>
         </w:rPr>
         <w:t>To design and implement a mobile-first SMS-based maternal care reminder and follow-up platform for government Primary Health Centres in Effurun. The specific objectives of the study are as follows:</w:t>
@@ -601,12 +641,12 @@
       <w:pPr>
         <w:pStyle w:val="ListParagraph"/>
         <w:rPr>
-          <w:rFonts w:ascii="Times New Roman" w:hAnsi="Times New Roman" w:cs="Times New Roman"/>
-        </w:rPr>
-      </w:pPr>
-      <w:r>
-        <w:rPr>
-          <w:rFonts w:ascii="Times New Roman" w:hAnsi="Times New Roman" w:cs="Times New Roman"/>
+          <w:rFonts w:asciiTheme="minorHAnsi" w:hAnsiTheme="minorHAnsi" w:cstheme="minorHAnsi"/>
+        </w:rPr>
+      </w:pPr>
+      <w:r>
+        <w:rPr>
+          <w:rFonts w:asciiTheme="minorHAnsi" w:hAnsiTheme="minorHAnsi" w:cstheme="minorHAnsi"/>
         </w:rPr>
         <w:t>To build a mobile-first web platform for government PHC staff to manage maternal care appointments and follow-up.</w:t>
       </w:r>
@@ -615,12 +655,12 @@
       <w:pPr>
         <w:pStyle w:val="ListParagraph"/>
         <w:rPr>
-          <w:rFonts w:ascii="Times New Roman" w:hAnsi="Times New Roman" w:cs="Times New Roman"/>
-        </w:rPr>
-      </w:pPr>
-      <w:r>
-        <w:rPr>
-          <w:rFonts w:ascii="Times New Roman" w:hAnsi="Times New Roman" w:cs="Times New Roman"/>
+          <w:rFonts w:asciiTheme="minorHAnsi" w:hAnsiTheme="minorHAnsi" w:cstheme="minorHAnsi"/>
+        </w:rPr>
+      </w:pPr>
+      <w:r>
+        <w:rPr>
+          <w:rFonts w:asciiTheme="minorHAnsi" w:hAnsiTheme="minorHAnsi" w:cstheme="minorHAnsi"/>
         </w:rPr>
         <w:t>To provide support for the registration of pregnant women and the recording of antenatal and postnatal visit dates.</w:t>
       </w:r>
@@ -629,12 +669,12 @@
       <w:pPr>
         <w:pStyle w:val="ListParagraph"/>
         <w:rPr>
-          <w:rFonts w:ascii="Times New Roman" w:hAnsi="Times New Roman" w:cs="Times New Roman"/>
-        </w:rPr>
-      </w:pPr>
-      <w:r>
-        <w:rPr>
-          <w:rFonts w:ascii="Times New Roman" w:hAnsi="Times New Roman" w:cs="Times New Roman"/>
+          <w:rFonts w:asciiTheme="minorHAnsi" w:hAnsiTheme="minorHAnsi" w:cstheme="minorHAnsi"/>
+        </w:rPr>
+      </w:pPr>
+      <w:r>
+        <w:rPr>
+          <w:rFonts w:asciiTheme="minorHAnsi" w:hAnsiTheme="minorHAnsi" w:cstheme="minorHAnsi"/>
         </w:rPr>
         <w:t>To implement a reminder module that prepares and sends SMS notifications before scheduled visits.</w:t>
       </w:r>
@@ -643,12 +683,12 @@
       <w:pPr>
         <w:pStyle w:val="ListParagraph"/>
         <w:rPr>
-          <w:rFonts w:ascii="Times New Roman" w:hAnsi="Times New Roman" w:cs="Times New Roman"/>
-        </w:rPr>
-      </w:pPr>
-      <w:r>
-        <w:rPr>
-          <w:rFonts w:ascii="Times New Roman" w:hAnsi="Times New Roman" w:cs="Times New Roman"/>
+          <w:rFonts w:asciiTheme="minorHAnsi" w:hAnsiTheme="minorHAnsi" w:cstheme="minorHAnsi"/>
+        </w:rPr>
+      </w:pPr>
+      <w:r>
+        <w:rPr>
+          <w:rFonts w:asciiTheme="minorHAnsi" w:hAnsiTheme="minorHAnsi" w:cstheme="minorHAnsi"/>
         </w:rPr>
         <w:t>To provide missed-visit tracking and follow-up support for women who do not attend their appointments.</w:t>
       </w:r>
@@ -657,12 +697,12 @@
       <w:pPr>
         <w:pStyle w:val="ListParagraph"/>
         <w:rPr>
-          <w:rFonts w:ascii="Times New Roman" w:hAnsi="Times New Roman" w:cs="Times New Roman"/>
-        </w:rPr>
-      </w:pPr>
-      <w:r>
-        <w:rPr>
-          <w:rFonts w:ascii="Times New Roman" w:hAnsi="Times New Roman" w:cs="Times New Roman"/>
+          <w:rFonts w:asciiTheme="minorHAnsi" w:hAnsiTheme="minorHAnsi" w:cstheme="minorHAnsi"/>
+        </w:rPr>
+      </w:pPr>
+      <w:r>
+        <w:rPr>
+          <w:rFonts w:asciiTheme="minorHAnsi" w:hAnsiTheme="minorHAnsi" w:cstheme="minorHAnsi"/>
         </w:rPr>
         <w:t>To make the system usable on smartphones first, while still allowing access on PCs when available.</w:t>
       </w:r>
@@ -671,12 +711,12 @@
       <w:pPr>
         <w:pStyle w:val="ListParagraph"/>
         <w:rPr>
-          <w:rFonts w:ascii="Times New Roman" w:hAnsi="Times New Roman" w:cs="Times New Roman"/>
-        </w:rPr>
-      </w:pPr>
-      <w:r>
-        <w:rPr>
-          <w:rFonts w:ascii="Times New Roman" w:hAnsi="Times New Roman" w:cs="Times New Roman"/>
+          <w:rFonts w:asciiTheme="minorHAnsi" w:hAnsiTheme="minorHAnsi" w:cstheme="minorHAnsi"/>
+        </w:rPr>
+      </w:pPr>
+      <w:r>
+        <w:rPr>
+          <w:rFonts w:asciiTheme="minorHAnsi" w:hAnsiTheme="minorHAnsi" w:cstheme="minorHAnsi"/>
         </w:rPr>
         <w:t>To provide a simple reporting dashboard for monitoring due visits, missed visits, and follow-up activities.</w:t>
       </w:r>
@@ -685,7 +725,7 @@
       <w:pPr>
         <w:pStyle w:val="ListParagraph"/>
         <w:rPr>
-          <w:rFonts w:ascii="Times New Roman" w:hAnsi="Times New Roman" w:cs="Times New Roman"/>
+          <w:rFonts w:asciiTheme="minorHAnsi" w:hAnsiTheme="minorHAnsi" w:cstheme="minorHAnsi"/>
           <w:sz w:val="24"/>
         </w:rPr>
         <w:sectPr>
@@ -701,14 +741,14 @@
         <w:ind w:left="423" w:right="782"/>
         <w:jc w:val="center"/>
         <w:rPr>
-          <w:rFonts w:ascii="Times New Roman" w:hAnsi="Times New Roman" w:cs="Times New Roman"/>
+          <w:rFonts w:asciiTheme="minorHAnsi" w:hAnsiTheme="minorHAnsi" w:cstheme="minorHAnsi"/>
           <w:b/>
           <w:sz w:val="36"/>
         </w:rPr>
       </w:pPr>
       <w:r>
         <w:rPr>
-          <w:rFonts w:ascii="Times New Roman" w:hAnsi="Times New Roman" w:cs="Times New Roman"/>
+          <w:rFonts w:asciiTheme="minorHAnsi" w:hAnsiTheme="minorHAnsi" w:cstheme="minorHAnsi"/>
           <w:b/>
           <w:sz w:val="36"/>
         </w:rPr>
@@ -717,7 +757,7 @@
       </w:r>
       <w:r>
         <w:rPr>
-          <w:rFonts w:ascii="Times New Roman" w:hAnsi="Times New Roman" w:cs="Times New Roman"/>
+          <w:rFonts w:asciiTheme="minorHAnsi" w:hAnsiTheme="minorHAnsi" w:cstheme="minorHAnsi"/>
           <w:b/>
           <w:spacing w:val="-7"/>
           <w:sz w:val="36"/>
@@ -726,7 +766,7 @@
       </w:r>
       <w:r>
         <w:rPr>
-          <w:rFonts w:ascii="Times New Roman" w:hAnsi="Times New Roman" w:cs="Times New Roman"/>
+          <w:rFonts w:asciiTheme="minorHAnsi" w:hAnsiTheme="minorHAnsi" w:cstheme="minorHAnsi"/>
           <w:b/>
           <w:spacing w:val="-2"/>
           <w:sz w:val="36"/>
@@ -740,12 +780,12 @@
         <w:spacing w:before="346"/>
         <w:ind w:left="360" w:right="739"/>
         <w:rPr>
-          <w:rFonts w:ascii="Times New Roman" w:hAnsi="Times New Roman" w:cs="Times New Roman"/>
-        </w:rPr>
-      </w:pPr>
-      <w:r>
-        <w:rPr>
-          <w:rFonts w:ascii="Times New Roman" w:hAnsi="Times New Roman" w:cs="Times New Roman"/>
+          <w:rFonts w:asciiTheme="minorHAnsi" w:hAnsiTheme="minorHAnsi" w:cstheme="minorHAnsi"/>
+        </w:rPr>
+      </w:pPr>
+      <w:r>
+        <w:rPr>
+          <w:rFonts w:asciiTheme="minorHAnsi" w:hAnsiTheme="minorHAnsi" w:cstheme="minorHAnsi"/>
         </w:rPr>
         <w:t>Maternal care reminder systems are digital tools used to support pregnant women and new mothers by reminding them of important healthcare visits and follow-up actions. These systems are useful because they help reduce missed appointments and improve continuity of care. In this study, the reminder system is not meant to replace medical care. It is meant to support attendance and follow-up.</w:t>
       </w:r>
@@ -755,7 +795,7 @@
         <w:pStyle w:val="BodyText"/>
         <w:spacing w:before="11"/>
         <w:rPr>
-          <w:rFonts w:ascii="Times New Roman" w:hAnsi="Times New Roman" w:cs="Times New Roman"/>
+          <w:rFonts w:asciiTheme="minorHAnsi" w:hAnsiTheme="minorHAnsi" w:cstheme="minorHAnsi"/>
         </w:rPr>
       </w:pPr>
     </w:p>
@@ -764,12 +804,12 @@
         <w:pStyle w:val="BodyText"/>
         <w:ind w:left="360" w:right="778"/>
         <w:rPr>
-          <w:rFonts w:ascii="Times New Roman" w:hAnsi="Times New Roman" w:cs="Times New Roman"/>
-        </w:rPr>
-      </w:pPr>
-      <w:r>
-        <w:rPr>
-          <w:rFonts w:ascii="Times New Roman" w:hAnsi="Times New Roman" w:cs="Times New Roman"/>
+          <w:rFonts w:asciiTheme="minorHAnsi" w:hAnsiTheme="minorHAnsi" w:cstheme="minorHAnsi"/>
+        </w:rPr>
+      </w:pPr>
+      <w:r>
+        <w:rPr>
+          <w:rFonts w:asciiTheme="minorHAnsi" w:hAnsiTheme="minorHAnsi" w:cstheme="minorHAnsi"/>
         </w:rPr>
         <w:t>A mobile-first system is one that is designed first for small screens such as smartphones before being adjusted for larger screens like laptops and desktop computers. In this project, mobile-first design is important because many PHC workers may depend more on smartphones than standard computers during daily service delivery. This makes mobile usability a major part of the system design rather than an afterthought.</w:t>
       </w:r>
@@ -779,7 +819,7 @@
         <w:pStyle w:val="BodyText"/>
         <w:spacing w:before="11"/>
         <w:rPr>
-          <w:rFonts w:ascii="Times New Roman" w:hAnsi="Times New Roman" w:cs="Times New Roman"/>
+          <w:rFonts w:asciiTheme="minorHAnsi" w:hAnsiTheme="minorHAnsi" w:cstheme="minorHAnsi"/>
         </w:rPr>
       </w:pPr>
     </w:p>
@@ -790,12 +830,12 @@
         <w:ind w:left="360" w:right="772"/>
         <w:jc w:val="both"/>
         <w:rPr>
-          <w:rFonts w:ascii="Times New Roman" w:hAnsi="Times New Roman" w:cs="Times New Roman"/>
-        </w:rPr>
-      </w:pPr>
-      <w:r>
-        <w:rPr>
-          <w:rFonts w:ascii="Times New Roman" w:hAnsi="Times New Roman" w:cs="Times New Roman"/>
+          <w:rFonts w:asciiTheme="minorHAnsi" w:hAnsiTheme="minorHAnsi" w:cstheme="minorHAnsi"/>
+        </w:rPr>
+      </w:pPr>
+      <w:r>
+        <w:rPr>
+          <w:rFonts w:asciiTheme="minorHAnsi" w:hAnsiTheme="minorHAnsi" w:cstheme="minorHAnsi"/>
         </w:rPr>
         <w:t>SMS-based health communication involves the use of text messages to share reminders, notices, and follow-up information with patients. It is especially useful in settings where internet access is limited or where many people use basic phones instead of smartphones. In this project, SMS is important because it allows the system to reach women who may not use apps or online services directly.</w:t>
       </w:r>
@@ -805,7 +845,7 @@
         <w:pStyle w:val="BodyText"/>
         <w:spacing w:before="11"/>
         <w:rPr>
-          <w:rFonts w:ascii="Times New Roman" w:hAnsi="Times New Roman" w:cs="Times New Roman"/>
+          <w:rFonts w:asciiTheme="minorHAnsi" w:hAnsiTheme="minorHAnsi" w:cstheme="minorHAnsi"/>
         </w:rPr>
       </w:pPr>
     </w:p>
@@ -814,12 +854,12 @@
         <w:pStyle w:val="BodyText"/>
         <w:ind w:left="360" w:right="738"/>
         <w:rPr>
-          <w:rFonts w:ascii="Times New Roman" w:hAnsi="Times New Roman" w:cs="Times New Roman"/>
-        </w:rPr>
-      </w:pPr>
-      <w:r>
-        <w:rPr>
-          <w:rFonts w:ascii="Times New Roman" w:hAnsi="Times New Roman" w:cs="Times New Roman"/>
+          <w:rFonts w:asciiTheme="minorHAnsi" w:hAnsiTheme="minorHAnsi" w:cstheme="minorHAnsi"/>
+        </w:rPr>
+      </w:pPr>
+      <w:r>
+        <w:rPr>
+          <w:rFonts w:asciiTheme="minorHAnsi" w:hAnsiTheme="minorHAnsi" w:cstheme="minorHAnsi"/>
         </w:rPr>
         <w:t>Follow-up in maternal care means checking on women who are due for care or who have missed scheduled visits. Defaulter tracking means identifying women who did not attend their expected appointments and making them visible for follow-up action. This concept is important in the proposed system because missed visits can weaken continuity of care and reduce timely support for pregnant women.</w:t>
       </w:r>
@@ -829,7 +869,7 @@
         <w:pStyle w:val="BodyText"/>
         <w:spacing w:before="11"/>
         <w:rPr>
-          <w:rFonts w:ascii="Times New Roman" w:hAnsi="Times New Roman" w:cs="Times New Roman"/>
+          <w:rFonts w:asciiTheme="minorHAnsi" w:hAnsiTheme="minorHAnsi" w:cstheme="minorHAnsi"/>
         </w:rPr>
       </w:pPr>
     </w:p>
@@ -838,12 +878,12 @@
         <w:pStyle w:val="BodyText"/>
         <w:ind w:left="360" w:right="818"/>
         <w:rPr>
-          <w:rFonts w:ascii="Times New Roman" w:hAnsi="Times New Roman" w:cs="Times New Roman"/>
-        </w:rPr>
-      </w:pPr>
-      <w:r>
-        <w:rPr>
-          <w:rFonts w:ascii="Times New Roman" w:hAnsi="Times New Roman" w:cs="Times New Roman"/>
+          <w:rFonts w:asciiTheme="minorHAnsi" w:hAnsiTheme="minorHAnsi" w:cstheme="minorHAnsi"/>
+        </w:rPr>
+      </w:pPr>
+      <w:r>
+        <w:rPr>
+          <w:rFonts w:asciiTheme="minorHAnsi" w:hAnsiTheme="minorHAnsi" w:cstheme="minorHAnsi"/>
         </w:rPr>
         <w:t>Government Primary Health Centres are community-level public health facilities that often provide the first level of maternal and child healthcare services. Because they are close to the community, they are suitable settings for a reminder and follow-up platform. In this project, the system is specifically limited to government PHCs in Effurun.</w:t>
       </w:r>
@@ -853,7 +893,7 @@
         <w:pStyle w:val="BodyText"/>
         <w:spacing w:before="12"/>
         <w:rPr>
-          <w:rFonts w:ascii="Times New Roman" w:hAnsi="Times New Roman" w:cs="Times New Roman"/>
+          <w:rFonts w:asciiTheme="minorHAnsi" w:hAnsiTheme="minorHAnsi" w:cstheme="minorHAnsi"/>
         </w:rPr>
       </w:pPr>
     </w:p>
@@ -862,15 +902,15 @@
         <w:pStyle w:val="BodyText"/>
         <w:ind w:left="360" w:right="778"/>
         <w:rPr>
-          <w:rFonts w:ascii="Times New Roman" w:hAnsi="Times New Roman" w:cs="Times New Roman"/>
-        </w:rPr>
-      </w:pPr>
-    </w:p>
-    <w:p>
-      <w:pPr>
-        <w:pStyle w:val="BodyText"/>
-        <w:rPr>
-          <w:rFonts w:ascii="Times New Roman" w:hAnsi="Times New Roman" w:cs="Times New Roman"/>
+          <w:rFonts w:asciiTheme="minorHAnsi" w:hAnsiTheme="minorHAnsi" w:cstheme="minorHAnsi"/>
+        </w:rPr>
+      </w:pPr>
+    </w:p>
+    <w:p>
+      <w:pPr>
+        <w:pStyle w:val="BodyText"/>
+        <w:rPr>
+          <w:rFonts w:asciiTheme="minorHAnsi" w:hAnsiTheme="minorHAnsi" w:cstheme="minorHAnsi"/>
         </w:rPr>
         <w:sectPr>
           <w:pgSz w:w="12240" w:h="15840"/>
@@ -883,26 +923,26 @@
       <w:pPr>
         <w:pStyle w:val="Heading2"/>
         <w:rPr>
-          <w:rFonts w:ascii="Times New Roman" w:hAnsi="Times New Roman" w:cs="Times New Roman"/>
-        </w:rPr>
-      </w:pPr>
-      <w:r>
-        <w:rPr>
-          <w:rFonts w:ascii="Times New Roman" w:hAnsi="Times New Roman" w:cs="Times New Roman"/>
+          <w:rFonts w:asciiTheme="minorHAnsi" w:hAnsiTheme="minorHAnsi" w:cstheme="minorHAnsi"/>
+        </w:rPr>
+      </w:pPr>
+      <w:r>
+        <w:rPr>
+          <w:rFonts w:asciiTheme="minorHAnsi" w:hAnsiTheme="minorHAnsi" w:cstheme="minorHAnsi"/>
         </w:rPr>
         <w:lastRenderedPageBreak/>
         <w:t>LITERATURE</w:t>
       </w:r>
       <w:r>
         <w:rPr>
-          <w:rFonts w:ascii="Times New Roman" w:hAnsi="Times New Roman" w:cs="Times New Roman"/>
+          <w:rFonts w:asciiTheme="minorHAnsi" w:hAnsiTheme="minorHAnsi" w:cstheme="minorHAnsi"/>
           <w:spacing w:val="-5"/>
         </w:rPr>
         <w:t xml:space="preserve"> </w:t>
       </w:r>
       <w:r>
         <w:rPr>
-          <w:rFonts w:ascii="Times New Roman" w:hAnsi="Times New Roman" w:cs="Times New Roman"/>
+          <w:rFonts w:asciiTheme="minorHAnsi" w:hAnsiTheme="minorHAnsi" w:cstheme="minorHAnsi"/>
           <w:spacing w:val="-2"/>
         </w:rPr>
         <w:t>REVIEW</w:t>
@@ -913,7 +953,7 @@
         <w:pStyle w:val="BodyText"/>
         <w:spacing w:before="2"/>
         <w:rPr>
-          <w:rFonts w:ascii="Times New Roman" w:hAnsi="Times New Roman" w:cs="Times New Roman"/>
+          <w:rFonts w:asciiTheme="minorHAnsi" w:hAnsiTheme="minorHAnsi" w:cstheme="minorHAnsi"/>
           <w:b/>
           <w:sz w:val="20"/>
         </w:rPr>
@@ -959,13 +999,13 @@
               <w:spacing w:before="0" w:line="270" w:lineRule="atLeast"/>
               <w:ind w:left="222" w:right="211" w:firstLine="98"/>
               <w:rPr>
-                <w:rFonts w:ascii="Times New Roman" w:hAnsi="Times New Roman" w:cs="Times New Roman"/>
+                <w:rFonts w:asciiTheme="minorHAnsi" w:hAnsiTheme="minorHAnsi" w:cstheme="minorHAnsi"/>
                 <w:b/>
               </w:rPr>
             </w:pPr>
             <w:r>
               <w:rPr>
-                <w:rFonts w:ascii="Times New Roman" w:hAnsi="Times New Roman" w:cs="Times New Roman"/>
+                <w:rFonts w:asciiTheme="minorHAnsi" w:hAnsiTheme="minorHAnsi" w:cstheme="minorHAnsi"/>
                 <w:b/>
                 <w:spacing w:val="-2"/>
               </w:rPr>
@@ -982,13 +1022,13 @@
               <w:pStyle w:val="TableParagraph"/>
               <w:ind w:left="375"/>
               <w:rPr>
-                <w:rFonts w:ascii="Times New Roman" w:hAnsi="Times New Roman" w:cs="Times New Roman"/>
+                <w:rFonts w:asciiTheme="minorHAnsi" w:hAnsiTheme="minorHAnsi" w:cstheme="minorHAnsi"/>
                 <w:b/>
               </w:rPr>
             </w:pPr>
             <w:r>
               <w:rPr>
-                <w:rFonts w:ascii="Times New Roman" w:hAnsi="Times New Roman" w:cs="Times New Roman"/>
+                <w:rFonts w:asciiTheme="minorHAnsi" w:hAnsiTheme="minorHAnsi" w:cstheme="minorHAnsi"/>
                 <w:b/>
                 <w:spacing w:val="-2"/>
               </w:rPr>
@@ -1005,20 +1045,20 @@
               <w:pStyle w:val="TableParagraph"/>
               <w:ind w:left="163"/>
               <w:rPr>
-                <w:rFonts w:ascii="Times New Roman" w:hAnsi="Times New Roman" w:cs="Times New Roman"/>
+                <w:rFonts w:asciiTheme="minorHAnsi" w:hAnsiTheme="minorHAnsi" w:cstheme="minorHAnsi"/>
                 <w:b/>
               </w:rPr>
             </w:pPr>
             <w:r>
               <w:rPr>
-                <w:rFonts w:ascii="Times New Roman" w:hAnsi="Times New Roman" w:cs="Times New Roman"/>
+                <w:rFonts w:asciiTheme="minorHAnsi" w:hAnsiTheme="minorHAnsi" w:cstheme="minorHAnsi"/>
                 <w:b/>
               </w:rPr>
               <w:t>Methodology</w:t>
             </w:r>
             <w:r>
               <w:rPr>
-                <w:rFonts w:ascii="Times New Roman" w:hAnsi="Times New Roman" w:cs="Times New Roman"/>
+                <w:rFonts w:asciiTheme="minorHAnsi" w:hAnsiTheme="minorHAnsi" w:cstheme="minorHAnsi"/>
                 <w:b/>
                 <w:spacing w:val="-12"/>
               </w:rPr>
@@ -1026,7 +1066,7 @@
             </w:r>
             <w:r>
               <w:rPr>
-                <w:rFonts w:ascii="Times New Roman" w:hAnsi="Times New Roman" w:cs="Times New Roman"/>
+                <w:rFonts w:asciiTheme="minorHAnsi" w:hAnsiTheme="minorHAnsi" w:cstheme="minorHAnsi"/>
                 <w:b/>
                 <w:spacing w:val="-4"/>
               </w:rPr>
@@ -1043,13 +1083,13 @@
               <w:pStyle w:val="TableParagraph"/>
               <w:ind w:left="823"/>
               <w:rPr>
-                <w:rFonts w:ascii="Times New Roman" w:hAnsi="Times New Roman" w:cs="Times New Roman"/>
+                <w:rFonts w:asciiTheme="minorHAnsi" w:hAnsiTheme="minorHAnsi" w:cstheme="minorHAnsi"/>
                 <w:b/>
               </w:rPr>
             </w:pPr>
             <w:r>
               <w:rPr>
-                <w:rFonts w:ascii="Times New Roman" w:hAnsi="Times New Roman" w:cs="Times New Roman"/>
+                <w:rFonts w:asciiTheme="minorHAnsi" w:hAnsiTheme="minorHAnsi" w:cstheme="minorHAnsi"/>
                 <w:b/>
                 <w:spacing w:val="-2"/>
               </w:rPr>
@@ -1066,20 +1106,20 @@
               <w:pStyle w:val="TableParagraph"/>
               <w:ind w:left="150"/>
               <w:rPr>
-                <w:rFonts w:ascii="Times New Roman" w:hAnsi="Times New Roman" w:cs="Times New Roman"/>
+                <w:rFonts w:asciiTheme="minorHAnsi" w:hAnsiTheme="minorHAnsi" w:cstheme="minorHAnsi"/>
                 <w:b/>
               </w:rPr>
             </w:pPr>
             <w:r>
               <w:rPr>
-                <w:rFonts w:ascii="Times New Roman" w:hAnsi="Times New Roman" w:cs="Times New Roman"/>
+                <w:rFonts w:asciiTheme="minorHAnsi" w:hAnsiTheme="minorHAnsi" w:cstheme="minorHAnsi"/>
                 <w:b/>
               </w:rPr>
               <w:t>Gaps/Further</w:t>
             </w:r>
             <w:r>
               <w:rPr>
-                <w:rFonts w:ascii="Times New Roman" w:hAnsi="Times New Roman" w:cs="Times New Roman"/>
+                <w:rFonts w:asciiTheme="minorHAnsi" w:hAnsiTheme="minorHAnsi" w:cstheme="minorHAnsi"/>
                 <w:b/>
                 <w:spacing w:val="-9"/>
               </w:rPr>
@@ -1087,7 +1127,7 @@
             </w:r>
             <w:r>
               <w:rPr>
-                <w:rFonts w:ascii="Times New Roman" w:hAnsi="Times New Roman" w:cs="Times New Roman"/>
+                <w:rFonts w:asciiTheme="minorHAnsi" w:hAnsiTheme="minorHAnsi" w:cstheme="minorHAnsi"/>
                 <w:b/>
                 <w:spacing w:val="-2"/>
               </w:rPr>
@@ -1107,12 +1147,12 @@
           <w:p>
             <w:pPr>
               <w:rPr>
-                <w:rFonts w:ascii="Times New Roman" w:hAnsi="Times New Roman" w:cs="Times New Roman"/>
-              </w:rPr>
-            </w:pPr>
-            <w:r>
-              <w:rPr>
-                <w:rFonts w:ascii="Times New Roman" w:hAnsi="Times New Roman" w:cs="Times New Roman"/>
+                <w:rFonts w:asciiTheme="minorHAnsi" w:hAnsiTheme="minorHAnsi" w:cstheme="minorHAnsi"/>
+              </w:rPr>
+            </w:pPr>
+            <w:r>
+              <w:rPr>
+                <w:rFonts w:asciiTheme="minorHAnsi" w:hAnsiTheme="minorHAnsi" w:cstheme="minorHAnsi"/>
               </w:rPr>
               <w:t>Oyinlola et al. (2025), Regional variations in prevalence and factors associated with maternal healthcare services utilisation in Nigeria</w:t>
             </w:r>
@@ -1125,12 +1165,12 @@
           <w:p>
             <w:pPr>
               <w:rPr>
-                <w:rFonts w:ascii="Times New Roman" w:hAnsi="Times New Roman" w:cs="Times New Roman"/>
-              </w:rPr>
-            </w:pPr>
-            <w:r>
-              <w:rPr>
-                <w:rFonts w:ascii="Times New Roman" w:hAnsi="Times New Roman" w:cs="Times New Roman"/>
+                <w:rFonts w:asciiTheme="minorHAnsi" w:hAnsiTheme="minorHAnsi" w:cstheme="minorHAnsi"/>
+              </w:rPr>
+            </w:pPr>
+            <w:r>
+              <w:rPr>
+                <w:rFonts w:asciiTheme="minorHAnsi" w:hAnsiTheme="minorHAnsi" w:cstheme="minorHAnsi"/>
               </w:rPr>
               <w:t>To examine maternal healthcare service use and associated factors across Nigeria.</w:t>
             </w:r>
@@ -1143,12 +1183,12 @@
           <w:p>
             <w:pPr>
               <w:rPr>
-                <w:rFonts w:ascii="Times New Roman" w:hAnsi="Times New Roman" w:cs="Times New Roman"/>
-              </w:rPr>
-            </w:pPr>
-            <w:r>
-              <w:rPr>
-                <w:rFonts w:ascii="Times New Roman" w:hAnsi="Times New Roman" w:cs="Times New Roman"/>
+                <w:rFonts w:asciiTheme="minorHAnsi" w:hAnsiTheme="minorHAnsi" w:cstheme="minorHAnsi"/>
+              </w:rPr>
+            </w:pPr>
+            <w:r>
+              <w:rPr>
+                <w:rFonts w:asciiTheme="minorHAnsi" w:hAnsiTheme="minorHAnsi" w:cstheme="minorHAnsi"/>
               </w:rPr>
               <w:t>National analytical study.</w:t>
             </w:r>
@@ -1161,12 +1201,12 @@
           <w:p>
             <w:pPr>
               <w:rPr>
-                <w:rFonts w:ascii="Times New Roman" w:hAnsi="Times New Roman" w:cs="Times New Roman"/>
-              </w:rPr>
-            </w:pPr>
-            <w:r>
-              <w:rPr>
-                <w:rFonts w:ascii="Times New Roman" w:hAnsi="Times New Roman" w:cs="Times New Roman"/>
+                <w:rFonts w:asciiTheme="minorHAnsi" w:hAnsiTheme="minorHAnsi" w:cstheme="minorHAnsi"/>
+              </w:rPr>
+            </w:pPr>
+            <w:r>
+              <w:rPr>
+                <w:rFonts w:asciiTheme="minorHAnsi" w:hAnsiTheme="minorHAnsi" w:cstheme="minorHAnsi"/>
               </w:rPr>
               <w:t>Gives strong Nigerian evidence that maternal care use is still uneven and affected by multiple factors.</w:t>
             </w:r>
@@ -1179,12 +1219,12 @@
           <w:p>
             <w:pPr>
               <w:rPr>
-                <w:rFonts w:ascii="Times New Roman" w:hAnsi="Times New Roman" w:cs="Times New Roman"/>
-              </w:rPr>
-            </w:pPr>
-            <w:r>
-              <w:rPr>
-                <w:rFonts w:ascii="Times New Roman" w:hAnsi="Times New Roman" w:cs="Times New Roman"/>
+                <w:rFonts w:asciiTheme="minorHAnsi" w:hAnsiTheme="minorHAnsi" w:cstheme="minorHAnsi"/>
+              </w:rPr>
+            </w:pPr>
+            <w:r>
+              <w:rPr>
+                <w:rFonts w:asciiTheme="minorHAnsi" w:hAnsiTheme="minorHAnsi" w:cstheme="minorHAnsi"/>
               </w:rPr>
               <w:t>Does not propose a practical digital reminder and follow-up system for PHCs.</w:t>
             </w:r>
@@ -1202,12 +1242,12 @@
           <w:p>
             <w:pPr>
               <w:rPr>
-                <w:rFonts w:ascii="Times New Roman" w:hAnsi="Times New Roman" w:cs="Times New Roman"/>
-              </w:rPr>
-            </w:pPr>
-            <w:r>
-              <w:rPr>
-                <w:rFonts w:ascii="Times New Roman" w:hAnsi="Times New Roman" w:cs="Times New Roman"/>
+                <w:rFonts w:asciiTheme="minorHAnsi" w:hAnsiTheme="minorHAnsi" w:cstheme="minorHAnsi"/>
+              </w:rPr>
+            </w:pPr>
+            <w:r>
+              <w:rPr>
+                <w:rFonts w:asciiTheme="minorHAnsi" w:hAnsiTheme="minorHAnsi" w:cstheme="minorHAnsi"/>
               </w:rPr>
               <w:t>Osanyin et al. (2022), Effects of a mHealth voice messaging intervention on antenatal care utilisation at primary care level in Lagos, Nigeria</w:t>
             </w:r>
@@ -1220,12 +1260,12 @@
           <w:p>
             <w:pPr>
               <w:rPr>
-                <w:rFonts w:ascii="Times New Roman" w:hAnsi="Times New Roman" w:cs="Times New Roman"/>
-              </w:rPr>
-            </w:pPr>
-            <w:r>
-              <w:rPr>
-                <w:rFonts w:ascii="Times New Roman" w:hAnsi="Times New Roman" w:cs="Times New Roman"/>
+                <w:rFonts w:asciiTheme="minorHAnsi" w:hAnsiTheme="minorHAnsi" w:cstheme="minorHAnsi"/>
+              </w:rPr>
+            </w:pPr>
+            <w:r>
+              <w:rPr>
+                <w:rFonts w:asciiTheme="minorHAnsi" w:hAnsiTheme="minorHAnsi" w:cstheme="minorHAnsi"/>
               </w:rPr>
               <w:t>To examine the effect of voice messaging on antenatal care use.</w:t>
             </w:r>
@@ -1238,12 +1278,12 @@
           <w:p>
             <w:pPr>
               <w:rPr>
-                <w:rFonts w:ascii="Times New Roman" w:hAnsi="Times New Roman" w:cs="Times New Roman"/>
-              </w:rPr>
-            </w:pPr>
-            <w:r>
-              <w:rPr>
-                <w:rFonts w:ascii="Times New Roman" w:hAnsi="Times New Roman" w:cs="Times New Roman"/>
+                <w:rFonts w:asciiTheme="minorHAnsi" w:hAnsiTheme="minorHAnsi" w:cstheme="minorHAnsi"/>
+              </w:rPr>
+            </w:pPr>
+            <w:r>
+              <w:rPr>
+                <w:rFonts w:asciiTheme="minorHAnsi" w:hAnsiTheme="minorHAnsi" w:cstheme="minorHAnsi"/>
               </w:rPr>
               <w:t>Cluster randomised trial.</w:t>
             </w:r>
@@ -1256,12 +1296,12 @@
           <w:p>
             <w:pPr>
               <w:rPr>
-                <w:rFonts w:ascii="Times New Roman" w:hAnsi="Times New Roman" w:cs="Times New Roman"/>
-              </w:rPr>
-            </w:pPr>
-            <w:r>
-              <w:rPr>
-                <w:rFonts w:ascii="Times New Roman" w:hAnsi="Times New Roman" w:cs="Times New Roman"/>
+                <w:rFonts w:asciiTheme="minorHAnsi" w:hAnsiTheme="minorHAnsi" w:cstheme="minorHAnsi"/>
+              </w:rPr>
+            </w:pPr>
+            <w:r>
+              <w:rPr>
+                <w:rFonts w:asciiTheme="minorHAnsi" w:hAnsiTheme="minorHAnsi" w:cstheme="minorHAnsi"/>
               </w:rPr>
               <w:t>Shows that mobile messaging can improve maternal care behaviour in a Nigerian setting.</w:t>
             </w:r>
@@ -1274,12 +1314,12 @@
           <w:p>
             <w:pPr>
               <w:rPr>
-                <w:rFonts w:ascii="Times New Roman" w:hAnsi="Times New Roman" w:cs="Times New Roman"/>
-              </w:rPr>
-            </w:pPr>
-            <w:r>
-              <w:rPr>
-                <w:rFonts w:ascii="Times New Roman" w:hAnsi="Times New Roman" w:cs="Times New Roman"/>
+                <w:rFonts w:asciiTheme="minorHAnsi" w:hAnsiTheme="minorHAnsi" w:cstheme="minorHAnsi"/>
+              </w:rPr>
+            </w:pPr>
+            <w:r>
+              <w:rPr>
+                <w:rFonts w:asciiTheme="minorHAnsi" w:hAnsiTheme="minorHAnsi" w:cstheme="minorHAnsi"/>
               </w:rPr>
               <w:t>Focuses on intervention effect, not on a full clinic management platform.</w:t>
             </w:r>
@@ -1291,7 +1331,7 @@
       <w:pPr>
         <w:pStyle w:val="TableParagraph"/>
         <w:rPr>
-          <w:rFonts w:ascii="Times New Roman" w:hAnsi="Times New Roman" w:cs="Times New Roman"/>
+          <w:rFonts w:asciiTheme="minorHAnsi" w:hAnsiTheme="minorHAnsi" w:cstheme="minorHAnsi"/>
         </w:rPr>
         <w:sectPr>
           <w:pgSz w:w="12240" w:h="15840"/>
@@ -1304,7 +1344,7 @@
       <w:pPr>
         <w:pStyle w:val="BodyText"/>
         <w:rPr>
-          <w:rFonts w:ascii="Times New Roman" w:hAnsi="Times New Roman" w:cs="Times New Roman"/>
+          <w:rFonts w:asciiTheme="minorHAnsi" w:hAnsiTheme="minorHAnsi" w:cstheme="minorHAnsi"/>
           <w:b/>
           <w:sz w:val="2"/>
         </w:rPr>
@@ -1347,12 +1387,12 @@
           <w:p>
             <w:pPr>
               <w:rPr>
-                <w:rFonts w:ascii="Times New Roman" w:hAnsi="Times New Roman" w:cs="Times New Roman"/>
-              </w:rPr>
-            </w:pPr>
-            <w:r>
-              <w:rPr>
-                <w:rFonts w:ascii="Times New Roman" w:hAnsi="Times New Roman" w:cs="Times New Roman"/>
+                <w:rFonts w:asciiTheme="minorHAnsi" w:hAnsiTheme="minorHAnsi" w:cstheme="minorHAnsi"/>
+              </w:rPr>
+            </w:pPr>
+            <w:r>
+              <w:rPr>
+                <w:rFonts w:asciiTheme="minorHAnsi" w:hAnsiTheme="minorHAnsi" w:cstheme="minorHAnsi"/>
               </w:rPr>
               <w:t>Olajubu et al. (2020), Effectiveness of a mobile health intervention on uptake of recommended postnatal care services in Nigeria</w:t>
             </w:r>
@@ -1365,12 +1405,12 @@
           <w:p>
             <w:pPr>
               <w:rPr>
-                <w:rFonts w:ascii="Times New Roman" w:hAnsi="Times New Roman" w:cs="Times New Roman"/>
-              </w:rPr>
-            </w:pPr>
-            <w:r>
-              <w:rPr>
-                <w:rFonts w:ascii="Times New Roman" w:hAnsi="Times New Roman" w:cs="Times New Roman"/>
+                <w:rFonts w:asciiTheme="minorHAnsi" w:hAnsiTheme="minorHAnsi" w:cstheme="minorHAnsi"/>
+              </w:rPr>
+            </w:pPr>
+            <w:r>
+              <w:rPr>
+                <w:rFonts w:asciiTheme="minorHAnsi" w:hAnsiTheme="minorHAnsi" w:cstheme="minorHAnsi"/>
               </w:rPr>
               <w:t>To evaluate the impact of a mobile health intervention on postnatal care use.</w:t>
             </w:r>
@@ -1383,12 +1423,12 @@
           <w:p>
             <w:pPr>
               <w:rPr>
-                <w:rFonts w:ascii="Times New Roman" w:hAnsi="Times New Roman" w:cs="Times New Roman"/>
-              </w:rPr>
-            </w:pPr>
-            <w:r>
-              <w:rPr>
-                <w:rFonts w:ascii="Times New Roman" w:hAnsi="Times New Roman" w:cs="Times New Roman"/>
+                <w:rFonts w:asciiTheme="minorHAnsi" w:hAnsiTheme="minorHAnsi" w:cstheme="minorHAnsi"/>
+              </w:rPr>
+            </w:pPr>
+            <w:r>
+              <w:rPr>
+                <w:rFonts w:asciiTheme="minorHAnsi" w:hAnsiTheme="minorHAnsi" w:cstheme="minorHAnsi"/>
               </w:rPr>
               <w:t>Intervention study.</w:t>
             </w:r>
@@ -1401,12 +1441,12 @@
           <w:p>
             <w:pPr>
               <w:rPr>
-                <w:rFonts w:ascii="Times New Roman" w:hAnsi="Times New Roman" w:cs="Times New Roman"/>
-              </w:rPr>
-            </w:pPr>
-            <w:r>
-              <w:rPr>
-                <w:rFonts w:ascii="Times New Roman" w:hAnsi="Times New Roman" w:cs="Times New Roman"/>
+                <w:rFonts w:asciiTheme="minorHAnsi" w:hAnsiTheme="minorHAnsi" w:cstheme="minorHAnsi"/>
+              </w:rPr>
+            </w:pPr>
+            <w:r>
+              <w:rPr>
+                <w:rFonts w:asciiTheme="minorHAnsi" w:hAnsiTheme="minorHAnsi" w:cstheme="minorHAnsi"/>
               </w:rPr>
               <w:t>Provides Nigerian evidence that mobile health can improve postnatal attendance.</w:t>
             </w:r>
@@ -1419,12 +1459,12 @@
           <w:p>
             <w:pPr>
               <w:rPr>
-                <w:rFonts w:ascii="Times New Roman" w:hAnsi="Times New Roman" w:cs="Times New Roman"/>
-              </w:rPr>
-            </w:pPr>
-            <w:r>
-              <w:rPr>
-                <w:rFonts w:ascii="Times New Roman" w:hAnsi="Times New Roman" w:cs="Times New Roman"/>
+                <w:rFonts w:asciiTheme="minorHAnsi" w:hAnsiTheme="minorHAnsi" w:cstheme="minorHAnsi"/>
+              </w:rPr>
+            </w:pPr>
+            <w:r>
+              <w:rPr>
+                <w:rFonts w:asciiTheme="minorHAnsi" w:hAnsiTheme="minorHAnsi" w:cstheme="minorHAnsi"/>
               </w:rPr>
               <w:t>Does not focus on a mobile-first staff dashboard for PHCs.</w:t>
             </w:r>
@@ -1442,12 +1482,12 @@
           <w:p>
             <w:pPr>
               <w:rPr>
-                <w:rFonts w:ascii="Times New Roman" w:hAnsi="Times New Roman" w:cs="Times New Roman"/>
-              </w:rPr>
-            </w:pPr>
-            <w:r>
-              <w:rPr>
-                <w:rFonts w:ascii="Times New Roman" w:hAnsi="Times New Roman" w:cs="Times New Roman"/>
+                <w:rFonts w:asciiTheme="minorHAnsi" w:hAnsiTheme="minorHAnsi" w:cstheme="minorHAnsi"/>
+              </w:rPr>
+            </w:pPr>
+            <w:r>
+              <w:rPr>
+                <w:rFonts w:asciiTheme="minorHAnsi" w:hAnsiTheme="minorHAnsi" w:cstheme="minorHAnsi"/>
               </w:rPr>
               <w:t>Okonofua et al. (2023), Texting for life: a mobile phone application to connect pregnant women with emergency transport and obstetric care in rural Nigeria</w:t>
             </w:r>
@@ -1460,12 +1500,12 @@
           <w:p>
             <w:pPr>
               <w:rPr>
-                <w:rFonts w:ascii="Times New Roman" w:hAnsi="Times New Roman" w:cs="Times New Roman"/>
-              </w:rPr>
-            </w:pPr>
-            <w:r>
-              <w:rPr>
-                <w:rFonts w:ascii="Times New Roman" w:hAnsi="Times New Roman" w:cs="Times New Roman"/>
+                <w:rFonts w:asciiTheme="minorHAnsi" w:hAnsiTheme="minorHAnsi" w:cstheme="minorHAnsi"/>
+              </w:rPr>
+            </w:pPr>
+            <w:r>
+              <w:rPr>
+                <w:rFonts w:asciiTheme="minorHAnsi" w:hAnsiTheme="minorHAnsi" w:cstheme="minorHAnsi"/>
               </w:rPr>
               <w:t>To support pregnant women through mobile phone linkage to maternal care services.</w:t>
             </w:r>
@@ -1478,12 +1518,12 @@
           <w:p>
             <w:pPr>
               <w:rPr>
-                <w:rFonts w:ascii="Times New Roman" w:hAnsi="Times New Roman" w:cs="Times New Roman"/>
-              </w:rPr>
-            </w:pPr>
-            <w:r>
-              <w:rPr>
-                <w:rFonts w:ascii="Times New Roman" w:hAnsi="Times New Roman" w:cs="Times New Roman"/>
+                <w:rFonts w:asciiTheme="minorHAnsi" w:hAnsiTheme="minorHAnsi" w:cstheme="minorHAnsi"/>
+              </w:rPr>
+            </w:pPr>
+            <w:r>
+              <w:rPr>
+                <w:rFonts w:asciiTheme="minorHAnsi" w:hAnsiTheme="minorHAnsi" w:cstheme="minorHAnsi"/>
               </w:rPr>
               <w:t>Implementation study.</w:t>
             </w:r>
@@ -1496,12 +1536,12 @@
           <w:p>
             <w:pPr>
               <w:rPr>
-                <w:rFonts w:ascii="Times New Roman" w:hAnsi="Times New Roman" w:cs="Times New Roman"/>
-              </w:rPr>
-            </w:pPr>
-            <w:r>
-              <w:rPr>
-                <w:rFonts w:ascii="Times New Roman" w:hAnsi="Times New Roman" w:cs="Times New Roman"/>
+                <w:rFonts w:asciiTheme="minorHAnsi" w:hAnsiTheme="minorHAnsi" w:cstheme="minorHAnsi"/>
+              </w:rPr>
+            </w:pPr>
+            <w:r>
+              <w:rPr>
+                <w:rFonts w:asciiTheme="minorHAnsi" w:hAnsiTheme="minorHAnsi" w:cstheme="minorHAnsi"/>
               </w:rPr>
               <w:t>Shows that mobile phone tools can support maternal care coordination in Nigeria.</w:t>
             </w:r>
@@ -1514,12 +1554,12 @@
           <w:p>
             <w:pPr>
               <w:rPr>
-                <w:rFonts w:ascii="Times New Roman" w:hAnsi="Times New Roman" w:cs="Times New Roman"/>
-              </w:rPr>
-            </w:pPr>
-            <w:r>
-              <w:rPr>
-                <w:rFonts w:ascii="Times New Roman" w:hAnsi="Times New Roman" w:cs="Times New Roman"/>
+                <w:rFonts w:asciiTheme="minorHAnsi" w:hAnsiTheme="minorHAnsi" w:cstheme="minorHAnsi"/>
+              </w:rPr>
+            </w:pPr>
+            <w:r>
+              <w:rPr>
+                <w:rFonts w:asciiTheme="minorHAnsi" w:hAnsiTheme="minorHAnsi" w:cstheme="minorHAnsi"/>
               </w:rPr>
               <w:t>Focuses on emergency linkage rather than routine appointment reminders and follow-up.</w:t>
             </w:r>
@@ -1537,12 +1577,12 @@
           <w:p>
             <w:pPr>
               <w:rPr>
-                <w:rFonts w:ascii="Times New Roman" w:hAnsi="Times New Roman" w:cs="Times New Roman"/>
-              </w:rPr>
-            </w:pPr>
-            <w:r>
-              <w:rPr>
-                <w:rFonts w:ascii="Times New Roman" w:hAnsi="Times New Roman" w:cs="Times New Roman"/>
+                <w:rFonts w:asciiTheme="minorHAnsi" w:hAnsiTheme="minorHAnsi" w:cstheme="minorHAnsi"/>
+              </w:rPr>
+            </w:pPr>
+            <w:r>
+              <w:rPr>
+                <w:rFonts w:asciiTheme="minorHAnsi" w:hAnsiTheme="minorHAnsi" w:cstheme="minorHAnsi"/>
               </w:rPr>
               <w:t>Kante and Malqvist (2025), Effectiveness of SMS-based interventions in enhancing antenatal care in developing countries: a systematic review</w:t>
             </w:r>
@@ -1555,12 +1595,12 @@
           <w:p>
             <w:pPr>
               <w:rPr>
-                <w:rFonts w:ascii="Times New Roman" w:hAnsi="Times New Roman" w:cs="Times New Roman"/>
-              </w:rPr>
-            </w:pPr>
-            <w:r>
-              <w:rPr>
-                <w:rFonts w:ascii="Times New Roman" w:hAnsi="Times New Roman" w:cs="Times New Roman"/>
+                <w:rFonts w:asciiTheme="minorHAnsi" w:hAnsiTheme="minorHAnsi" w:cstheme="minorHAnsi"/>
+              </w:rPr>
+            </w:pPr>
+            <w:r>
+              <w:rPr>
+                <w:rFonts w:asciiTheme="minorHAnsi" w:hAnsiTheme="minorHAnsi" w:cstheme="minorHAnsi"/>
               </w:rPr>
               <w:t>To review the value of SMS interventions for antenatal care.</w:t>
             </w:r>
@@ -1573,12 +1613,12 @@
           <w:p>
             <w:pPr>
               <w:rPr>
-                <w:rFonts w:ascii="Times New Roman" w:hAnsi="Times New Roman" w:cs="Times New Roman"/>
-              </w:rPr>
-            </w:pPr>
-            <w:r>
-              <w:rPr>
-                <w:rFonts w:ascii="Times New Roman" w:hAnsi="Times New Roman" w:cs="Times New Roman"/>
+                <w:rFonts w:asciiTheme="minorHAnsi" w:hAnsiTheme="minorHAnsi" w:cstheme="minorHAnsi"/>
+              </w:rPr>
+            </w:pPr>
+            <w:r>
+              <w:rPr>
+                <w:rFonts w:asciiTheme="minorHAnsi" w:hAnsiTheme="minorHAnsi" w:cstheme="minorHAnsi"/>
               </w:rPr>
               <w:t>Systematic review.</w:t>
             </w:r>
@@ -1591,12 +1631,12 @@
           <w:p>
             <w:pPr>
               <w:rPr>
-                <w:rFonts w:ascii="Times New Roman" w:hAnsi="Times New Roman" w:cs="Times New Roman"/>
-              </w:rPr>
-            </w:pPr>
-            <w:r>
-              <w:rPr>
-                <w:rFonts w:ascii="Times New Roman" w:hAnsi="Times New Roman" w:cs="Times New Roman"/>
+                <w:rFonts w:asciiTheme="minorHAnsi" w:hAnsiTheme="minorHAnsi" w:cstheme="minorHAnsi"/>
+              </w:rPr>
+            </w:pPr>
+            <w:r>
+              <w:rPr>
+                <w:rFonts w:asciiTheme="minorHAnsi" w:hAnsiTheme="minorHAnsi" w:cstheme="minorHAnsi"/>
               </w:rPr>
               <w:t>Gives broad support for SMS reminders in low-resource settings.</w:t>
             </w:r>
@@ -1609,12 +1649,12 @@
           <w:p>
             <w:pPr>
               <w:rPr>
-                <w:rFonts w:ascii="Times New Roman" w:hAnsi="Times New Roman" w:cs="Times New Roman"/>
-              </w:rPr>
-            </w:pPr>
-            <w:r>
-              <w:rPr>
-                <w:rFonts w:ascii="Times New Roman" w:hAnsi="Times New Roman" w:cs="Times New Roman"/>
+                <w:rFonts w:asciiTheme="minorHAnsi" w:hAnsiTheme="minorHAnsi" w:cstheme="minorHAnsi"/>
+              </w:rPr>
+            </w:pPr>
+            <w:r>
+              <w:rPr>
+                <w:rFonts w:asciiTheme="minorHAnsi" w:hAnsiTheme="minorHAnsi" w:cstheme="minorHAnsi"/>
               </w:rPr>
               <w:t>Does not focus specifically on government PHCs in Effurun or staff mobile-first workflow.</w:t>
             </w:r>
@@ -1626,7 +1666,7 @@
       <w:pPr>
         <w:pStyle w:val="TableParagraph"/>
         <w:rPr>
-          <w:rFonts w:ascii="Times New Roman" w:hAnsi="Times New Roman" w:cs="Times New Roman"/>
+          <w:rFonts w:asciiTheme="minorHAnsi" w:hAnsiTheme="minorHAnsi" w:cstheme="minorHAnsi"/>
         </w:rPr>
         <w:sectPr>
           <w:pgSz w:w="12240" w:h="15840"/>
@@ -1640,14 +1680,14 @@
         <w:spacing w:before="30"/>
         <w:ind w:left="4042" w:right="801" w:hanging="3004"/>
         <w:rPr>
-          <w:rFonts w:ascii="Times New Roman" w:hAnsi="Times New Roman" w:cs="Times New Roman"/>
+          <w:rFonts w:asciiTheme="minorHAnsi" w:hAnsiTheme="minorHAnsi" w:cstheme="minorHAnsi"/>
           <w:b/>
           <w:sz w:val="28"/>
         </w:rPr>
       </w:pPr>
       <w:r>
         <w:rPr>
-          <w:rFonts w:ascii="Times New Roman" w:hAnsi="Times New Roman" w:cs="Times New Roman"/>
+          <w:rFonts w:asciiTheme="minorHAnsi" w:hAnsiTheme="minorHAnsi" w:cstheme="minorHAnsi"/>
           <w:b/>
           <w:sz w:val="28"/>
         </w:rPr>
@@ -1656,7 +1696,7 @@
       </w:r>
       <w:r>
         <w:rPr>
-          <w:rFonts w:ascii="Times New Roman" w:hAnsi="Times New Roman" w:cs="Times New Roman"/>
+          <w:rFonts w:asciiTheme="minorHAnsi" w:hAnsiTheme="minorHAnsi" w:cstheme="minorHAnsi"/>
           <w:b/>
           <w:spacing w:val="-8"/>
           <w:sz w:val="28"/>
@@ -1665,7 +1705,7 @@
       </w:r>
       <w:r>
         <w:rPr>
-          <w:rFonts w:ascii="Times New Roman" w:hAnsi="Times New Roman" w:cs="Times New Roman"/>
+          <w:rFonts w:asciiTheme="minorHAnsi" w:hAnsiTheme="minorHAnsi" w:cstheme="minorHAnsi"/>
           <w:b/>
           <w:sz w:val="28"/>
         </w:rPr>
@@ -1673,7 +1713,7 @@
       </w:r>
       <w:r>
         <w:rPr>
-          <w:rFonts w:ascii="Times New Roman" w:hAnsi="Times New Roman" w:cs="Times New Roman"/>
+          <w:rFonts w:asciiTheme="minorHAnsi" w:hAnsiTheme="minorHAnsi" w:cstheme="minorHAnsi"/>
           <w:b/>
           <w:spacing w:val="-8"/>
           <w:sz w:val="28"/>
@@ -1682,7 +1722,7 @@
       </w:r>
       <w:r>
         <w:rPr>
-          <w:rFonts w:ascii="Times New Roman" w:hAnsi="Times New Roman" w:cs="Times New Roman"/>
+          <w:rFonts w:asciiTheme="minorHAnsi" w:hAnsiTheme="minorHAnsi" w:cstheme="minorHAnsi"/>
           <w:b/>
           <w:sz w:val="28"/>
         </w:rPr>
@@ -1690,7 +1730,7 @@
       </w:r>
       <w:r>
         <w:rPr>
-          <w:rFonts w:ascii="Times New Roman" w:hAnsi="Times New Roman" w:cs="Times New Roman"/>
+          <w:rFonts w:asciiTheme="minorHAnsi" w:hAnsiTheme="minorHAnsi" w:cstheme="minorHAnsi"/>
           <w:b/>
           <w:spacing w:val="-8"/>
           <w:sz w:val="28"/>
@@ -1699,7 +1739,7 @@
       </w:r>
       <w:r>
         <w:rPr>
-          <w:rFonts w:ascii="Times New Roman" w:hAnsi="Times New Roman" w:cs="Times New Roman"/>
+          <w:rFonts w:asciiTheme="minorHAnsi" w:hAnsiTheme="minorHAnsi" w:cstheme="minorHAnsi"/>
           <w:b/>
           <w:sz w:val="28"/>
         </w:rPr>
@@ -1707,7 +1747,7 @@
       </w:r>
       <w:r>
         <w:rPr>
-          <w:rFonts w:ascii="Times New Roman" w:hAnsi="Times New Roman" w:cs="Times New Roman"/>
+          <w:rFonts w:asciiTheme="minorHAnsi" w:hAnsiTheme="minorHAnsi" w:cstheme="minorHAnsi"/>
           <w:b/>
           <w:spacing w:val="-8"/>
           <w:sz w:val="28"/>
@@ -1716,7 +1756,7 @@
       </w:r>
       <w:r>
         <w:rPr>
-          <w:rFonts w:ascii="Times New Roman" w:hAnsi="Times New Roman" w:cs="Times New Roman"/>
+          <w:rFonts w:asciiTheme="minorHAnsi" w:hAnsiTheme="minorHAnsi" w:cstheme="minorHAnsi"/>
           <w:b/>
           <w:sz w:val="28"/>
         </w:rPr>
@@ -1724,7 +1764,7 @@
       </w:r>
       <w:r>
         <w:rPr>
-          <w:rFonts w:ascii="Times New Roman" w:hAnsi="Times New Roman" w:cs="Times New Roman"/>
+          <w:rFonts w:asciiTheme="minorHAnsi" w:hAnsiTheme="minorHAnsi" w:cstheme="minorHAnsi"/>
           <w:b/>
           <w:spacing w:val="-8"/>
           <w:sz w:val="28"/>
@@ -1733,7 +1773,7 @@
       </w:r>
       <w:r>
         <w:rPr>
-          <w:rFonts w:ascii="Times New Roman" w:hAnsi="Times New Roman" w:cs="Times New Roman"/>
+          <w:rFonts w:asciiTheme="minorHAnsi" w:hAnsiTheme="minorHAnsi" w:cstheme="minorHAnsi"/>
           <w:b/>
           <w:sz w:val="28"/>
         </w:rPr>
@@ -1741,7 +1781,7 @@
       </w:r>
       <w:r>
         <w:rPr>
-          <w:rFonts w:ascii="Times New Roman" w:hAnsi="Times New Roman" w:cs="Times New Roman"/>
+          <w:rFonts w:asciiTheme="minorHAnsi" w:hAnsiTheme="minorHAnsi" w:cstheme="minorHAnsi"/>
           <w:b/>
           <w:spacing w:val="-8"/>
           <w:sz w:val="28"/>
@@ -1750,7 +1790,7 @@
       </w:r>
       <w:r>
         <w:rPr>
-          <w:rFonts w:ascii="Times New Roman" w:hAnsi="Times New Roman" w:cs="Times New Roman"/>
+          <w:rFonts w:asciiTheme="minorHAnsi" w:hAnsiTheme="minorHAnsi" w:cstheme="minorHAnsi"/>
           <w:b/>
           <w:sz w:val="28"/>
         </w:rPr>
@@ -1763,12 +1803,12 @@
         <w:spacing w:before="280"/>
         <w:ind w:left="360" w:right="756"/>
         <w:rPr>
-          <w:rFonts w:ascii="Times New Roman" w:hAnsi="Times New Roman" w:cs="Times New Roman"/>
-        </w:rPr>
-      </w:pPr>
-      <w:r>
-        <w:rPr>
-          <w:rFonts w:ascii="Times New Roman" w:hAnsi="Times New Roman" w:cs="Times New Roman"/>
+          <w:rFonts w:asciiTheme="minorHAnsi" w:hAnsiTheme="minorHAnsi" w:cstheme="minorHAnsi"/>
+        </w:rPr>
+      </w:pPr>
+      <w:r>
+        <w:rPr>
+          <w:rFonts w:asciiTheme="minorHAnsi" w:hAnsiTheme="minorHAnsi" w:cstheme="minorHAnsi"/>
         </w:rPr>
         <w:t>The reviewed studies show that maternal healthcare utilisation, appointment adherence, and mobile health communication are closely related. They also show that messaging tools can improve attendance and continuity of care. However, most of the studies focus either on maternal care use, messaging interventions, or emergency communication. Very few combine these ideas into one mobile-first platform that allows PHC staff to register women, track visits, identify missed appointments, and manage SMS-based follow-up from smartphones or PCs.</w:t>
       </w:r>
@@ -1778,7 +1818,7 @@
         <w:pStyle w:val="BodyText"/>
         <w:spacing w:before="11"/>
         <w:rPr>
-          <w:rFonts w:ascii="Times New Roman" w:hAnsi="Times New Roman" w:cs="Times New Roman"/>
+          <w:rFonts w:asciiTheme="minorHAnsi" w:hAnsiTheme="minorHAnsi" w:cstheme="minorHAnsi"/>
         </w:rPr>
       </w:pPr>
     </w:p>
@@ -1787,12 +1827,12 @@
         <w:pStyle w:val="BodyText"/>
         <w:ind w:left="360" w:right="777"/>
         <w:rPr>
-          <w:rFonts w:ascii="Times New Roman" w:hAnsi="Times New Roman" w:cs="Times New Roman"/>
-        </w:rPr>
-      </w:pPr>
-      <w:r>
-        <w:rPr>
-          <w:rFonts w:ascii="Times New Roman" w:hAnsi="Times New Roman" w:cs="Times New Roman"/>
+          <w:rFonts w:asciiTheme="minorHAnsi" w:hAnsiTheme="minorHAnsi" w:cstheme="minorHAnsi"/>
+        </w:rPr>
+      </w:pPr>
+      <w:r>
+        <w:rPr>
+          <w:rFonts w:asciiTheme="minorHAnsi" w:hAnsiTheme="minorHAnsi" w:cstheme="minorHAnsi"/>
         </w:rPr>
         <w:t>This project addresses that gap by proposing a mobile-first SMS-based maternal care reminder and follow-up platform for government Primary Health Centres in Effurun. The system combines smartphone-friendly staff registration, antenatal and postnatal scheduling, SMS reminders for women with any type of phone, missed-visit tracking, follow-up support, and a simple dashboard for monitoring due visits and defaulters. This makes the proposed system more practical for the realities of government PHCs.</w:t>
       </w:r>
@@ -1801,7 +1841,7 @@
       <w:pPr>
         <w:pStyle w:val="BodyText"/>
         <w:rPr>
-          <w:rFonts w:ascii="Times New Roman" w:hAnsi="Times New Roman" w:cs="Times New Roman"/>
+          <w:rFonts w:asciiTheme="minorHAnsi" w:hAnsiTheme="minorHAnsi" w:cstheme="minorHAnsi"/>
         </w:rPr>
         <w:sectPr>
           <w:pgSz w:w="12240" w:h="15840"/>
@@ -1814,12 +1854,12 @@
       <w:pPr>
         <w:pStyle w:val="Heading1"/>
         <w:rPr>
-          <w:rFonts w:ascii="Times New Roman" w:hAnsi="Times New Roman" w:cs="Times New Roman"/>
-        </w:rPr>
-      </w:pPr>
-      <w:r>
-        <w:rPr>
-          <w:rFonts w:ascii="Times New Roman" w:hAnsi="Times New Roman" w:cs="Times New Roman"/>
+          <w:rFonts w:asciiTheme="minorHAnsi" w:hAnsiTheme="minorHAnsi" w:cstheme="minorHAnsi"/>
+        </w:rPr>
+      </w:pPr>
+      <w:r>
+        <w:rPr>
+          <w:rFonts w:asciiTheme="minorHAnsi" w:hAnsiTheme="minorHAnsi" w:cstheme="minorHAnsi"/>
           <w:spacing w:val="-2"/>
         </w:rPr>
         <w:lastRenderedPageBreak/>
@@ -1829,12 +1869,12 @@
     <w:p>
       <w:pPr>
         <w:rPr>
-          <w:rFonts w:ascii="Times New Roman" w:hAnsi="Times New Roman" w:cs="Times New Roman"/>
-        </w:rPr>
-      </w:pPr>
-      <w:r>
-        <w:rPr>
-          <w:rFonts w:ascii="Times New Roman" w:hAnsi="Times New Roman" w:cs="Times New Roman"/>
+          <w:rFonts w:asciiTheme="minorHAnsi" w:hAnsiTheme="minorHAnsi" w:cstheme="minorHAnsi"/>
+        </w:rPr>
+      </w:pPr>
+      <w:r>
+        <w:rPr>
+          <w:rFonts w:asciiTheme="minorHAnsi" w:hAnsiTheme="minorHAnsi" w:cstheme="minorHAnsi"/>
         </w:rPr>
         <w:t>This project will adopt an incremental software development methodology. This approach is suitable because it allows the system to be developed in stages, tested gradually, and improved as each major part is completed.</w:t>
       </w:r>
@@ -1842,12 +1882,12 @@
     <w:p>
       <w:pPr>
         <w:rPr>
-          <w:rFonts w:ascii="Times New Roman" w:hAnsi="Times New Roman" w:cs="Times New Roman"/>
-        </w:rPr>
-      </w:pPr>
-      <w:r>
-        <w:rPr>
-          <w:rFonts w:ascii="Times New Roman" w:hAnsi="Times New Roman" w:cs="Times New Roman"/>
+          <w:rFonts w:asciiTheme="minorHAnsi" w:hAnsiTheme="minorHAnsi" w:cstheme="minorHAnsi"/>
+        </w:rPr>
+      </w:pPr>
+      <w:r>
+        <w:rPr>
+          <w:rFonts w:asciiTheme="minorHAnsi" w:hAnsiTheme="minorHAnsi" w:cstheme="minorHAnsi"/>
         </w:rPr>
         <w:t>The methodology will begin with requirement gathering and study of maternal care workflow in government PHCs. This will involve identifying the main users of the system, the key records needed for maternal appointment tracking, and the reminder and follow-up problems the system is meant to solve.</w:t>
       </w:r>
@@ -1855,12 +1895,12 @@
     <w:p>
       <w:pPr>
         <w:rPr>
-          <w:rFonts w:ascii="Times New Roman" w:hAnsi="Times New Roman" w:cs="Times New Roman"/>
-        </w:rPr>
-      </w:pPr>
-      <w:r>
-        <w:rPr>
-          <w:rFonts w:ascii="Times New Roman" w:hAnsi="Times New Roman" w:cs="Times New Roman"/>
+          <w:rFonts w:asciiTheme="minorHAnsi" w:hAnsiTheme="minorHAnsi" w:cstheme="minorHAnsi"/>
+        </w:rPr>
+      </w:pPr>
+      <w:r>
+        <w:rPr>
+          <w:rFonts w:asciiTheme="minorHAnsi" w:hAnsiTheme="minorHAnsi" w:cstheme="minorHAnsi"/>
         </w:rPr>
         <w:t>The next stage will involve system analysis and design. At this point, the system structure, database, interfaces, and reminder workflow will be planned. The proposed system will include a mobile-first dashboard for health workers, patient registration pages, visit scheduling records, a missed-visit tracking section, and an SMS reminder module.</w:t>
       </w:r>
@@ -1868,12 +1908,12 @@
     <w:p>
       <w:pPr>
         <w:rPr>
-          <w:rFonts w:ascii="Times New Roman" w:hAnsi="Times New Roman" w:cs="Times New Roman"/>
-        </w:rPr>
-      </w:pPr>
-      <w:r>
-        <w:rPr>
-          <w:rFonts w:ascii="Times New Roman" w:hAnsi="Times New Roman" w:cs="Times New Roman"/>
+          <w:rFonts w:asciiTheme="minorHAnsi" w:hAnsiTheme="minorHAnsi" w:cstheme="minorHAnsi"/>
+        </w:rPr>
+      </w:pPr>
+      <w:r>
+        <w:rPr>
+          <w:rFonts w:asciiTheme="minorHAnsi" w:hAnsiTheme="minorHAnsi" w:cstheme="minorHAnsi"/>
         </w:rPr>
         <w:t>The implementation stage will focus on building the responsive web application and connecting it to a database for storing patient and appointment records. The prototype can be developed using tools such as Next.js, React, TypeScript, a relational database such as SQLite or MySQL, and an SMS gateway or test SMS integration environment for reminder delivery.</w:t>
       </w:r>
@@ -1881,12 +1921,12 @@
     <w:p>
       <w:pPr>
         <w:rPr>
-          <w:rFonts w:ascii="Times New Roman" w:hAnsi="Times New Roman" w:cs="Times New Roman"/>
-        </w:rPr>
-      </w:pPr>
-      <w:r>
-        <w:rPr>
-          <w:rFonts w:ascii="Times New Roman" w:hAnsi="Times New Roman" w:cs="Times New Roman"/>
+          <w:rFonts w:asciiTheme="minorHAnsi" w:hAnsiTheme="minorHAnsi" w:cstheme="minorHAnsi"/>
+        </w:rPr>
+      </w:pPr>
+      <w:r>
+        <w:rPr>
+          <w:rFonts w:asciiTheme="minorHAnsi" w:hAnsiTheme="minorHAnsi" w:cstheme="minorHAnsi"/>
         </w:rPr>
         <w:t>The final stage will be testing and evaluation. The system will be tested to confirm that health workers can register women with smartphones, scheduled visits are stored correctly, reminder messages are generated properly, missed visits are flagged clearly, and the dashboard remains easy to use on both phones and PCs.</w:t>
       </w:r>
@@ -1895,7 +1935,7 @@
       <w:pPr>
         <w:pStyle w:val="BodyText"/>
         <w:rPr>
-          <w:rFonts w:ascii="Times New Roman" w:hAnsi="Times New Roman" w:cs="Times New Roman"/>
+          <w:rFonts w:asciiTheme="minorHAnsi" w:hAnsiTheme="minorHAnsi" w:cstheme="minorHAnsi"/>
           <w:b/>
           <w:sz w:val="20"/>
         </w:rPr>
@@ -1905,7 +1945,7 @@
       <w:pPr>
         <w:pStyle w:val="BodyText"/>
         <w:rPr>
-          <w:rFonts w:ascii="Times New Roman" w:hAnsi="Times New Roman" w:cs="Times New Roman"/>
+          <w:rFonts w:asciiTheme="minorHAnsi" w:hAnsiTheme="minorHAnsi" w:cstheme="minorHAnsi"/>
           <w:b/>
           <w:sz w:val="20"/>
         </w:rPr>
@@ -1915,7 +1955,7 @@
       <w:pPr>
         <w:pStyle w:val="BodyText"/>
         <w:rPr>
-          <w:rFonts w:ascii="Times New Roman" w:hAnsi="Times New Roman" w:cs="Times New Roman"/>
+          <w:rFonts w:asciiTheme="minorHAnsi" w:hAnsiTheme="minorHAnsi" w:cstheme="minorHAnsi"/>
           <w:b/>
           <w:sz w:val="20"/>
         </w:rPr>
@@ -1925,7 +1965,7 @@
       <w:pPr>
         <w:pStyle w:val="BodyText"/>
         <w:rPr>
-          <w:rFonts w:ascii="Times New Roman" w:hAnsi="Times New Roman" w:cs="Times New Roman"/>
+          <w:rFonts w:asciiTheme="minorHAnsi" w:hAnsiTheme="minorHAnsi" w:cstheme="minorHAnsi"/>
           <w:b/>
           <w:sz w:val="20"/>
         </w:rPr>
@@ -1935,7 +1975,7 @@
       <w:pPr>
         <w:pStyle w:val="BodyText"/>
         <w:rPr>
-          <w:rFonts w:ascii="Times New Roman" w:hAnsi="Times New Roman" w:cs="Times New Roman"/>
+          <w:rFonts w:asciiTheme="minorHAnsi" w:hAnsiTheme="minorHAnsi" w:cstheme="minorHAnsi"/>
           <w:b/>
           <w:sz w:val="20"/>
         </w:rPr>
@@ -1945,7 +1985,7 @@
       <w:pPr>
         <w:pStyle w:val="BodyText"/>
         <w:rPr>
-          <w:rFonts w:ascii="Times New Roman" w:hAnsi="Times New Roman" w:cs="Times New Roman"/>
+          <w:rFonts w:asciiTheme="minorHAnsi" w:hAnsiTheme="minorHAnsi" w:cstheme="minorHAnsi"/>
           <w:b/>
           <w:sz w:val="20"/>
         </w:rPr>
@@ -1956,69 +1996,18 @@
         <w:pStyle w:val="BodyText"/>
         <w:spacing w:before="52"/>
         <w:rPr>
-          <w:rFonts w:ascii="Times New Roman" w:hAnsi="Times New Roman" w:cs="Times New Roman"/>
+          <w:rFonts w:asciiTheme="minorHAnsi" w:hAnsiTheme="minorHAnsi" w:cstheme="minorHAnsi"/>
           <w:b/>
           <w:sz w:val="20"/>
         </w:rPr>
       </w:pPr>
-      <w:r>
-        <w:rPr>
-          <w:rFonts w:ascii="Times New Roman" w:hAnsi="Times New Roman" w:cs="Times New Roman"/>
-          <w:b/>
-          <w:noProof/>
-          <w:sz w:val="20"/>
-        </w:rPr>
-        <w:drawing>
-          <wp:anchor distT="0" distB="0" distL="0" distR="0" simplePos="0" relativeHeight="487587840" behindDoc="1" locked="0" layoutInCell="1" allowOverlap="1" wp14:anchorId="46571A92" wp14:editId="16A32444">
-            <wp:simplePos x="0" y="0"/>
-            <wp:positionH relativeFrom="page">
-              <wp:posOffset>1657349</wp:posOffset>
-            </wp:positionH>
-            <wp:positionV relativeFrom="paragraph">
-              <wp:posOffset>203367</wp:posOffset>
-            </wp:positionV>
-            <wp:extent cx="4470059" cy="4133850"/>
-            <wp:effectExtent l="0" t="0" r="0" b="0"/>
-            <wp:wrapTopAndBottom/>
-            <wp:docPr id="2" name="Image 2"/>
-            <wp:cNvGraphicFramePr>
-              <a:graphicFrameLocks xmlns:a="http://schemas.openxmlformats.org/drawingml/2006/main"/>
-            </wp:cNvGraphicFramePr>
-            <a:graphic xmlns:a="http://schemas.openxmlformats.org/drawingml/2006/main">
-              <a:graphicData uri="http://schemas.openxmlformats.org/drawingml/2006/picture">
-                <pic:pic xmlns:pic="http://schemas.openxmlformats.org/drawingml/2006/picture">
-                  <pic:nvPicPr>
-                    <pic:cNvPr id="2" name="Image 2"/>
-                    <pic:cNvPicPr/>
-                  </pic:nvPicPr>
-                  <pic:blipFill>
-                    <a:blip r:embed="rId6" cstate="print"/>
-                    <a:stretch>
-                      <a:fillRect/>
-                    </a:stretch>
-                  </pic:blipFill>
-                  <pic:spPr>
-                    <a:xfrm>
-                      <a:off x="0" y="0"/>
-                      <a:ext cx="4470059" cy="4133850"/>
-                    </a:xfrm>
-                    <a:prstGeom prst="rect">
-                      <a:avLst/>
-                    </a:prstGeom>
-                  </pic:spPr>
-                </pic:pic>
-              </a:graphicData>
-            </a:graphic>
-          </wp:anchor>
-        </w:drawing>
-      </w:r>
     </w:p>
     <w:p>
       <w:pPr>
         <w:pStyle w:val="BodyText"/>
         <w:jc w:val="center"/>
         <w:rPr>
-          <w:rFonts w:ascii="Times New Roman" w:hAnsi="Times New Roman" w:cs="Times New Roman"/>
+          <w:rFonts w:asciiTheme="minorHAnsi" w:hAnsiTheme="minorHAnsi" w:cstheme="minorHAnsi"/>
         </w:rPr>
         <w:sectPr>
           <w:pgSz w:w="12240" w:h="15840"/>
@@ -2032,67 +2021,24 @@
         <w:pStyle w:val="BodyText"/>
         <w:ind w:left="1719"/>
         <w:rPr>
-          <w:rFonts w:ascii="Times New Roman" w:hAnsi="Times New Roman" w:cs="Times New Roman"/>
+          <w:rFonts w:asciiTheme="minorHAnsi" w:hAnsiTheme="minorHAnsi" w:cstheme="minorHAnsi"/>
           <w:sz w:val="20"/>
         </w:rPr>
       </w:pPr>
-      <w:r>
-        <w:rPr>
-          <w:rFonts w:ascii="Times New Roman" w:hAnsi="Times New Roman" w:cs="Times New Roman"/>
-          <w:noProof/>
-          <w:sz w:val="20"/>
-        </w:rPr>
-        <w:lastRenderedPageBreak/>
-        <w:drawing>
-          <wp:inline distT="0" distB="0" distL="0" distR="0" wp14:anchorId="0BB2F449" wp14:editId="6B52551B">
-            <wp:extent cx="4236617" cy="4476750"/>
-            <wp:effectExtent l="0" t="0" r="0" b="0"/>
-            <wp:docPr id="3" name="Image 3"/>
-            <wp:cNvGraphicFramePr>
-              <a:graphicFrameLocks xmlns:a="http://schemas.openxmlformats.org/drawingml/2006/main"/>
-            </wp:cNvGraphicFramePr>
-            <a:graphic xmlns:a="http://schemas.openxmlformats.org/drawingml/2006/main">
-              <a:graphicData uri="http://schemas.openxmlformats.org/drawingml/2006/picture">
-                <pic:pic xmlns:pic="http://schemas.openxmlformats.org/drawingml/2006/picture">
-                  <pic:nvPicPr>
-                    <pic:cNvPr id="3" name="Image 3"/>
-                    <pic:cNvPicPr/>
-                  </pic:nvPicPr>
-                  <pic:blipFill>
-                    <a:blip r:embed="rId7" cstate="print"/>
-                    <a:stretch>
-                      <a:fillRect/>
-                    </a:stretch>
-                  </pic:blipFill>
-                  <pic:spPr>
-                    <a:xfrm>
-                      <a:off x="0" y="0"/>
-                      <a:ext cx="4236617" cy="4476750"/>
-                    </a:xfrm>
-                    <a:prstGeom prst="rect">
-                      <a:avLst/>
-                    </a:prstGeom>
-                  </pic:spPr>
-                </pic:pic>
-              </a:graphicData>
-            </a:graphic>
-          </wp:inline>
-        </w:drawing>
-      </w:r>
-    </w:p>
-    <w:p>
-      <w:pPr>
-        <w:pStyle w:val="BodyText"/>
-        <w:rPr>
-          <w:rFonts w:ascii="Times New Roman" w:hAnsi="Times New Roman" w:cs="Times New Roman"/>
-        </w:rPr>
-      </w:pPr>
-    </w:p>
-    <w:p>
-      <w:pPr>
-        <w:pStyle w:val="BodyText"/>
-        <w:rPr>
-          <w:rFonts w:ascii="Times New Roman" w:hAnsi="Times New Roman" w:cs="Times New Roman"/>
+    </w:p>
+    <w:p>
+      <w:pPr>
+        <w:pStyle w:val="BodyText"/>
+        <w:rPr>
+          <w:rFonts w:asciiTheme="minorHAnsi" w:hAnsiTheme="minorHAnsi" w:cstheme="minorHAnsi"/>
+        </w:rPr>
+      </w:pPr>
+    </w:p>
+    <w:p>
+      <w:pPr>
+        <w:pStyle w:val="BodyText"/>
+        <w:rPr>
+          <w:rFonts w:asciiTheme="minorHAnsi" w:hAnsiTheme="minorHAnsi" w:cstheme="minorHAnsi"/>
         </w:rPr>
       </w:pPr>
     </w:p>
@@ -2101,29 +2047,24 @@
         <w:pStyle w:val="BodyText"/>
         <w:spacing w:before="23"/>
         <w:rPr>
-          <w:rFonts w:ascii="Times New Roman" w:hAnsi="Times New Roman" w:cs="Times New Roman"/>
-        </w:rPr>
-      </w:pPr>
-    </w:p>
-    <w:p>
-      <w:pPr>
-        <w:jc w:val="both"/>
-        <w:rPr>
-          <w:rFonts w:ascii="Times New Roman" w:hAnsi="Times New Roman" w:cs="Times New Roman"/>
+          <w:rFonts w:asciiTheme="minorHAnsi" w:hAnsiTheme="minorHAnsi" w:cstheme="minorHAnsi"/>
+        </w:rPr>
+      </w:pPr>
+    </w:p>
+    <w:p>
+      <w:pPr>
+        <w:pStyle w:val="BodyText"/>
+        <w:rPr>
+          <w:rFonts w:asciiTheme="minorHAnsi" w:hAnsiTheme="minorHAnsi" w:cstheme="minorHAnsi"/>
           <w:sz w:val="24"/>
         </w:rPr>
-        <w:sectPr>
-          <w:pgSz w:w="12240" w:h="15840"/>
-          <w:pgMar w:top="1700" w:right="720" w:bottom="280" w:left="1080" w:header="720" w:footer="720" w:gutter="0"/>
-          <w:cols w:space="720"/>
-        </w:sectPr>
-      </w:pPr>
-    </w:p>
-    <w:p>
-      <w:pPr>
-        <w:pStyle w:val="BodyText"/>
-        <w:rPr>
-          <w:rFonts w:ascii="Times New Roman" w:hAnsi="Times New Roman" w:cs="Times New Roman"/>
+      </w:pPr>
+    </w:p>
+    <w:p>
+      <w:pPr>
+        <w:pStyle w:val="BodyText"/>
+        <w:rPr>
+          <w:rFonts w:asciiTheme="minorHAnsi" w:hAnsiTheme="minorHAnsi" w:cstheme="minorHAnsi"/>
           <w:sz w:val="24"/>
         </w:rPr>
       </w:pPr>
@@ -2132,7 +2073,7 @@
       <w:pPr>
         <w:pStyle w:val="BodyText"/>
         <w:rPr>
-          <w:rFonts w:ascii="Times New Roman" w:hAnsi="Times New Roman" w:cs="Times New Roman"/>
+          <w:rFonts w:asciiTheme="minorHAnsi" w:hAnsiTheme="minorHAnsi" w:cstheme="minorHAnsi"/>
           <w:sz w:val="24"/>
         </w:rPr>
       </w:pPr>
@@ -2140,18 +2081,9 @@
     <w:p>
       <w:pPr>
         <w:pStyle w:val="BodyText"/>
-        <w:rPr>
-          <w:rFonts w:ascii="Times New Roman" w:hAnsi="Times New Roman" w:cs="Times New Roman"/>
-          <w:sz w:val="24"/>
-        </w:rPr>
-      </w:pPr>
-    </w:p>
-    <w:p>
-      <w:pPr>
-        <w:pStyle w:val="BodyText"/>
         <w:spacing w:before="254"/>
         <w:rPr>
-          <w:rFonts w:ascii="Times New Roman" w:hAnsi="Times New Roman" w:cs="Times New Roman"/>
+          <w:rFonts w:asciiTheme="minorHAnsi" w:hAnsiTheme="minorHAnsi" w:cstheme="minorHAnsi"/>
           <w:sz w:val="24"/>
         </w:rPr>
       </w:pPr>
@@ -2162,51 +2094,51 @@
         <w:spacing w:before="0"/>
         <w:ind w:left="422"/>
         <w:rPr>
-          <w:rFonts w:ascii="Times New Roman" w:hAnsi="Times New Roman" w:cs="Times New Roman"/>
-        </w:rPr>
-      </w:pPr>
-      <w:r>
-        <w:rPr>
-          <w:rFonts w:ascii="Times New Roman" w:hAnsi="Times New Roman" w:cs="Times New Roman"/>
+          <w:rFonts w:asciiTheme="minorHAnsi" w:hAnsiTheme="minorHAnsi" w:cstheme="minorHAnsi"/>
+        </w:rPr>
+      </w:pPr>
+      <w:r>
+        <w:rPr>
+          <w:rFonts w:asciiTheme="minorHAnsi" w:hAnsiTheme="minorHAnsi" w:cstheme="minorHAnsi"/>
         </w:rPr>
         <w:t>EXPECTED</w:t>
       </w:r>
       <w:r>
         <w:rPr>
-          <w:rFonts w:ascii="Times New Roman" w:hAnsi="Times New Roman" w:cs="Times New Roman"/>
+          <w:rFonts w:asciiTheme="minorHAnsi" w:hAnsiTheme="minorHAnsi" w:cstheme="minorHAnsi"/>
           <w:spacing w:val="-1"/>
         </w:rPr>
         <w:t xml:space="preserve"> </w:t>
       </w:r>
       <w:r>
         <w:rPr>
-          <w:rFonts w:ascii="Times New Roman" w:hAnsi="Times New Roman" w:cs="Times New Roman"/>
+          <w:rFonts w:asciiTheme="minorHAnsi" w:hAnsiTheme="minorHAnsi" w:cstheme="minorHAnsi"/>
         </w:rPr>
         <w:t>RESULT</w:t>
       </w:r>
       <w:r>
         <w:rPr>
-          <w:rFonts w:ascii="Times New Roman" w:hAnsi="Times New Roman" w:cs="Times New Roman"/>
+          <w:rFonts w:asciiTheme="minorHAnsi" w:hAnsiTheme="minorHAnsi" w:cstheme="minorHAnsi"/>
           <w:spacing w:val="-1"/>
         </w:rPr>
         <w:t xml:space="preserve"> </w:t>
       </w:r>
       <w:r>
         <w:rPr>
-          <w:rFonts w:ascii="Times New Roman" w:hAnsi="Times New Roman" w:cs="Times New Roman"/>
+          <w:rFonts w:asciiTheme="minorHAnsi" w:hAnsiTheme="minorHAnsi" w:cstheme="minorHAnsi"/>
         </w:rPr>
         <w:t>/</w:t>
       </w:r>
       <w:r>
         <w:rPr>
-          <w:rFonts w:ascii="Times New Roman" w:hAnsi="Times New Roman" w:cs="Times New Roman"/>
+          <w:rFonts w:asciiTheme="minorHAnsi" w:hAnsiTheme="minorHAnsi" w:cstheme="minorHAnsi"/>
           <w:spacing w:val="-1"/>
         </w:rPr>
         <w:t xml:space="preserve"> </w:t>
       </w:r>
       <w:r>
         <w:rPr>
-          <w:rFonts w:ascii="Times New Roman" w:hAnsi="Times New Roman" w:cs="Times New Roman"/>
+          <w:rFonts w:asciiTheme="minorHAnsi" w:hAnsiTheme="minorHAnsi" w:cstheme="minorHAnsi"/>
           <w:spacing w:val="-2"/>
         </w:rPr>
         <w:t>OUTCOME</w:t>
@@ -2217,13 +2149,13 @@
         <w:spacing w:before="280"/>
         <w:ind w:left="360"/>
         <w:rPr>
-          <w:rFonts w:ascii="Times New Roman" w:hAnsi="Times New Roman" w:cs="Times New Roman"/>
+          <w:rFonts w:asciiTheme="minorHAnsi" w:hAnsiTheme="minorHAnsi" w:cstheme="minorHAnsi"/>
           <w:sz w:val="24"/>
         </w:rPr>
       </w:pPr>
       <w:r>
         <w:rPr>
-          <w:rFonts w:ascii="Times New Roman" w:hAnsi="Times New Roman" w:cs="Times New Roman"/>
+          <w:rFonts w:asciiTheme="minorHAnsi" w:hAnsiTheme="minorHAnsi" w:cstheme="minorHAnsi"/>
           <w:sz w:val="24"/>
         </w:rPr>
         <w:t>The proposed study is expected to deliver the following key outcomes:</w:t>
@@ -2242,13 +2174,13 @@
         <w:spacing w:before="280"/>
         <w:ind w:left="1079" w:right="939"/>
         <w:rPr>
-          <w:rFonts w:ascii="Times New Roman" w:hAnsi="Times New Roman" w:cs="Times New Roman"/>
+          <w:rFonts w:asciiTheme="minorHAnsi" w:hAnsiTheme="minorHAnsi" w:cstheme="minorHAnsi"/>
           <w:sz w:val="24"/>
         </w:rPr>
       </w:pPr>
       <w:r>
         <w:rPr>
-          <w:rFonts w:ascii="Times New Roman" w:hAnsi="Times New Roman" w:cs="Times New Roman"/>
+          <w:rFonts w:asciiTheme="minorHAnsi" w:hAnsiTheme="minorHAnsi" w:cstheme="minorHAnsi"/>
           <w:b/>
           <w:sz w:val="24"/>
         </w:rPr>
@@ -2267,13 +2199,13 @@
         </w:tabs>
         <w:ind w:left="1079"/>
         <w:rPr>
-          <w:rFonts w:ascii="Times New Roman" w:hAnsi="Times New Roman" w:cs="Times New Roman"/>
+          <w:rFonts w:asciiTheme="minorHAnsi" w:hAnsiTheme="minorHAnsi" w:cstheme="minorHAnsi"/>
           <w:sz w:val="24"/>
         </w:rPr>
       </w:pPr>
       <w:r>
         <w:rPr>
-          <w:rFonts w:ascii="Times New Roman" w:hAnsi="Times New Roman" w:cs="Times New Roman"/>
+          <w:rFonts w:asciiTheme="minorHAnsi" w:hAnsiTheme="minorHAnsi" w:cstheme="minorHAnsi"/>
           <w:b/>
           <w:sz w:val="24"/>
         </w:rPr>
@@ -2292,13 +2224,13 @@
         </w:tabs>
         <w:ind w:left="1079" w:right="829"/>
         <w:rPr>
-          <w:rFonts w:ascii="Times New Roman" w:hAnsi="Times New Roman" w:cs="Times New Roman"/>
+          <w:rFonts w:asciiTheme="minorHAnsi" w:hAnsiTheme="minorHAnsi" w:cstheme="minorHAnsi"/>
           <w:sz w:val="24"/>
         </w:rPr>
       </w:pPr>
       <w:r>
         <w:rPr>
-          <w:rFonts w:ascii="Times New Roman" w:hAnsi="Times New Roman" w:cs="Times New Roman"/>
+          <w:rFonts w:asciiTheme="minorHAnsi" w:hAnsiTheme="minorHAnsi" w:cstheme="minorHAnsi"/>
           <w:b/>
           <w:sz w:val="24"/>
         </w:rPr>
@@ -2317,13 +2249,13 @@
         </w:tabs>
         <w:ind w:left="1079" w:right="923"/>
         <w:rPr>
-          <w:rFonts w:ascii="Times New Roman" w:hAnsi="Times New Roman" w:cs="Times New Roman"/>
+          <w:rFonts w:asciiTheme="minorHAnsi" w:hAnsiTheme="minorHAnsi" w:cstheme="minorHAnsi"/>
           <w:sz w:val="24"/>
         </w:rPr>
       </w:pPr>
       <w:r>
         <w:rPr>
-          <w:rFonts w:ascii="Times New Roman" w:hAnsi="Times New Roman" w:cs="Times New Roman"/>
+          <w:rFonts w:asciiTheme="minorHAnsi" w:hAnsiTheme="minorHAnsi" w:cstheme="minorHAnsi"/>
           <w:b/>
           <w:sz w:val="24"/>
         </w:rPr>
@@ -2334,7 +2266,7 @@
       <w:pPr>
         <w:pStyle w:val="ListParagraph"/>
         <w:rPr>
-          <w:rFonts w:ascii="Times New Roman" w:hAnsi="Times New Roman" w:cs="Times New Roman"/>
+          <w:rFonts w:asciiTheme="minorHAnsi" w:hAnsiTheme="minorHAnsi" w:cstheme="minorHAnsi"/>
           <w:sz w:val="24"/>
         </w:rPr>
         <w:sectPr>
@@ -2349,58 +2281,58 @@
         <w:pStyle w:val="Heading1"/>
         <w:ind w:left="421"/>
         <w:rPr>
-          <w:rFonts w:ascii="Times New Roman" w:hAnsi="Times New Roman" w:cs="Times New Roman"/>
-        </w:rPr>
-      </w:pPr>
-      <w:r>
-        <w:rPr>
-          <w:rFonts w:ascii="Times New Roman" w:hAnsi="Times New Roman" w:cs="Times New Roman"/>
+          <w:rFonts w:asciiTheme="minorHAnsi" w:hAnsiTheme="minorHAnsi" w:cstheme="minorHAnsi"/>
+        </w:rPr>
+      </w:pPr>
+      <w:r>
+        <w:rPr>
+          <w:rFonts w:asciiTheme="minorHAnsi" w:hAnsiTheme="minorHAnsi" w:cstheme="minorHAnsi"/>
         </w:rPr>
         <w:lastRenderedPageBreak/>
         <w:t>WORK-PLAN/TIME</w:t>
       </w:r>
       <w:r>
         <w:rPr>
-          <w:rFonts w:ascii="Times New Roman" w:hAnsi="Times New Roman" w:cs="Times New Roman"/>
+          <w:rFonts w:asciiTheme="minorHAnsi" w:hAnsiTheme="minorHAnsi" w:cstheme="minorHAnsi"/>
           <w:spacing w:val="-3"/>
         </w:rPr>
         <w:t xml:space="preserve"> </w:t>
       </w:r>
       <w:r>
         <w:rPr>
-          <w:rFonts w:ascii="Times New Roman" w:hAnsi="Times New Roman" w:cs="Times New Roman"/>
+          <w:rFonts w:asciiTheme="minorHAnsi" w:hAnsiTheme="minorHAnsi" w:cstheme="minorHAnsi"/>
         </w:rPr>
         <w:t>FRAME</w:t>
       </w:r>
       <w:r>
         <w:rPr>
-          <w:rFonts w:ascii="Times New Roman" w:hAnsi="Times New Roman" w:cs="Times New Roman"/>
+          <w:rFonts w:asciiTheme="minorHAnsi" w:hAnsiTheme="minorHAnsi" w:cstheme="minorHAnsi"/>
           <w:spacing w:val="-3"/>
         </w:rPr>
         <w:t xml:space="preserve"> </w:t>
       </w:r>
       <w:r>
         <w:rPr>
-          <w:rFonts w:ascii="Times New Roman" w:hAnsi="Times New Roman" w:cs="Times New Roman"/>
+          <w:rFonts w:asciiTheme="minorHAnsi" w:hAnsiTheme="minorHAnsi" w:cstheme="minorHAnsi"/>
         </w:rPr>
         <w:t>USING</w:t>
       </w:r>
       <w:r>
         <w:rPr>
-          <w:rFonts w:ascii="Times New Roman" w:hAnsi="Times New Roman" w:cs="Times New Roman"/>
+          <w:rFonts w:asciiTheme="minorHAnsi" w:hAnsiTheme="minorHAnsi" w:cstheme="minorHAnsi"/>
           <w:spacing w:val="-3"/>
         </w:rPr>
         <w:t xml:space="preserve"> </w:t>
       </w:r>
       <w:r>
         <w:rPr>
-          <w:rFonts w:ascii="Times New Roman" w:hAnsi="Times New Roman" w:cs="Times New Roman"/>
+          <w:rFonts w:asciiTheme="minorHAnsi" w:hAnsiTheme="minorHAnsi" w:cstheme="minorHAnsi"/>
         </w:rPr>
         <w:t>GANTT</w:t>
       </w:r>
       <w:r>
         <w:rPr>
-          <w:rFonts w:ascii="Times New Roman" w:hAnsi="Times New Roman" w:cs="Times New Roman"/>
+          <w:rFonts w:asciiTheme="minorHAnsi" w:hAnsiTheme="minorHAnsi" w:cstheme="minorHAnsi"/>
           <w:spacing w:val="-2"/>
         </w:rPr>
         <w:t xml:space="preserve"> CHART</w:t>
@@ -2412,12 +2344,12 @@
         <w:spacing w:before="258"/>
         <w:ind w:left="360"/>
         <w:rPr>
-          <w:rFonts w:ascii="Times New Roman" w:hAnsi="Times New Roman" w:cs="Times New Roman"/>
-        </w:rPr>
-      </w:pPr>
-      <w:r>
-        <w:rPr>
-          <w:rFonts w:ascii="Times New Roman" w:hAnsi="Times New Roman" w:cs="Times New Roman"/>
+          <w:rFonts w:asciiTheme="minorHAnsi" w:hAnsiTheme="minorHAnsi" w:cstheme="minorHAnsi"/>
+        </w:rPr>
+      </w:pPr>
+      <w:r>
+        <w:rPr>
+          <w:rFonts w:asciiTheme="minorHAnsi" w:hAnsiTheme="minorHAnsi" w:cstheme="minorHAnsi"/>
         </w:rPr>
         <w:t>This research will span for a period of 3 months spanning from March 2026 to May 2026.</w:t>
       </w:r>
@@ -2427,7 +2359,7 @@
         <w:pStyle w:val="BodyText"/>
         <w:spacing w:before="4"/>
         <w:rPr>
-          <w:rFonts w:ascii="Times New Roman" w:hAnsi="Times New Roman" w:cs="Times New Roman"/>
+          <w:rFonts w:asciiTheme="minorHAnsi" w:hAnsiTheme="minorHAnsi" w:cstheme="minorHAnsi"/>
           <w:sz w:val="19"/>
         </w:rPr>
       </w:pPr>
@@ -2469,12 +2401,12 @@
           <w:p>
             <w:pPr>
               <w:rPr>
-                <w:rFonts w:ascii="Times New Roman" w:hAnsi="Times New Roman" w:cs="Times New Roman"/>
-              </w:rPr>
-            </w:pPr>
-            <w:r>
-              <w:rPr>
-                <w:rFonts w:ascii="Times New Roman" w:hAnsi="Times New Roman" w:cs="Times New Roman"/>
+                <w:rFonts w:asciiTheme="minorHAnsi" w:hAnsiTheme="minorHAnsi" w:cstheme="minorHAnsi"/>
+              </w:rPr>
+            </w:pPr>
+            <w:r>
+              <w:rPr>
+                <w:rFonts w:asciiTheme="minorHAnsi" w:hAnsiTheme="minorHAnsi" w:cstheme="minorHAnsi"/>
               </w:rPr>
               <w:t>Description</w:t>
             </w:r>
@@ -2488,14 +2420,22 @@
           <w:p>
             <w:pPr>
               <w:rPr>
-                <w:rFonts w:ascii="Times New Roman" w:hAnsi="Times New Roman" w:cs="Times New Roman"/>
-              </w:rPr>
-            </w:pPr>
-            <w:r>
-              <w:rPr>
-                <w:rFonts w:ascii="Times New Roman" w:hAnsi="Times New Roman" w:cs="Times New Roman"/>
-              </w:rPr>
-              <w:t>Time Line from March 2026 - May 2026</w:t>
+                <w:rFonts w:asciiTheme="minorHAnsi" w:hAnsiTheme="minorHAnsi" w:cstheme="minorHAnsi"/>
+              </w:rPr>
+            </w:pPr>
+            <w:proofErr w:type="gramStart"/>
+            <w:r>
+              <w:rPr>
+                <w:rFonts w:asciiTheme="minorHAnsi" w:hAnsiTheme="minorHAnsi" w:cstheme="minorHAnsi"/>
+              </w:rPr>
+              <w:t>Time Line</w:t>
+            </w:r>
+            <w:proofErr w:type="gramEnd"/>
+            <w:r>
+              <w:rPr>
+                <w:rFonts w:asciiTheme="minorHAnsi" w:hAnsiTheme="minorHAnsi" w:cstheme="minorHAnsi"/>
+              </w:rPr>
+              <w:t xml:space="preserve"> from March 2026 - May 2026</w:t>
             </w:r>
           </w:p>
         </w:tc>
@@ -2515,7 +2455,7 @@
           <w:p>
             <w:pPr>
               <w:rPr>
-                <w:rFonts w:ascii="Times New Roman" w:hAnsi="Times New Roman" w:cs="Times New Roman"/>
+                <w:rFonts w:asciiTheme="minorHAnsi" w:hAnsiTheme="minorHAnsi" w:cstheme="minorHAnsi"/>
                 <w:sz w:val="2"/>
                 <w:szCs w:val="2"/>
               </w:rPr>
@@ -2529,12 +2469,12 @@
           <w:p>
             <w:pPr>
               <w:rPr>
-                <w:rFonts w:ascii="Times New Roman" w:hAnsi="Times New Roman" w:cs="Times New Roman"/>
-              </w:rPr>
-            </w:pPr>
-            <w:r>
-              <w:rPr>
-                <w:rFonts w:ascii="Times New Roman" w:hAnsi="Times New Roman" w:cs="Times New Roman"/>
+                <w:rFonts w:asciiTheme="minorHAnsi" w:hAnsiTheme="minorHAnsi" w:cstheme="minorHAnsi"/>
+              </w:rPr>
+            </w:pPr>
+            <w:r>
+              <w:rPr>
+                <w:rFonts w:asciiTheme="minorHAnsi" w:hAnsiTheme="minorHAnsi" w:cstheme="minorHAnsi"/>
               </w:rPr>
               <w:t>MARCH</w:t>
             </w:r>
@@ -2547,12 +2487,12 @@
           <w:p>
             <w:pPr>
               <w:rPr>
-                <w:rFonts w:ascii="Times New Roman" w:hAnsi="Times New Roman" w:cs="Times New Roman"/>
-              </w:rPr>
-            </w:pPr>
-            <w:r>
-              <w:rPr>
-                <w:rFonts w:ascii="Times New Roman" w:hAnsi="Times New Roman" w:cs="Times New Roman"/>
+                <w:rFonts w:asciiTheme="minorHAnsi" w:hAnsiTheme="minorHAnsi" w:cstheme="minorHAnsi"/>
+              </w:rPr>
+            </w:pPr>
+            <w:r>
+              <w:rPr>
+                <w:rFonts w:asciiTheme="minorHAnsi" w:hAnsiTheme="minorHAnsi" w:cstheme="minorHAnsi"/>
               </w:rPr>
               <w:t>APRIL</w:t>
             </w:r>
@@ -2565,12 +2505,12 @@
           <w:p>
             <w:pPr>
               <w:rPr>
-                <w:rFonts w:ascii="Times New Roman" w:hAnsi="Times New Roman" w:cs="Times New Roman"/>
-              </w:rPr>
-            </w:pPr>
-            <w:r>
-              <w:rPr>
-                <w:rFonts w:ascii="Times New Roman" w:hAnsi="Times New Roman" w:cs="Times New Roman"/>
+                <w:rFonts w:asciiTheme="minorHAnsi" w:hAnsiTheme="minorHAnsi" w:cstheme="minorHAnsi"/>
+              </w:rPr>
+            </w:pPr>
+            <w:r>
+              <w:rPr>
+                <w:rFonts w:asciiTheme="minorHAnsi" w:hAnsiTheme="minorHAnsi" w:cstheme="minorHAnsi"/>
               </w:rPr>
               <w:t>MAY</w:t>
             </w:r>
@@ -2588,12 +2528,12 @@
           <w:p>
             <w:pPr>
               <w:rPr>
-                <w:rFonts w:ascii="Times New Roman" w:hAnsi="Times New Roman" w:cs="Times New Roman"/>
-              </w:rPr>
-            </w:pPr>
-            <w:r>
-              <w:rPr>
-                <w:rFonts w:ascii="Times New Roman" w:hAnsi="Times New Roman" w:cs="Times New Roman"/>
+                <w:rFonts w:asciiTheme="minorHAnsi" w:hAnsiTheme="minorHAnsi" w:cstheme="minorHAnsi"/>
+              </w:rPr>
+            </w:pPr>
+            <w:r>
+              <w:rPr>
+                <w:rFonts w:asciiTheme="minorHAnsi" w:hAnsiTheme="minorHAnsi" w:cstheme="minorHAnsi"/>
               </w:rPr>
               <w:t>Requirement Gathering/PHC Workflow Study</w:t>
             </w:r>
@@ -2607,12 +2547,12 @@
           <w:p>
             <w:pPr>
               <w:rPr>
-                <w:rFonts w:ascii="Times New Roman" w:hAnsi="Times New Roman" w:cs="Times New Roman"/>
-              </w:rPr>
-            </w:pPr>
-            <w:r>
-              <w:rPr>
-                <w:rFonts w:ascii="Times New Roman" w:hAnsi="Times New Roman" w:cs="Times New Roman"/>
+                <w:rFonts w:asciiTheme="minorHAnsi" w:hAnsiTheme="minorHAnsi" w:cstheme="minorHAnsi"/>
+              </w:rPr>
+            </w:pPr>
+            <w:r>
+              <w:rPr>
+                <w:rFonts w:asciiTheme="minorHAnsi" w:hAnsiTheme="minorHAnsi" w:cstheme="minorHAnsi"/>
               </w:rPr>
               <w:t>X</w:t>
             </w:r>
@@ -2626,7 +2566,7 @@
           <w:p>
             <w:pPr>
               <w:rPr>
-                <w:rFonts w:ascii="Times New Roman" w:hAnsi="Times New Roman" w:cs="Times New Roman"/>
+                <w:rFonts w:asciiTheme="minorHAnsi" w:hAnsiTheme="minorHAnsi" w:cstheme="minorHAnsi"/>
               </w:rPr>
             </w:pPr>
           </w:p>
@@ -2638,7 +2578,7 @@
           <w:p>
             <w:pPr>
               <w:rPr>
-                <w:rFonts w:ascii="Times New Roman" w:hAnsi="Times New Roman" w:cs="Times New Roman"/>
+                <w:rFonts w:asciiTheme="minorHAnsi" w:hAnsiTheme="minorHAnsi" w:cstheme="minorHAnsi"/>
               </w:rPr>
             </w:pPr>
           </w:p>
@@ -2655,12 +2595,12 @@
           <w:p>
             <w:pPr>
               <w:rPr>
-                <w:rFonts w:ascii="Times New Roman" w:hAnsi="Times New Roman" w:cs="Times New Roman"/>
-              </w:rPr>
-            </w:pPr>
-            <w:r>
-              <w:rPr>
-                <w:rFonts w:ascii="Times New Roman" w:hAnsi="Times New Roman" w:cs="Times New Roman"/>
+                <w:rFonts w:asciiTheme="minorHAnsi" w:hAnsiTheme="minorHAnsi" w:cstheme="minorHAnsi"/>
+              </w:rPr>
+            </w:pPr>
+            <w:r>
+              <w:rPr>
+                <w:rFonts w:asciiTheme="minorHAnsi" w:hAnsiTheme="minorHAnsi" w:cstheme="minorHAnsi"/>
               </w:rPr>
               <w:t>System Analysis and Design</w:t>
             </w:r>
@@ -2673,12 +2613,12 @@
           <w:p>
             <w:pPr>
               <w:rPr>
-                <w:rFonts w:ascii="Times New Roman" w:hAnsi="Times New Roman" w:cs="Times New Roman"/>
-              </w:rPr>
-            </w:pPr>
-            <w:r>
-              <w:rPr>
-                <w:rFonts w:ascii="Times New Roman" w:hAnsi="Times New Roman" w:cs="Times New Roman"/>
+                <w:rFonts w:asciiTheme="minorHAnsi" w:hAnsiTheme="minorHAnsi" w:cstheme="minorHAnsi"/>
+              </w:rPr>
+            </w:pPr>
+            <w:r>
+              <w:rPr>
+                <w:rFonts w:asciiTheme="minorHAnsi" w:hAnsiTheme="minorHAnsi" w:cstheme="minorHAnsi"/>
               </w:rPr>
               <w:t>X</w:t>
             </w:r>
@@ -2692,7 +2632,7 @@
           <w:p>
             <w:pPr>
               <w:rPr>
-                <w:rFonts w:ascii="Times New Roman" w:hAnsi="Times New Roman" w:cs="Times New Roman"/>
+                <w:rFonts w:asciiTheme="minorHAnsi" w:hAnsiTheme="minorHAnsi" w:cstheme="minorHAnsi"/>
               </w:rPr>
             </w:pPr>
           </w:p>
@@ -2704,7 +2644,7 @@
           <w:p>
             <w:pPr>
               <w:rPr>
-                <w:rFonts w:ascii="Times New Roman" w:hAnsi="Times New Roman" w:cs="Times New Roman"/>
+                <w:rFonts w:asciiTheme="minorHAnsi" w:hAnsiTheme="minorHAnsi" w:cstheme="minorHAnsi"/>
               </w:rPr>
             </w:pPr>
           </w:p>
@@ -2721,12 +2661,12 @@
           <w:p>
             <w:pPr>
               <w:rPr>
-                <w:rFonts w:ascii="Times New Roman" w:hAnsi="Times New Roman" w:cs="Times New Roman"/>
-              </w:rPr>
-            </w:pPr>
-            <w:r>
-              <w:rPr>
-                <w:rFonts w:ascii="Times New Roman" w:hAnsi="Times New Roman" w:cs="Times New Roman"/>
+                <w:rFonts w:asciiTheme="minorHAnsi" w:hAnsiTheme="minorHAnsi" w:cstheme="minorHAnsi"/>
+              </w:rPr>
+            </w:pPr>
+            <w:r>
+              <w:rPr>
+                <w:rFonts w:asciiTheme="minorHAnsi" w:hAnsiTheme="minorHAnsi" w:cstheme="minorHAnsi"/>
               </w:rPr>
               <w:t>Implementation</w:t>
             </w:r>
@@ -2739,7 +2679,7 @@
           <w:p>
             <w:pPr>
               <w:rPr>
-                <w:rFonts w:ascii="Times New Roman" w:hAnsi="Times New Roman" w:cs="Times New Roman"/>
+                <w:rFonts w:asciiTheme="minorHAnsi" w:hAnsiTheme="minorHAnsi" w:cstheme="minorHAnsi"/>
               </w:rPr>
             </w:pPr>
           </w:p>
@@ -2751,12 +2691,12 @@
           <w:p>
             <w:pPr>
               <w:rPr>
-                <w:rFonts w:ascii="Times New Roman" w:hAnsi="Times New Roman" w:cs="Times New Roman"/>
-              </w:rPr>
-            </w:pPr>
-            <w:r>
-              <w:rPr>
-                <w:rFonts w:ascii="Times New Roman" w:hAnsi="Times New Roman" w:cs="Times New Roman"/>
+                <w:rFonts w:asciiTheme="minorHAnsi" w:hAnsiTheme="minorHAnsi" w:cstheme="minorHAnsi"/>
+              </w:rPr>
+            </w:pPr>
+            <w:r>
+              <w:rPr>
+                <w:rFonts w:asciiTheme="minorHAnsi" w:hAnsiTheme="minorHAnsi" w:cstheme="minorHAnsi"/>
               </w:rPr>
               <w:t>X</w:t>
             </w:r>
@@ -2770,7 +2710,7 @@
           <w:p>
             <w:pPr>
               <w:rPr>
-                <w:rFonts w:ascii="Times New Roman" w:hAnsi="Times New Roman" w:cs="Times New Roman"/>
+                <w:rFonts w:asciiTheme="minorHAnsi" w:hAnsiTheme="minorHAnsi" w:cstheme="minorHAnsi"/>
               </w:rPr>
             </w:pPr>
           </w:p>
@@ -2787,12 +2727,12 @@
           <w:p>
             <w:pPr>
               <w:rPr>
-                <w:rFonts w:ascii="Times New Roman" w:hAnsi="Times New Roman" w:cs="Times New Roman"/>
-              </w:rPr>
-            </w:pPr>
-            <w:r>
-              <w:rPr>
-                <w:rFonts w:ascii="Times New Roman" w:hAnsi="Times New Roman" w:cs="Times New Roman"/>
+                <w:rFonts w:asciiTheme="minorHAnsi" w:hAnsiTheme="minorHAnsi" w:cstheme="minorHAnsi"/>
+              </w:rPr>
+            </w:pPr>
+            <w:r>
+              <w:rPr>
+                <w:rFonts w:asciiTheme="minorHAnsi" w:hAnsiTheme="minorHAnsi" w:cstheme="minorHAnsi"/>
               </w:rPr>
               <w:t>Testing, Evaluation, and Report Writing</w:t>
             </w:r>
@@ -2806,7 +2746,7 @@
           <w:p>
             <w:pPr>
               <w:rPr>
-                <w:rFonts w:ascii="Times New Roman" w:hAnsi="Times New Roman" w:cs="Times New Roman"/>
+                <w:rFonts w:asciiTheme="minorHAnsi" w:hAnsiTheme="minorHAnsi" w:cstheme="minorHAnsi"/>
               </w:rPr>
             </w:pPr>
           </w:p>
@@ -2819,7 +2759,7 @@
           <w:p>
             <w:pPr>
               <w:rPr>
-                <w:rFonts w:ascii="Times New Roman" w:hAnsi="Times New Roman" w:cs="Times New Roman"/>
+                <w:rFonts w:asciiTheme="minorHAnsi" w:hAnsiTheme="minorHAnsi" w:cstheme="minorHAnsi"/>
               </w:rPr>
             </w:pPr>
           </w:p>
@@ -2832,12 +2772,12 @@
           <w:p>
             <w:pPr>
               <w:rPr>
-                <w:rFonts w:ascii="Times New Roman" w:hAnsi="Times New Roman" w:cs="Times New Roman"/>
-              </w:rPr>
-            </w:pPr>
-            <w:r>
-              <w:rPr>
-                <w:rFonts w:ascii="Times New Roman" w:hAnsi="Times New Roman" w:cs="Times New Roman"/>
+                <w:rFonts w:asciiTheme="minorHAnsi" w:hAnsiTheme="minorHAnsi" w:cstheme="minorHAnsi"/>
+              </w:rPr>
+            </w:pPr>
+            <w:r>
+              <w:rPr>
+                <w:rFonts w:asciiTheme="minorHAnsi" w:hAnsiTheme="minorHAnsi" w:cstheme="minorHAnsi"/>
               </w:rPr>
               <w:t>X</w:t>
             </w:r>
@@ -2849,12 +2789,12 @@
       <w:pPr>
         <w:pStyle w:val="BodyText"/>
         <w:rPr>
-          <w:rFonts w:ascii="Times New Roman" w:hAnsi="Times New Roman" w:cs="Times New Roman"/>
-        </w:rPr>
-      </w:pPr>
-      <w:r>
-        <w:rPr>
-          <w:rFonts w:ascii="Times New Roman" w:hAnsi="Times New Roman" w:cs="Times New Roman"/>
+          <w:rFonts w:asciiTheme="minorHAnsi" w:hAnsiTheme="minorHAnsi" w:cstheme="minorHAnsi"/>
+        </w:rPr>
+      </w:pPr>
+      <w:r>
+        <w:rPr>
+          <w:rFonts w:asciiTheme="minorHAnsi" w:hAnsiTheme="minorHAnsi" w:cstheme="minorHAnsi"/>
         </w:rPr>
         <w:t>The implementation of this project will follow a structured workflow consisting of the following stages:</w:t>
       </w:r>
@@ -2864,7 +2804,7 @@
         <w:pStyle w:val="BodyText"/>
         <w:spacing w:before="155"/>
         <w:rPr>
-          <w:rFonts w:ascii="Times New Roman" w:hAnsi="Times New Roman" w:cs="Times New Roman"/>
+          <w:rFonts w:asciiTheme="minorHAnsi" w:hAnsiTheme="minorHAnsi" w:cstheme="minorHAnsi"/>
         </w:rPr>
       </w:pPr>
     </w:p>
@@ -2873,7 +2813,7 @@
         <w:pStyle w:val="BodyText"/>
         <w:spacing w:before="12"/>
         <w:rPr>
-          <w:rFonts w:ascii="Times New Roman" w:hAnsi="Times New Roman" w:cs="Times New Roman"/>
+          <w:rFonts w:asciiTheme="minorHAnsi" w:hAnsiTheme="minorHAnsi" w:cstheme="minorHAnsi"/>
         </w:rPr>
       </w:pPr>
     </w:p>
@@ -2891,12 +2831,12 @@
         <w:spacing w:line="276" w:lineRule="auto"/>
         <w:ind w:left="1079" w:right="1059"/>
         <w:rPr>
-          <w:rFonts w:ascii="Times New Roman" w:hAnsi="Times New Roman" w:cs="Times New Roman"/>
-        </w:rPr>
-      </w:pPr>
-      <w:r>
-        <w:rPr>
-          <w:rFonts w:ascii="Times New Roman" w:hAnsi="Times New Roman" w:cs="Times New Roman"/>
+          <w:rFonts w:asciiTheme="minorHAnsi" w:hAnsiTheme="minorHAnsi" w:cstheme="minorHAnsi"/>
+        </w:rPr>
+      </w:pPr>
+      <w:r>
+        <w:rPr>
+          <w:rFonts w:asciiTheme="minorHAnsi" w:hAnsiTheme="minorHAnsi" w:cstheme="minorHAnsi"/>
           <w:b/>
         </w:rPr>
         <w:t>Requirement Gathering and PHC Workflow Study Review of maternal care appointment process, follow-up practices, and reminder needs in government PHCs.</w:t>
@@ -2916,12 +2856,12 @@
         <w:spacing w:line="276" w:lineRule="auto"/>
         <w:ind w:left="1079" w:right="1393"/>
         <w:rPr>
-          <w:rFonts w:ascii="Times New Roman" w:hAnsi="Times New Roman" w:cs="Times New Roman"/>
-        </w:rPr>
-      </w:pPr>
-      <w:r>
-        <w:rPr>
-          <w:rFonts w:ascii="Times New Roman" w:hAnsi="Times New Roman" w:cs="Times New Roman"/>
+          <w:rFonts w:asciiTheme="minorHAnsi" w:hAnsiTheme="minorHAnsi" w:cstheme="minorHAnsi"/>
+        </w:rPr>
+      </w:pPr>
+      <w:r>
+        <w:rPr>
+          <w:rFonts w:asciiTheme="minorHAnsi" w:hAnsiTheme="minorHAnsi" w:cstheme="minorHAnsi"/>
           <w:b/>
         </w:rPr>
         <w:t>System Analysis and Design Design of the database, mobile-first interface, reminder workflow, and dashboard structure.</w:t>
@@ -2941,12 +2881,12 @@
         <w:spacing w:line="276" w:lineRule="auto"/>
         <w:ind w:left="1079" w:right="1149"/>
         <w:rPr>
-          <w:rFonts w:ascii="Times New Roman" w:hAnsi="Times New Roman" w:cs="Times New Roman"/>
-        </w:rPr>
-      </w:pPr>
-      <w:r>
-        <w:rPr>
-          <w:rFonts w:ascii="Times New Roman" w:hAnsi="Times New Roman" w:cs="Times New Roman"/>
+          <w:rFonts w:asciiTheme="minorHAnsi" w:hAnsiTheme="minorHAnsi" w:cstheme="minorHAnsi"/>
+        </w:rPr>
+      </w:pPr>
+      <w:r>
+        <w:rPr>
+          <w:rFonts w:asciiTheme="minorHAnsi" w:hAnsiTheme="minorHAnsi" w:cstheme="minorHAnsi"/>
           <w:b/>
         </w:rPr>
         <w:t>Implementation Development of the staff dashboard, patient registration module, appointment tracking features, and SMS reminder functions.</w:t>
@@ -2966,12 +2906,12 @@
         <w:spacing w:line="276" w:lineRule="auto"/>
         <w:ind w:left="1079" w:right="1428"/>
         <w:rPr>
-          <w:rFonts w:ascii="Times New Roman" w:hAnsi="Times New Roman" w:cs="Times New Roman"/>
-        </w:rPr>
-      </w:pPr>
-      <w:r>
-        <w:rPr>
-          <w:rFonts w:ascii="Times New Roman" w:hAnsi="Times New Roman" w:cs="Times New Roman"/>
+          <w:rFonts w:asciiTheme="minorHAnsi" w:hAnsiTheme="minorHAnsi" w:cstheme="minorHAnsi"/>
+        </w:rPr>
+      </w:pPr>
+      <w:r>
+        <w:rPr>
+          <w:rFonts w:asciiTheme="minorHAnsi" w:hAnsiTheme="minorHAnsi" w:cstheme="minorHAnsi"/>
           <w:b/>
         </w:rPr>
         <w:t>System Testing Evaluation of registration flow, reminder generation, follow-up tracking, and mobile usability.</w:t>
@@ -2991,12 +2931,12 @@
         <w:spacing w:line="276" w:lineRule="auto"/>
         <w:ind w:left="1079" w:right="1651"/>
         <w:rPr>
-          <w:rFonts w:ascii="Times New Roman" w:hAnsi="Times New Roman" w:cs="Times New Roman"/>
-        </w:rPr>
-      </w:pPr>
-      <w:r>
-        <w:rPr>
-          <w:rFonts w:ascii="Times New Roman" w:hAnsi="Times New Roman" w:cs="Times New Roman"/>
+          <w:rFonts w:asciiTheme="minorHAnsi" w:hAnsiTheme="minorHAnsi" w:cstheme="minorHAnsi"/>
+        </w:rPr>
+      </w:pPr>
+      <w:r>
+        <w:rPr>
+          <w:rFonts w:asciiTheme="minorHAnsi" w:hAnsiTheme="minorHAnsi" w:cstheme="minorHAnsi"/>
           <w:b/>
         </w:rPr>
         <w:t>Documentation and Reporting Preparation of final report, screenshots, findings, and recommendations.</w:t>
@@ -3007,7 +2947,7 @@
         <w:pStyle w:val="ListParagraph"/>
         <w:spacing w:line="276" w:lineRule="auto"/>
         <w:rPr>
-          <w:rFonts w:ascii="Times New Roman" w:hAnsi="Times New Roman" w:cs="Times New Roman"/>
+          <w:rFonts w:asciiTheme="minorHAnsi" w:hAnsiTheme="minorHAnsi" w:cstheme="minorHAnsi"/>
         </w:rPr>
         <w:sectPr>
           <w:pgSz w:w="12240" w:h="15840"/>
@@ -3021,12 +2961,12 @@
         <w:pStyle w:val="Heading1"/>
         <w:ind w:left="359" w:right="0"/>
         <w:rPr>
-          <w:rFonts w:ascii="Times New Roman" w:hAnsi="Times New Roman" w:cs="Times New Roman"/>
-        </w:rPr>
-      </w:pPr>
-      <w:r>
-        <w:rPr>
-          <w:rFonts w:ascii="Times New Roman" w:hAnsi="Times New Roman" w:cs="Times New Roman"/>
+          <w:rFonts w:asciiTheme="minorHAnsi" w:hAnsiTheme="minorHAnsi" w:cstheme="minorHAnsi"/>
+        </w:rPr>
+      </w:pPr>
+      <w:r>
+        <w:rPr>
+          <w:rFonts w:asciiTheme="minorHAnsi" w:hAnsiTheme="minorHAnsi" w:cstheme="minorHAnsi"/>
           <w:spacing w:val="-2"/>
         </w:rPr>
         <w:lastRenderedPageBreak/>
@@ -3038,7 +2978,7 @@
         <w:pStyle w:val="BodyText"/>
         <w:spacing w:before="9"/>
         <w:rPr>
-          <w:rFonts w:ascii="Times New Roman" w:hAnsi="Times New Roman" w:cs="Times New Roman"/>
+          <w:rFonts w:asciiTheme="minorHAnsi" w:hAnsiTheme="minorHAnsi" w:cstheme="minorHAnsi"/>
           <w:b/>
           <w:sz w:val="20"/>
         </w:rPr>
@@ -3080,14 +3020,14 @@
             <w:pPr>
               <w:pStyle w:val="TableParagraph"/>
               <w:rPr>
-                <w:rFonts w:ascii="Times New Roman" w:hAnsi="Times New Roman" w:cs="Times New Roman"/>
+                <w:rFonts w:asciiTheme="minorHAnsi" w:hAnsiTheme="minorHAnsi" w:cstheme="minorHAnsi"/>
                 <w:b/>
                 <w:sz w:val="24"/>
               </w:rPr>
             </w:pPr>
             <w:r>
               <w:rPr>
-                <w:rFonts w:ascii="Times New Roman" w:hAnsi="Times New Roman" w:cs="Times New Roman"/>
+                <w:rFonts w:asciiTheme="minorHAnsi" w:hAnsiTheme="minorHAnsi" w:cstheme="minorHAnsi"/>
                 <w:b/>
                 <w:spacing w:val="-4"/>
                 <w:sz w:val="24"/>
@@ -3104,14 +3044,14 @@
             <w:pPr>
               <w:pStyle w:val="TableParagraph"/>
               <w:rPr>
-                <w:rFonts w:ascii="Times New Roman" w:hAnsi="Times New Roman" w:cs="Times New Roman"/>
+                <w:rFonts w:asciiTheme="minorHAnsi" w:hAnsiTheme="minorHAnsi" w:cstheme="minorHAnsi"/>
                 <w:b/>
                 <w:sz w:val="24"/>
               </w:rPr>
             </w:pPr>
             <w:r>
               <w:rPr>
-                <w:rFonts w:ascii="Times New Roman" w:hAnsi="Times New Roman" w:cs="Times New Roman"/>
+                <w:rFonts w:asciiTheme="minorHAnsi" w:hAnsiTheme="minorHAnsi" w:cstheme="minorHAnsi"/>
                 <w:b/>
                 <w:spacing w:val="-2"/>
                 <w:sz w:val="24"/>
@@ -3128,14 +3068,14 @@
             <w:pPr>
               <w:pStyle w:val="TableParagraph"/>
               <w:rPr>
-                <w:rFonts w:ascii="Times New Roman" w:hAnsi="Times New Roman" w:cs="Times New Roman"/>
+                <w:rFonts w:asciiTheme="minorHAnsi" w:hAnsiTheme="minorHAnsi" w:cstheme="minorHAnsi"/>
                 <w:b/>
                 <w:sz w:val="24"/>
               </w:rPr>
             </w:pPr>
             <w:r>
               <w:rPr>
-                <w:rFonts w:ascii="Times New Roman" w:hAnsi="Times New Roman" w:cs="Times New Roman"/>
+                <w:rFonts w:asciiTheme="minorHAnsi" w:hAnsiTheme="minorHAnsi" w:cstheme="minorHAnsi"/>
                 <w:b/>
                 <w:sz w:val="24"/>
               </w:rPr>
@@ -3143,7 +3083,7 @@
             </w:r>
             <w:r>
               <w:rPr>
-                <w:rFonts w:ascii="Times New Roman" w:hAnsi="Times New Roman" w:cs="Times New Roman"/>
+                <w:rFonts w:asciiTheme="minorHAnsi" w:hAnsiTheme="minorHAnsi" w:cstheme="minorHAnsi"/>
                 <w:b/>
                 <w:spacing w:val="-2"/>
                 <w:sz w:val="24"/>
@@ -3164,12 +3104,12 @@
           <w:p>
             <w:pPr>
               <w:rPr>
-                <w:rFonts w:ascii="Times New Roman" w:hAnsi="Times New Roman" w:cs="Times New Roman"/>
-              </w:rPr>
-            </w:pPr>
-            <w:r>
-              <w:rPr>
-                <w:rFonts w:ascii="Times New Roman" w:hAnsi="Times New Roman" w:cs="Times New Roman"/>
+                <w:rFonts w:asciiTheme="minorHAnsi" w:hAnsiTheme="minorHAnsi" w:cstheme="minorHAnsi"/>
+              </w:rPr>
+            </w:pPr>
+            <w:r>
+              <w:rPr>
+                <w:rFonts w:asciiTheme="minorHAnsi" w:hAnsiTheme="minorHAnsi" w:cstheme="minorHAnsi"/>
               </w:rPr>
               <w:t>Internet/Data</w:t>
             </w:r>
@@ -3182,12 +3122,12 @@
           <w:p>
             <w:pPr>
               <w:rPr>
-                <w:rFonts w:ascii="Times New Roman" w:hAnsi="Times New Roman" w:cs="Times New Roman"/>
-              </w:rPr>
-            </w:pPr>
-            <w:r>
-              <w:rPr>
-                <w:rFonts w:ascii="Times New Roman" w:hAnsi="Times New Roman" w:cs="Times New Roman"/>
+                <w:rFonts w:asciiTheme="minorHAnsi" w:hAnsiTheme="minorHAnsi" w:cstheme="minorHAnsi"/>
+              </w:rPr>
+            </w:pPr>
+            <w:r>
+              <w:rPr>
+                <w:rFonts w:asciiTheme="minorHAnsi" w:hAnsiTheme="minorHAnsi" w:cstheme="minorHAnsi"/>
               </w:rPr>
               <w:t>Data for research, development, testing, and online access</w:t>
             </w:r>
@@ -3200,12 +3140,12 @@
           <w:p>
             <w:pPr>
               <w:rPr>
-                <w:rFonts w:ascii="Times New Roman" w:hAnsi="Times New Roman" w:cs="Times New Roman"/>
-              </w:rPr>
-            </w:pPr>
-            <w:r>
-              <w:rPr>
-                <w:rFonts w:ascii="Times New Roman" w:hAnsi="Times New Roman" w:cs="Times New Roman"/>
+                <w:rFonts w:asciiTheme="minorHAnsi" w:hAnsiTheme="minorHAnsi" w:cstheme="minorHAnsi"/>
+              </w:rPr>
+            </w:pPr>
+            <w:r>
+              <w:rPr>
+                <w:rFonts w:asciiTheme="minorHAnsi" w:hAnsiTheme="minorHAnsi" w:cstheme="minorHAnsi"/>
               </w:rPr>
               <w:t>20,000</w:t>
             </w:r>
@@ -3223,12 +3163,12 @@
           <w:p>
             <w:pPr>
               <w:rPr>
-                <w:rFonts w:ascii="Times New Roman" w:hAnsi="Times New Roman" w:cs="Times New Roman"/>
-              </w:rPr>
-            </w:pPr>
-            <w:r>
-              <w:rPr>
-                <w:rFonts w:ascii="Times New Roman" w:hAnsi="Times New Roman" w:cs="Times New Roman"/>
+                <w:rFonts w:asciiTheme="minorHAnsi" w:hAnsiTheme="minorHAnsi" w:cstheme="minorHAnsi"/>
+              </w:rPr>
+            </w:pPr>
+            <w:r>
+              <w:rPr>
+                <w:rFonts w:asciiTheme="minorHAnsi" w:hAnsiTheme="minorHAnsi" w:cstheme="minorHAnsi"/>
               </w:rPr>
               <w:t>Power Support</w:t>
             </w:r>
@@ -3241,12 +3181,12 @@
           <w:p>
             <w:pPr>
               <w:rPr>
-                <w:rFonts w:ascii="Times New Roman" w:hAnsi="Times New Roman" w:cs="Times New Roman"/>
-              </w:rPr>
-            </w:pPr>
-            <w:r>
-              <w:rPr>
-                <w:rFonts w:ascii="Times New Roman" w:hAnsi="Times New Roman" w:cs="Times New Roman"/>
+                <w:rFonts w:asciiTheme="minorHAnsi" w:hAnsiTheme="minorHAnsi" w:cstheme="minorHAnsi"/>
+              </w:rPr>
+            </w:pPr>
+            <w:r>
+              <w:rPr>
+                <w:rFonts w:asciiTheme="minorHAnsi" w:hAnsiTheme="minorHAnsi" w:cstheme="minorHAnsi"/>
               </w:rPr>
               <w:t>Electricity and backup power during development</w:t>
             </w:r>
@@ -3259,12 +3199,12 @@
           <w:p>
             <w:pPr>
               <w:rPr>
-                <w:rFonts w:ascii="Times New Roman" w:hAnsi="Times New Roman" w:cs="Times New Roman"/>
-              </w:rPr>
-            </w:pPr>
-            <w:r>
-              <w:rPr>
-                <w:rFonts w:ascii="Times New Roman" w:hAnsi="Times New Roman" w:cs="Times New Roman"/>
+                <w:rFonts w:asciiTheme="minorHAnsi" w:hAnsiTheme="minorHAnsi" w:cstheme="minorHAnsi"/>
+              </w:rPr>
+            </w:pPr>
+            <w:r>
+              <w:rPr>
+                <w:rFonts w:asciiTheme="minorHAnsi" w:hAnsiTheme="minorHAnsi" w:cstheme="minorHAnsi"/>
               </w:rPr>
               <w:t>20,000</w:t>
             </w:r>
@@ -3282,12 +3222,12 @@
           <w:p>
             <w:pPr>
               <w:rPr>
-                <w:rFonts w:ascii="Times New Roman" w:hAnsi="Times New Roman" w:cs="Times New Roman"/>
-              </w:rPr>
-            </w:pPr>
-            <w:r>
-              <w:rPr>
-                <w:rFonts w:ascii="Times New Roman" w:hAnsi="Times New Roman" w:cs="Times New Roman"/>
+                <w:rFonts w:asciiTheme="minorHAnsi" w:hAnsiTheme="minorHAnsi" w:cstheme="minorHAnsi"/>
+              </w:rPr>
+            </w:pPr>
+            <w:r>
+              <w:rPr>
+                <w:rFonts w:asciiTheme="minorHAnsi" w:hAnsiTheme="minorHAnsi" w:cstheme="minorHAnsi"/>
               </w:rPr>
               <w:t>Transportation</w:t>
             </w:r>
@@ -3300,12 +3240,12 @@
           <w:p>
             <w:pPr>
               <w:rPr>
-                <w:rFonts w:ascii="Times New Roman" w:hAnsi="Times New Roman" w:cs="Times New Roman"/>
-              </w:rPr>
-            </w:pPr>
-            <w:r>
-              <w:rPr>
-                <w:rFonts w:ascii="Times New Roman" w:hAnsi="Times New Roman" w:cs="Times New Roman"/>
+                <w:rFonts w:asciiTheme="minorHAnsi" w:hAnsiTheme="minorHAnsi" w:cstheme="minorHAnsi"/>
+              </w:rPr>
+            </w:pPr>
+            <w:r>
+              <w:rPr>
+                <w:rFonts w:asciiTheme="minorHAnsi" w:hAnsiTheme="minorHAnsi" w:cstheme="minorHAnsi"/>
               </w:rPr>
               <w:t>Visits for project meetings, logistics, and printing</w:t>
             </w:r>
@@ -3318,12 +3258,12 @@
           <w:p>
             <w:pPr>
               <w:rPr>
-                <w:rFonts w:ascii="Times New Roman" w:hAnsi="Times New Roman" w:cs="Times New Roman"/>
-              </w:rPr>
-            </w:pPr>
-            <w:r>
-              <w:rPr>
-                <w:rFonts w:ascii="Times New Roman" w:hAnsi="Times New Roman" w:cs="Times New Roman"/>
+                <w:rFonts w:asciiTheme="minorHAnsi" w:hAnsiTheme="minorHAnsi" w:cstheme="minorHAnsi"/>
+              </w:rPr>
+            </w:pPr>
+            <w:r>
+              <w:rPr>
+                <w:rFonts w:asciiTheme="minorHAnsi" w:hAnsiTheme="minorHAnsi" w:cstheme="minorHAnsi"/>
               </w:rPr>
               <w:t>15,000</w:t>
             </w:r>
@@ -3341,12 +3281,12 @@
           <w:p>
             <w:pPr>
               <w:rPr>
-                <w:rFonts w:ascii="Times New Roman" w:hAnsi="Times New Roman" w:cs="Times New Roman"/>
-              </w:rPr>
-            </w:pPr>
-            <w:r>
-              <w:rPr>
-                <w:rFonts w:ascii="Times New Roman" w:hAnsi="Times New Roman" w:cs="Times New Roman"/>
+                <w:rFonts w:asciiTheme="minorHAnsi" w:hAnsiTheme="minorHAnsi" w:cstheme="minorHAnsi"/>
+              </w:rPr>
+            </w:pPr>
+            <w:r>
+              <w:rPr>
+                <w:rFonts w:asciiTheme="minorHAnsi" w:hAnsiTheme="minorHAnsi" w:cstheme="minorHAnsi"/>
               </w:rPr>
               <w:t>Printing and Binding</w:t>
             </w:r>
@@ -3359,12 +3299,12 @@
           <w:p>
             <w:pPr>
               <w:rPr>
-                <w:rFonts w:ascii="Times New Roman" w:hAnsi="Times New Roman" w:cs="Times New Roman"/>
-              </w:rPr>
-            </w:pPr>
-            <w:r>
-              <w:rPr>
-                <w:rFonts w:ascii="Times New Roman" w:hAnsi="Times New Roman" w:cs="Times New Roman"/>
+                <w:rFonts w:asciiTheme="minorHAnsi" w:hAnsiTheme="minorHAnsi" w:cstheme="minorHAnsi"/>
+              </w:rPr>
+            </w:pPr>
+            <w:r>
+              <w:rPr>
+                <w:rFonts w:asciiTheme="minorHAnsi" w:hAnsiTheme="minorHAnsi" w:cstheme="minorHAnsi"/>
               </w:rPr>
               <w:t>Draft printing, final printing, and binding</w:t>
             </w:r>
@@ -3377,12 +3317,12 @@
           <w:p>
             <w:pPr>
               <w:rPr>
-                <w:rFonts w:ascii="Times New Roman" w:hAnsi="Times New Roman" w:cs="Times New Roman"/>
-              </w:rPr>
-            </w:pPr>
-            <w:r>
-              <w:rPr>
-                <w:rFonts w:ascii="Times New Roman" w:hAnsi="Times New Roman" w:cs="Times New Roman"/>
+                <w:rFonts w:asciiTheme="minorHAnsi" w:hAnsiTheme="minorHAnsi" w:cstheme="minorHAnsi"/>
+              </w:rPr>
+            </w:pPr>
+            <w:r>
+              <w:rPr>
+                <w:rFonts w:asciiTheme="minorHAnsi" w:hAnsiTheme="minorHAnsi" w:cstheme="minorHAnsi"/>
               </w:rPr>
               <w:t>20,000</w:t>
             </w:r>
@@ -3400,12 +3340,12 @@
           <w:p>
             <w:pPr>
               <w:rPr>
-                <w:rFonts w:ascii="Times New Roman" w:hAnsi="Times New Roman" w:cs="Times New Roman"/>
-              </w:rPr>
-            </w:pPr>
-            <w:r>
-              <w:rPr>
-                <w:rFonts w:ascii="Times New Roman" w:hAnsi="Times New Roman" w:cs="Times New Roman"/>
+                <w:rFonts w:asciiTheme="minorHAnsi" w:hAnsiTheme="minorHAnsi" w:cstheme="minorHAnsi"/>
+              </w:rPr>
+            </w:pPr>
+            <w:r>
+              <w:rPr>
+                <w:rFonts w:asciiTheme="minorHAnsi" w:hAnsiTheme="minorHAnsi" w:cstheme="minorHAnsi"/>
               </w:rPr>
               <w:t>SMS Testing</w:t>
             </w:r>
@@ -3418,12 +3358,12 @@
           <w:p>
             <w:pPr>
               <w:rPr>
-                <w:rFonts w:ascii="Times New Roman" w:hAnsi="Times New Roman" w:cs="Times New Roman"/>
-              </w:rPr>
-            </w:pPr>
-            <w:r>
-              <w:rPr>
-                <w:rFonts w:ascii="Times New Roman" w:hAnsi="Times New Roman" w:cs="Times New Roman"/>
+                <w:rFonts w:asciiTheme="minorHAnsi" w:hAnsiTheme="minorHAnsi" w:cstheme="minorHAnsi"/>
+              </w:rPr>
+            </w:pPr>
+            <w:r>
+              <w:rPr>
+                <w:rFonts w:asciiTheme="minorHAnsi" w:hAnsiTheme="minorHAnsi" w:cstheme="minorHAnsi"/>
               </w:rPr>
               <w:t>Test message charges and reminder simulation costs</w:t>
             </w:r>
@@ -3436,12 +3376,12 @@
           <w:p>
             <w:pPr>
               <w:rPr>
-                <w:rFonts w:ascii="Times New Roman" w:hAnsi="Times New Roman" w:cs="Times New Roman"/>
-              </w:rPr>
-            </w:pPr>
-            <w:r>
-              <w:rPr>
-                <w:rFonts w:ascii="Times New Roman" w:hAnsi="Times New Roman" w:cs="Times New Roman"/>
+                <w:rFonts w:asciiTheme="minorHAnsi" w:hAnsiTheme="minorHAnsi" w:cstheme="minorHAnsi"/>
+              </w:rPr>
+            </w:pPr>
+            <w:r>
+              <w:rPr>
+                <w:rFonts w:asciiTheme="minorHAnsi" w:hAnsiTheme="minorHAnsi" w:cstheme="minorHAnsi"/>
               </w:rPr>
               <w:t>10,000</w:t>
             </w:r>
@@ -3459,12 +3399,12 @@
           <w:p>
             <w:pPr>
               <w:rPr>
-                <w:rFonts w:ascii="Times New Roman" w:hAnsi="Times New Roman" w:cs="Times New Roman"/>
-              </w:rPr>
-            </w:pPr>
-            <w:r>
-              <w:rPr>
-                <w:rFonts w:ascii="Times New Roman" w:hAnsi="Times New Roman" w:cs="Times New Roman"/>
+                <w:rFonts w:asciiTheme="minorHAnsi" w:hAnsiTheme="minorHAnsi" w:cstheme="minorHAnsi"/>
+              </w:rPr>
+            </w:pPr>
+            <w:r>
+              <w:rPr>
+                <w:rFonts w:asciiTheme="minorHAnsi" w:hAnsiTheme="minorHAnsi" w:cstheme="minorHAnsi"/>
               </w:rPr>
               <w:t>Hosting/Domain (Optional)</w:t>
             </w:r>
@@ -3477,12 +3417,12 @@
           <w:p>
             <w:pPr>
               <w:rPr>
-                <w:rFonts w:ascii="Times New Roman" w:hAnsi="Times New Roman" w:cs="Times New Roman"/>
-              </w:rPr>
-            </w:pPr>
-            <w:r>
-              <w:rPr>
-                <w:rFonts w:ascii="Times New Roman" w:hAnsi="Times New Roman" w:cs="Times New Roman"/>
+                <w:rFonts w:asciiTheme="minorHAnsi" w:hAnsiTheme="minorHAnsi" w:cstheme="minorHAnsi"/>
+              </w:rPr>
+            </w:pPr>
+            <w:r>
+              <w:rPr>
+                <w:rFonts w:asciiTheme="minorHAnsi" w:hAnsiTheme="minorHAnsi" w:cstheme="minorHAnsi"/>
               </w:rPr>
               <w:t>Optional hosting or domain for demonstration</w:t>
             </w:r>
@@ -3495,12 +3435,12 @@
           <w:p>
             <w:pPr>
               <w:rPr>
-                <w:rFonts w:ascii="Times New Roman" w:hAnsi="Times New Roman" w:cs="Times New Roman"/>
-              </w:rPr>
-            </w:pPr>
-            <w:r>
-              <w:rPr>
-                <w:rFonts w:ascii="Times New Roman" w:hAnsi="Times New Roman" w:cs="Times New Roman"/>
+                <w:rFonts w:asciiTheme="minorHAnsi" w:hAnsiTheme="minorHAnsi" w:cstheme="minorHAnsi"/>
+              </w:rPr>
+            </w:pPr>
+            <w:r>
+              <w:rPr>
+                <w:rFonts w:asciiTheme="minorHAnsi" w:hAnsiTheme="minorHAnsi" w:cstheme="minorHAnsi"/>
               </w:rPr>
               <w:t>15,000</w:t>
             </w:r>
@@ -3518,12 +3458,12 @@
           <w:p>
             <w:pPr>
               <w:rPr>
-                <w:rFonts w:ascii="Times New Roman" w:hAnsi="Times New Roman" w:cs="Times New Roman"/>
-              </w:rPr>
-            </w:pPr>
-            <w:r>
-              <w:rPr>
-                <w:rFonts w:ascii="Times New Roman" w:hAnsi="Times New Roman" w:cs="Times New Roman"/>
+                <w:rFonts w:asciiTheme="minorHAnsi" w:hAnsiTheme="minorHAnsi" w:cstheme="minorHAnsi"/>
+              </w:rPr>
+            </w:pPr>
+            <w:r>
+              <w:rPr>
+                <w:rFonts w:asciiTheme="minorHAnsi" w:hAnsiTheme="minorHAnsi" w:cstheme="minorHAnsi"/>
               </w:rPr>
               <w:t>Data Backup/Storage</w:t>
             </w:r>
@@ -3536,12 +3476,12 @@
           <w:p>
             <w:pPr>
               <w:rPr>
-                <w:rFonts w:ascii="Times New Roman" w:hAnsi="Times New Roman" w:cs="Times New Roman"/>
-              </w:rPr>
-            </w:pPr>
-            <w:r>
-              <w:rPr>
-                <w:rFonts w:ascii="Times New Roman" w:hAnsi="Times New Roman" w:cs="Times New Roman"/>
+                <w:rFonts w:asciiTheme="minorHAnsi" w:hAnsiTheme="minorHAnsi" w:cstheme="minorHAnsi"/>
+              </w:rPr>
+            </w:pPr>
+            <w:r>
+              <w:rPr>
+                <w:rFonts w:asciiTheme="minorHAnsi" w:hAnsiTheme="minorHAnsi" w:cstheme="minorHAnsi"/>
               </w:rPr>
               <w:t>Backup support for project files and records</w:t>
             </w:r>
@@ -3554,12 +3494,12 @@
           <w:p>
             <w:pPr>
               <w:rPr>
-                <w:rFonts w:ascii="Times New Roman" w:hAnsi="Times New Roman" w:cs="Times New Roman"/>
-              </w:rPr>
-            </w:pPr>
-            <w:r>
-              <w:rPr>
-                <w:rFonts w:ascii="Times New Roman" w:hAnsi="Times New Roman" w:cs="Times New Roman"/>
+                <w:rFonts w:asciiTheme="minorHAnsi" w:hAnsiTheme="minorHAnsi" w:cstheme="minorHAnsi"/>
+              </w:rPr>
+            </w:pPr>
+            <w:r>
+              <w:rPr>
+                <w:rFonts w:asciiTheme="minorHAnsi" w:hAnsiTheme="minorHAnsi" w:cstheme="minorHAnsi"/>
               </w:rPr>
               <w:t>8,000</w:t>
             </w:r>
@@ -3577,12 +3517,12 @@
           <w:p>
             <w:pPr>
               <w:rPr>
-                <w:rFonts w:ascii="Times New Roman" w:hAnsi="Times New Roman" w:cs="Times New Roman"/>
-              </w:rPr>
-            </w:pPr>
-            <w:r>
-              <w:rPr>
-                <w:rFonts w:ascii="Times New Roman" w:hAnsi="Times New Roman" w:cs="Times New Roman"/>
+                <w:rFonts w:asciiTheme="minorHAnsi" w:hAnsiTheme="minorHAnsi" w:cstheme="minorHAnsi"/>
+              </w:rPr>
+            </w:pPr>
+            <w:r>
+              <w:rPr>
+                <w:rFonts w:asciiTheme="minorHAnsi" w:hAnsiTheme="minorHAnsi" w:cstheme="minorHAnsi"/>
               </w:rPr>
               <w:t>Stationery</w:t>
             </w:r>
@@ -3595,12 +3535,12 @@
           <w:p>
             <w:pPr>
               <w:rPr>
-                <w:rFonts w:ascii="Times New Roman" w:hAnsi="Times New Roman" w:cs="Times New Roman"/>
-              </w:rPr>
-            </w:pPr>
-            <w:r>
-              <w:rPr>
-                <w:rFonts w:ascii="Times New Roman" w:hAnsi="Times New Roman" w:cs="Times New Roman"/>
+                <w:rFonts w:asciiTheme="minorHAnsi" w:hAnsiTheme="minorHAnsi" w:cstheme="minorHAnsi"/>
+              </w:rPr>
+            </w:pPr>
+            <w:r>
+              <w:rPr>
+                <w:rFonts w:asciiTheme="minorHAnsi" w:hAnsiTheme="minorHAnsi" w:cstheme="minorHAnsi"/>
               </w:rPr>
               <w:t>Project stationery and related materials</w:t>
             </w:r>
@@ -3613,12 +3553,12 @@
           <w:p>
             <w:pPr>
               <w:rPr>
-                <w:rFonts w:ascii="Times New Roman" w:hAnsi="Times New Roman" w:cs="Times New Roman"/>
-              </w:rPr>
-            </w:pPr>
-            <w:r>
-              <w:rPr>
-                <w:rFonts w:ascii="Times New Roman" w:hAnsi="Times New Roman" w:cs="Times New Roman"/>
+                <w:rFonts w:asciiTheme="minorHAnsi" w:hAnsiTheme="minorHAnsi" w:cstheme="minorHAnsi"/>
+              </w:rPr>
+            </w:pPr>
+            <w:r>
+              <w:rPr>
+                <w:rFonts w:asciiTheme="minorHAnsi" w:hAnsiTheme="minorHAnsi" w:cstheme="minorHAnsi"/>
               </w:rPr>
               <w:t>5,000</w:t>
             </w:r>
@@ -3636,12 +3576,12 @@
           <w:p>
             <w:pPr>
               <w:rPr>
-                <w:rFonts w:ascii="Times New Roman" w:hAnsi="Times New Roman" w:cs="Times New Roman"/>
-              </w:rPr>
-            </w:pPr>
-            <w:r>
-              <w:rPr>
-                <w:rFonts w:ascii="Times New Roman" w:hAnsi="Times New Roman" w:cs="Times New Roman"/>
+                <w:rFonts w:asciiTheme="minorHAnsi" w:hAnsiTheme="minorHAnsi" w:cstheme="minorHAnsi"/>
+              </w:rPr>
+            </w:pPr>
+            <w:r>
+              <w:rPr>
+                <w:rFonts w:asciiTheme="minorHAnsi" w:hAnsiTheme="minorHAnsi" w:cstheme="minorHAnsi"/>
               </w:rPr>
               <w:t>User Testing/Logistics</w:t>
             </w:r>
@@ -3654,12 +3594,12 @@
           <w:p>
             <w:pPr>
               <w:rPr>
-                <w:rFonts w:ascii="Times New Roman" w:hAnsi="Times New Roman" w:cs="Times New Roman"/>
-              </w:rPr>
-            </w:pPr>
-            <w:r>
-              <w:rPr>
-                <w:rFonts w:ascii="Times New Roman" w:hAnsi="Times New Roman" w:cs="Times New Roman"/>
+                <w:rFonts w:asciiTheme="minorHAnsi" w:hAnsiTheme="minorHAnsi" w:cstheme="minorHAnsi"/>
+              </w:rPr>
+            </w:pPr>
+            <w:r>
+              <w:rPr>
+                <w:rFonts w:asciiTheme="minorHAnsi" w:hAnsiTheme="minorHAnsi" w:cstheme="minorHAnsi"/>
               </w:rPr>
               <w:t>Small expenses for local testing and coordination</w:t>
             </w:r>
@@ -3672,12 +3612,12 @@
           <w:p>
             <w:pPr>
               <w:rPr>
-                <w:rFonts w:ascii="Times New Roman" w:hAnsi="Times New Roman" w:cs="Times New Roman"/>
-              </w:rPr>
-            </w:pPr>
-            <w:r>
-              <w:rPr>
-                <w:rFonts w:ascii="Times New Roman" w:hAnsi="Times New Roman" w:cs="Times New Roman"/>
+                <w:rFonts w:asciiTheme="minorHAnsi" w:hAnsiTheme="minorHAnsi" w:cstheme="minorHAnsi"/>
+              </w:rPr>
+            </w:pPr>
+            <w:r>
+              <w:rPr>
+                <w:rFonts w:asciiTheme="minorHAnsi" w:hAnsiTheme="minorHAnsi" w:cstheme="minorHAnsi"/>
               </w:rPr>
               <w:t>10,000</w:t>
             </w:r>
@@ -3695,12 +3635,12 @@
           <w:p>
             <w:pPr>
               <w:rPr>
-                <w:rFonts w:ascii="Times New Roman" w:hAnsi="Times New Roman" w:cs="Times New Roman"/>
-              </w:rPr>
-            </w:pPr>
-            <w:r>
-              <w:rPr>
-                <w:rFonts w:ascii="Times New Roman" w:hAnsi="Times New Roman" w:cs="Times New Roman"/>
+                <w:rFonts w:asciiTheme="minorHAnsi" w:hAnsiTheme="minorHAnsi" w:cstheme="minorHAnsi"/>
+              </w:rPr>
+            </w:pPr>
+            <w:r>
+              <w:rPr>
+                <w:rFonts w:asciiTheme="minorHAnsi" w:hAnsiTheme="minorHAnsi" w:cstheme="minorHAnsi"/>
               </w:rPr>
               <w:t>Contingency</w:t>
             </w:r>
@@ -3713,12 +3653,12 @@
           <w:p>
             <w:pPr>
               <w:rPr>
-                <w:rFonts w:ascii="Times New Roman" w:hAnsi="Times New Roman" w:cs="Times New Roman"/>
-              </w:rPr>
-            </w:pPr>
-            <w:r>
-              <w:rPr>
-                <w:rFonts w:ascii="Times New Roman" w:hAnsi="Times New Roman" w:cs="Times New Roman"/>
+                <w:rFonts w:asciiTheme="minorHAnsi" w:hAnsiTheme="minorHAnsi" w:cstheme="minorHAnsi"/>
+              </w:rPr>
+            </w:pPr>
+            <w:r>
+              <w:rPr>
+                <w:rFonts w:asciiTheme="minorHAnsi" w:hAnsiTheme="minorHAnsi" w:cstheme="minorHAnsi"/>
               </w:rPr>
               <w:t>Unexpected expenses</w:t>
             </w:r>
@@ -3731,12 +3671,12 @@
           <w:p>
             <w:pPr>
               <w:rPr>
-                <w:rFonts w:ascii="Times New Roman" w:hAnsi="Times New Roman" w:cs="Times New Roman"/>
-              </w:rPr>
-            </w:pPr>
-            <w:r>
-              <w:rPr>
-                <w:rFonts w:ascii="Times New Roman" w:hAnsi="Times New Roman" w:cs="Times New Roman"/>
+                <w:rFonts w:asciiTheme="minorHAnsi" w:hAnsiTheme="minorHAnsi" w:cstheme="minorHAnsi"/>
+              </w:rPr>
+            </w:pPr>
+            <w:r>
+              <w:rPr>
+                <w:rFonts w:asciiTheme="minorHAnsi" w:hAnsiTheme="minorHAnsi" w:cstheme="minorHAnsi"/>
               </w:rPr>
               <w:t>12,000</w:t>
             </w:r>
@@ -3755,7 +3695,7 @@
           <w:p>
             <w:pPr>
               <w:rPr>
-                <w:rFonts w:ascii="Times New Roman" w:hAnsi="Times New Roman" w:cs="Times New Roman"/>
+                <w:rFonts w:asciiTheme="minorHAnsi" w:hAnsiTheme="minorHAnsi" w:cstheme="minorHAnsi"/>
               </w:rPr>
             </w:pPr>
           </w:p>
@@ -3767,12 +3707,12 @@
           <w:p>
             <w:pPr>
               <w:rPr>
-                <w:rFonts w:ascii="Times New Roman" w:hAnsi="Times New Roman" w:cs="Times New Roman"/>
-              </w:rPr>
-            </w:pPr>
-            <w:r>
-              <w:rPr>
-                <w:rFonts w:ascii="Times New Roman" w:hAnsi="Times New Roman" w:cs="Times New Roman"/>
+                <w:rFonts w:asciiTheme="minorHAnsi" w:hAnsiTheme="minorHAnsi" w:cstheme="minorHAnsi"/>
+              </w:rPr>
+            </w:pPr>
+            <w:r>
+              <w:rPr>
+                <w:rFonts w:asciiTheme="minorHAnsi" w:hAnsiTheme="minorHAnsi" w:cstheme="minorHAnsi"/>
               </w:rPr>
               <w:t>135,000</w:t>
             </w:r>
@@ -3784,7 +3724,7 @@
       <w:pPr>
         <w:pStyle w:val="TableParagraph"/>
         <w:rPr>
-          <w:rFonts w:ascii="Times New Roman" w:hAnsi="Times New Roman" w:cs="Times New Roman"/>
+          <w:rFonts w:asciiTheme="minorHAnsi" w:hAnsiTheme="minorHAnsi" w:cstheme="minorHAnsi"/>
           <w:b/>
           <w:sz w:val="24"/>
         </w:rPr>
@@ -3801,14 +3741,14 @@
         <w:ind w:left="424" w:right="782"/>
         <w:jc w:val="center"/>
         <w:rPr>
-          <w:rFonts w:ascii="Times New Roman" w:hAnsi="Times New Roman" w:cs="Times New Roman"/>
+          <w:rFonts w:asciiTheme="minorHAnsi" w:hAnsiTheme="minorHAnsi" w:cstheme="minorHAnsi"/>
           <w:b/>
           <w:sz w:val="32"/>
         </w:rPr>
       </w:pPr>
       <w:r>
         <w:rPr>
-          <w:rFonts w:ascii="Times New Roman" w:hAnsi="Times New Roman" w:cs="Times New Roman"/>
+          <w:rFonts w:asciiTheme="minorHAnsi" w:hAnsiTheme="minorHAnsi" w:cstheme="minorHAnsi"/>
           <w:b/>
           <w:spacing w:val="-2"/>
           <w:sz w:val="32"/>
@@ -3820,12 +3760,12 @@
     <w:p>
       <w:pPr>
         <w:rPr>
-          <w:rFonts w:ascii="Times New Roman" w:hAnsi="Times New Roman" w:cs="Times New Roman"/>
-        </w:rPr>
-      </w:pPr>
-      <w:r>
-        <w:rPr>
-          <w:rFonts w:ascii="Times New Roman" w:hAnsi="Times New Roman" w:cs="Times New Roman"/>
+          <w:rFonts w:asciiTheme="minorHAnsi" w:hAnsiTheme="minorHAnsi" w:cstheme="minorHAnsi"/>
+        </w:rPr>
+      </w:pPr>
+      <w:r>
+        <w:rPr>
+          <w:rFonts w:asciiTheme="minorHAnsi" w:hAnsiTheme="minorHAnsi" w:cstheme="minorHAnsi"/>
         </w:rPr>
         <w:t>Hailemariam, T., Atnafu, A., Gezie, L. D., &amp; Tilahun, B. (2024). Effect of short message service reminders in improving optimal antenatal care, skilled birth attendance and postnatal care in low- and middle-income countries: A systematic review and meta-analysis. BMC Medical Informatics and Decision Making, 25, 1. https://doi.org/10.1186/s12911-024-02836-1</w:t>
       </w:r>
@@ -3833,12 +3773,12 @@
     <w:p>
       <w:pPr>
         <w:rPr>
-          <w:rFonts w:ascii="Times New Roman" w:hAnsi="Times New Roman" w:cs="Times New Roman"/>
-        </w:rPr>
-      </w:pPr>
-      <w:r>
-        <w:rPr>
-          <w:rFonts w:ascii="Times New Roman" w:hAnsi="Times New Roman" w:cs="Times New Roman"/>
+          <w:rFonts w:asciiTheme="minorHAnsi" w:hAnsiTheme="minorHAnsi" w:cstheme="minorHAnsi"/>
+        </w:rPr>
+      </w:pPr>
+      <w:r>
+        <w:rPr>
+          <w:rFonts w:asciiTheme="minorHAnsi" w:hAnsiTheme="minorHAnsi" w:cstheme="minorHAnsi"/>
         </w:rPr>
         <w:t>Kante, M., &amp; Malqvist, M. (2025). Effectiveness of SMS-based interventions in enhancing antenatal care in developing countries: A systematic review. BMJ Open, 15(2), e089671. https://doi.org/10.1136/bmjopen-2024-089671</w:t>
       </w:r>
@@ -3846,12 +3786,12 @@
     <w:p>
       <w:pPr>
         <w:rPr>
-          <w:rFonts w:ascii="Times New Roman" w:hAnsi="Times New Roman" w:cs="Times New Roman"/>
-        </w:rPr>
-      </w:pPr>
-      <w:r>
-        <w:rPr>
-          <w:rFonts w:ascii="Times New Roman" w:hAnsi="Times New Roman" w:cs="Times New Roman"/>
+          <w:rFonts w:asciiTheme="minorHAnsi" w:hAnsiTheme="minorHAnsi" w:cstheme="minorHAnsi"/>
+        </w:rPr>
+      </w:pPr>
+      <w:r>
+        <w:rPr>
+          <w:rFonts w:asciiTheme="minorHAnsi" w:hAnsiTheme="minorHAnsi" w:cstheme="minorHAnsi"/>
         </w:rPr>
         <w:t>Okonofua, F., Ntoimo, L., Johnson, E., Sombie, I., Ojuolape, S., Igboin, B., ... &amp; Yaya, S. (2023). Texting for life: A mobile phone application to connect pregnant women with emergency transport and obstetric care in rural Nigeria. BMC Pregnancy and Childbirth, 23, 139. https://doi.org/10.1186/s12884-023-05424-9</w:t>
       </w:r>
@@ -3859,12 +3799,12 @@
     <w:p>
       <w:pPr>
         <w:rPr>
-          <w:rFonts w:ascii="Times New Roman" w:hAnsi="Times New Roman" w:cs="Times New Roman"/>
-        </w:rPr>
-      </w:pPr>
-      <w:r>
-        <w:rPr>
-          <w:rFonts w:ascii="Times New Roman" w:hAnsi="Times New Roman" w:cs="Times New Roman"/>
+          <w:rFonts w:asciiTheme="minorHAnsi" w:hAnsiTheme="minorHAnsi" w:cstheme="minorHAnsi"/>
+        </w:rPr>
+      </w:pPr>
+      <w:r>
+        <w:rPr>
+          <w:rFonts w:asciiTheme="minorHAnsi" w:hAnsiTheme="minorHAnsi" w:cstheme="minorHAnsi"/>
         </w:rPr>
         <w:t>Olajubu, A. O., Fajemilehin, B. R., Olajubu, T. O., &amp; Afolabi, B. S. (2020). Effectiveness of a mobile health intervention on uptake of recommended postnatal care services in Nigeria. PLOS ONE, 15(9), e0238911. https://doi.org/10.1371/journal.pone.0238911</w:t>
       </w:r>
@@ -3872,12 +3812,12 @@
     <w:p>
       <w:pPr>
         <w:rPr>
-          <w:rFonts w:ascii="Times New Roman" w:hAnsi="Times New Roman" w:cs="Times New Roman"/>
-        </w:rPr>
-      </w:pPr>
-      <w:r>
-        <w:rPr>
-          <w:rFonts w:ascii="Times New Roman" w:hAnsi="Times New Roman" w:cs="Times New Roman"/>
+          <w:rFonts w:asciiTheme="minorHAnsi" w:hAnsiTheme="minorHAnsi" w:cstheme="minorHAnsi"/>
+        </w:rPr>
+      </w:pPr>
+      <w:r>
+        <w:rPr>
+          <w:rFonts w:asciiTheme="minorHAnsi" w:hAnsiTheme="minorHAnsi" w:cstheme="minorHAnsi"/>
         </w:rPr>
         <w:t>Oluwatola, T., Isiaka, S. D., Omeje, O., Oni, F., Samuel, O. W., Sampson, S., Ebinim, H., &amp; Olatunji, O. (2025). Assessment of quality of maternal and newborn care and its determinants: A national study of primary health care facilities in Nigeria. BMC Health Services Research, 25, 921. https://doi.org/10.1186/s12913-025-12957-6</w:t>
       </w:r>
@@ -3885,12 +3825,12 @@
     <w:p>
       <w:pPr>
         <w:rPr>
-          <w:rFonts w:ascii="Times New Roman" w:hAnsi="Times New Roman" w:cs="Times New Roman"/>
-        </w:rPr>
-      </w:pPr>
-      <w:r>
-        <w:rPr>
-          <w:rFonts w:ascii="Times New Roman" w:hAnsi="Times New Roman" w:cs="Times New Roman"/>
+          <w:rFonts w:asciiTheme="minorHAnsi" w:hAnsiTheme="minorHAnsi" w:cstheme="minorHAnsi"/>
+        </w:rPr>
+      </w:pPr>
+      <w:r>
+        <w:rPr>
+          <w:rFonts w:asciiTheme="minorHAnsi" w:hAnsiTheme="minorHAnsi" w:cstheme="minorHAnsi"/>
         </w:rPr>
         <w:t>Osanyin, G. E., Banke-Thomas, A., Oluwole, E. O., Odeseye, A. K., &amp; Afolabi, B. B. (2022). Effects of a mHealth voice messaging intervention on antenatal care utilisation at primary care level in Lagos, Nigeria: A cluster randomised trial. Journal of Public Health in Africa, 13(3), 2222. https://doi.org/10.4081/jphia.2022.2222</w:t>
       </w:r>
@@ -3898,12 +3838,12 @@
     <w:p>
       <w:pPr>
         <w:rPr>
-          <w:rFonts w:ascii="Times New Roman" w:hAnsi="Times New Roman" w:cs="Times New Roman"/>
-        </w:rPr>
-      </w:pPr>
-      <w:r>
-        <w:rPr>
-          <w:rFonts w:ascii="Times New Roman" w:hAnsi="Times New Roman" w:cs="Times New Roman"/>
+          <w:rFonts w:asciiTheme="minorHAnsi" w:hAnsiTheme="minorHAnsi" w:cstheme="minorHAnsi"/>
+        </w:rPr>
+      </w:pPr>
+      <w:r>
+        <w:rPr>
+          <w:rFonts w:asciiTheme="minorHAnsi" w:hAnsiTheme="minorHAnsi" w:cstheme="minorHAnsi"/>
         </w:rPr>
         <w:t>Oyinlola, F. F., Okorafor, K. A., Kupoluyi, J. A., Ogbeye, G. B., Ouedraogo, L., Umar, L., &amp; Shittu, I. O. (2025). Regional variations in prevalence and factors associated with maternal healthcare services utilisation in Nigeria. BMC Women's Health, 26, 45. https://doi.org/10.1186/s12905-025-04216-x</w:t>
       </w:r>
@@ -3911,12 +3851,12 @@
     <w:p>
       <w:pPr>
         <w:rPr>
-          <w:rFonts w:ascii="Times New Roman" w:hAnsi="Times New Roman" w:cs="Times New Roman"/>
-        </w:rPr>
-      </w:pPr>
-      <w:r>
-        <w:rPr>
-          <w:rFonts w:ascii="Times New Roman" w:hAnsi="Times New Roman" w:cs="Times New Roman"/>
+          <w:rFonts w:asciiTheme="minorHAnsi" w:hAnsiTheme="minorHAnsi" w:cstheme="minorHAnsi"/>
+        </w:rPr>
+      </w:pPr>
+      <w:r>
+        <w:rPr>
+          <w:rFonts w:asciiTheme="minorHAnsi" w:hAnsiTheme="minorHAnsi" w:cstheme="minorHAnsi"/>
         </w:rPr>
         <w:t>Rahman, S., Okolie, A., Bryant, D., Ameyaw, E. K., &amp; Ezezika, O. (2025). Barriers and facilitators of messaging platforms as a means of maternal support and care in rural communities: A systematic review. PLOS ONE, 20(12), e0336168. https://doi.org/10.1371/journal.pone.0336168</w:t>
       </w:r>
@@ -3924,12 +3864,12 @@
     <w:p>
       <w:pPr>
         <w:rPr>
-          <w:rFonts w:ascii="Times New Roman" w:hAnsi="Times New Roman" w:cs="Times New Roman"/>
-        </w:rPr>
-      </w:pPr>
-      <w:r>
-        <w:rPr>
-          <w:rFonts w:ascii="Times New Roman" w:hAnsi="Times New Roman" w:cs="Times New Roman"/>
+          <w:rFonts w:asciiTheme="minorHAnsi" w:hAnsiTheme="minorHAnsi" w:cstheme="minorHAnsi"/>
+        </w:rPr>
+      </w:pPr>
+      <w:r>
+        <w:rPr>
+          <w:rFonts w:asciiTheme="minorHAnsi" w:hAnsiTheme="minorHAnsi" w:cstheme="minorHAnsi"/>
         </w:rPr>
         <w:t>UNICEF. (n.d.). Situation of women and children in Nigeria. https://www.unicef.org/nigeria/situation-women-and-children-nigeria</w:t>
       </w:r>
@@ -3946,16 +3886,16 @@
 <file path=word/numbering.xml><?xml version="1.0" encoding="utf-8"?>
 <w:numbering xmlns:wpc="http://schemas.microsoft.com/office/word/2010/wordprocessingCanvas" xmlns:cx="http://schemas.microsoft.com/office/drawing/2014/chartex" xmlns:cx1="http://schemas.microsoft.com/office/drawing/2015/9/8/chartex" xmlns:cx2="http://schemas.microsoft.com/office/drawing/2015/10/21/chartex" xmlns:cx3="http://schemas.microsoft.com/office/drawing/2016/5/9/chartex" xmlns:cx4="http://schemas.microsoft.com/office/drawing/2016/5/10/chartex" xmlns:cx5="http://schemas.microsoft.com/office/drawing/2016/5/11/chartex" xmlns:cx6="http://schemas.microsoft.com/office/drawing/2016/5/12/chartex" xmlns:cx7="http://schemas.microsoft.com/office/drawing/2016/5/13/chartex" xmlns:cx8="http://schemas.microsoft.com/office/drawing/2016/5/14/chartex" xmlns:mc="http://schemas.openxmlformats.org/markup-compatibility/2006" xmlns:aink="http://schemas.microsoft.com/office/drawing/2016/ink" xmlns:am3d="http://schemas.microsoft.com/office/drawing/2017/model3d" xmlns:o="urn:schemas-microsoft-com:office:office" xmlns:oel="http://schemas.microsoft.com/office/2019/extlst" xmlns:r="http://schemas.openxmlformats.org/officeDocument/2006/relationships" xmlns:m="http://schemas.openxmlformats.org/officeDocument/2006/math" xmlns:v="urn:schemas-microsoft-com:vml" xmlns:wp14="http://schemas.microsoft.com/office/word/2010/wordprocessingDrawing" xmlns:wp="http://schemas.openxmlformats.org/drawingml/2006/wordprocessingDrawing" xmlns:w10="urn:schemas-microsoft-com:office:word" xmlns:w="http://schemas.openxmlformats.org/wordprocessingml/2006/main" xmlns:w14="http://schemas.microsoft.com/office/word/2010/wordml" xmlns:w15="http://schemas.microsoft.com/office/word/2012/wordml" xmlns:w16cex="http://schemas.microsoft.com/office/word/2018/wordml/cex" xmlns:w16cid="http://schemas.microsoft.com/office/word/2016/wordml/cid" xmlns:w16="http://schemas.microsoft.com/office/word/2018/wordml" xmlns:w16du="http://schemas.microsoft.com/office/word/2023/wordml/word16du" xmlns:w16sdtdh="http://schemas.microsoft.com/office/word/2020/wordml/sdtdatahash" xmlns:w16sdtfl="http://schemas.microsoft.com/office/word/2024/wordml/sdtformatlock" xmlns:w16se="http://schemas.microsoft.com/office/word/2015/wordml/symex" xmlns:wpg="http://schemas.microsoft.com/office/word/2010/wordprocessingGroup" xmlns:wpi="http://schemas.microsoft.com/office/word/2010/wordprocessingInk" xmlns:wne="http://schemas.microsoft.com/office/word/2006/wordml" xmlns:wps="http://schemas.microsoft.com/office/word/2010/wordprocessingShape" mc:Ignorable="w14 w15 w16se w16cid w16 w16cex w16sdtdh w16sdtfl w16du wp14">
   <w:abstractNum w:abstractNumId="0" w15:restartNumberingAfterBreak="0">
-    <w:nsid w:val="079D3AED"/>
+    <w:nsid w:val="20382C4E"/>
     <w:multiLevelType w:val="hybridMultilevel"/>
-    <w:tmpl w:val="BA946338"/>
-    <w:lvl w:ilvl="0" w:tplc="E084EA42">
+    <w:tmpl w:val="EAAA422C"/>
+    <w:lvl w:ilvl="0" w:tplc="F4ECAC5C">
       <w:start w:val="1"/>
       <w:numFmt w:val="decimal"/>
       <w:lvlText w:val="%1."/>
       <w:lvlJc w:val="left"/>
       <w:pPr>
-        <w:ind w:left="378" w:hanging="270"/>
+        <w:ind w:left="567" w:hanging="369"/>
         <w:jc w:val="left"/>
       </w:pPr>
       <w:rPr>
@@ -3971,96 +3911,96 @@
         <w:lang w:val="en-US" w:eastAsia="en-US" w:bidi="ar-SA"/>
       </w:rPr>
     </w:lvl>
-    <w:lvl w:ilvl="1" w:tplc="6B8072BE">
-      <w:numFmt w:val="bullet"/>
-      <w:lvlText w:val="•"/>
-      <w:lvlJc w:val="left"/>
-      <w:pPr>
-        <w:ind w:left="566" w:hanging="270"/>
-      </w:pPr>
-      <w:rPr>
-        <w:rFonts w:hint="default"/>
-        <w:lang w:val="en-US" w:eastAsia="en-US" w:bidi="ar-SA"/>
-      </w:rPr>
-    </w:lvl>
-    <w:lvl w:ilvl="2" w:tplc="6C4E4F62">
-      <w:numFmt w:val="bullet"/>
-      <w:lvlText w:val="•"/>
-      <w:lvlJc w:val="left"/>
-      <w:pPr>
-        <w:ind w:left="752" w:hanging="270"/>
-      </w:pPr>
-      <w:rPr>
-        <w:rFonts w:hint="default"/>
-        <w:lang w:val="en-US" w:eastAsia="en-US" w:bidi="ar-SA"/>
-      </w:rPr>
-    </w:lvl>
-    <w:lvl w:ilvl="3" w:tplc="E99A59D4">
-      <w:numFmt w:val="bullet"/>
-      <w:lvlText w:val="•"/>
-      <w:lvlJc w:val="left"/>
-      <w:pPr>
-        <w:ind w:left="938" w:hanging="270"/>
-      </w:pPr>
-      <w:rPr>
-        <w:rFonts w:hint="default"/>
-        <w:lang w:val="en-US" w:eastAsia="en-US" w:bidi="ar-SA"/>
-      </w:rPr>
-    </w:lvl>
-    <w:lvl w:ilvl="4" w:tplc="6F20A254">
-      <w:numFmt w:val="bullet"/>
-      <w:lvlText w:val="•"/>
-      <w:lvlJc w:val="left"/>
-      <w:pPr>
-        <w:ind w:left="1124" w:hanging="270"/>
-      </w:pPr>
-      <w:rPr>
-        <w:rFonts w:hint="default"/>
-        <w:lang w:val="en-US" w:eastAsia="en-US" w:bidi="ar-SA"/>
-      </w:rPr>
-    </w:lvl>
-    <w:lvl w:ilvl="5" w:tplc="EB04BF5C">
-      <w:numFmt w:val="bullet"/>
-      <w:lvlText w:val="•"/>
-      <w:lvlJc w:val="left"/>
-      <w:pPr>
-        <w:ind w:left="1310" w:hanging="270"/>
-      </w:pPr>
-      <w:rPr>
-        <w:rFonts w:hint="default"/>
-        <w:lang w:val="en-US" w:eastAsia="en-US" w:bidi="ar-SA"/>
-      </w:rPr>
-    </w:lvl>
-    <w:lvl w:ilvl="6" w:tplc="D6D8C950">
-      <w:numFmt w:val="bullet"/>
-      <w:lvlText w:val="•"/>
-      <w:lvlJc w:val="left"/>
-      <w:pPr>
-        <w:ind w:left="1496" w:hanging="270"/>
-      </w:pPr>
-      <w:rPr>
-        <w:rFonts w:hint="default"/>
-        <w:lang w:val="en-US" w:eastAsia="en-US" w:bidi="ar-SA"/>
-      </w:rPr>
-    </w:lvl>
-    <w:lvl w:ilvl="7" w:tplc="B2B42C44">
-      <w:numFmt w:val="bullet"/>
-      <w:lvlText w:val="•"/>
-      <w:lvlJc w:val="left"/>
-      <w:pPr>
-        <w:ind w:left="1682" w:hanging="270"/>
-      </w:pPr>
-      <w:rPr>
-        <w:rFonts w:hint="default"/>
-        <w:lang w:val="en-US" w:eastAsia="en-US" w:bidi="ar-SA"/>
-      </w:rPr>
-    </w:lvl>
-    <w:lvl w:ilvl="8" w:tplc="B09CD8A2">
-      <w:numFmt w:val="bullet"/>
-      <w:lvlText w:val="•"/>
-      <w:lvlJc w:val="left"/>
-      <w:pPr>
-        <w:ind w:left="1868" w:hanging="270"/>
+    <w:lvl w:ilvl="1" w:tplc="EEEEC3A8">
+      <w:numFmt w:val="bullet"/>
+      <w:lvlText w:val="•"/>
+      <w:lvlJc w:val="left"/>
+      <w:pPr>
+        <w:ind w:left="755" w:hanging="369"/>
+      </w:pPr>
+      <w:rPr>
+        <w:rFonts w:hint="default"/>
+        <w:lang w:val="en-US" w:eastAsia="en-US" w:bidi="ar-SA"/>
+      </w:rPr>
+    </w:lvl>
+    <w:lvl w:ilvl="2" w:tplc="9A7AABAE">
+      <w:numFmt w:val="bullet"/>
+      <w:lvlText w:val="•"/>
+      <w:lvlJc w:val="left"/>
+      <w:pPr>
+        <w:ind w:left="950" w:hanging="369"/>
+      </w:pPr>
+      <w:rPr>
+        <w:rFonts w:hint="default"/>
+        <w:lang w:val="en-US" w:eastAsia="en-US" w:bidi="ar-SA"/>
+      </w:rPr>
+    </w:lvl>
+    <w:lvl w:ilvl="3" w:tplc="CC766580">
+      <w:numFmt w:val="bullet"/>
+      <w:lvlText w:val="•"/>
+      <w:lvlJc w:val="left"/>
+      <w:pPr>
+        <w:ind w:left="1145" w:hanging="369"/>
+      </w:pPr>
+      <w:rPr>
+        <w:rFonts w:hint="default"/>
+        <w:lang w:val="en-US" w:eastAsia="en-US" w:bidi="ar-SA"/>
+      </w:rPr>
+    </w:lvl>
+    <w:lvl w:ilvl="4" w:tplc="4120E3D8">
+      <w:numFmt w:val="bullet"/>
+      <w:lvlText w:val="•"/>
+      <w:lvlJc w:val="left"/>
+      <w:pPr>
+        <w:ind w:left="1340" w:hanging="369"/>
+      </w:pPr>
+      <w:rPr>
+        <w:rFonts w:hint="default"/>
+        <w:lang w:val="en-US" w:eastAsia="en-US" w:bidi="ar-SA"/>
+      </w:rPr>
+    </w:lvl>
+    <w:lvl w:ilvl="5" w:tplc="5B3461C2">
+      <w:numFmt w:val="bullet"/>
+      <w:lvlText w:val="•"/>
+      <w:lvlJc w:val="left"/>
+      <w:pPr>
+        <w:ind w:left="1535" w:hanging="369"/>
+      </w:pPr>
+      <w:rPr>
+        <w:rFonts w:hint="default"/>
+        <w:lang w:val="en-US" w:eastAsia="en-US" w:bidi="ar-SA"/>
+      </w:rPr>
+    </w:lvl>
+    <w:lvl w:ilvl="6" w:tplc="CEB80E38">
+      <w:numFmt w:val="bullet"/>
+      <w:lvlText w:val="•"/>
+      <w:lvlJc w:val="left"/>
+      <w:pPr>
+        <w:ind w:left="1730" w:hanging="369"/>
+      </w:pPr>
+      <w:rPr>
+        <w:rFonts w:hint="default"/>
+        <w:lang w:val="en-US" w:eastAsia="en-US" w:bidi="ar-SA"/>
+      </w:rPr>
+    </w:lvl>
+    <w:lvl w:ilvl="7" w:tplc="E7682BE2">
+      <w:numFmt w:val="bullet"/>
+      <w:lvlText w:val="•"/>
+      <w:lvlJc w:val="left"/>
+      <w:pPr>
+        <w:ind w:left="1925" w:hanging="369"/>
+      </w:pPr>
+      <w:rPr>
+        <w:rFonts w:hint="default"/>
+        <w:lang w:val="en-US" w:eastAsia="en-US" w:bidi="ar-SA"/>
+      </w:rPr>
+    </w:lvl>
+    <w:lvl w:ilvl="8" w:tplc="EB1C1BA2">
+      <w:numFmt w:val="bullet"/>
+      <w:lvlText w:val="•"/>
+      <w:lvlJc w:val="left"/>
+      <w:pPr>
+        <w:ind w:left="2120" w:hanging="369"/>
       </w:pPr>
       <w:rPr>
         <w:rFonts w:hint="default"/>
@@ -4069,16 +4009,16 @@
     </w:lvl>
   </w:abstractNum>
   <w:abstractNum w:abstractNumId="1" w15:restartNumberingAfterBreak="0">
-    <w:nsid w:val="301B27DA"/>
+    <w:nsid w:val="23DF4F61"/>
     <w:multiLevelType w:val="hybridMultilevel"/>
-    <w:tmpl w:val="0ECC1A8C"/>
-    <w:lvl w:ilvl="0" w:tplc="F086C7F8">
+    <w:tmpl w:val="012419D2"/>
+    <w:lvl w:ilvl="0" w:tplc="ECA04652">
       <w:start w:val="1"/>
       <w:numFmt w:val="decimal"/>
       <w:lvlText w:val="%1."/>
       <w:lvlJc w:val="left"/>
       <w:pPr>
-        <w:ind w:left="405" w:hanging="315"/>
+        <w:ind w:left="378" w:hanging="270"/>
         <w:jc w:val="left"/>
       </w:pPr>
       <w:rPr>
@@ -4094,96 +4034,96 @@
         <w:lang w:val="en-US" w:eastAsia="en-US" w:bidi="ar-SA"/>
       </w:rPr>
     </w:lvl>
-    <w:lvl w:ilvl="1" w:tplc="EA182650">
-      <w:numFmt w:val="bullet"/>
-      <w:lvlText w:val="•"/>
-      <w:lvlJc w:val="left"/>
-      <w:pPr>
-        <w:ind w:left="611" w:hanging="315"/>
-      </w:pPr>
-      <w:rPr>
-        <w:rFonts w:hint="default"/>
-        <w:lang w:val="en-US" w:eastAsia="en-US" w:bidi="ar-SA"/>
-      </w:rPr>
-    </w:lvl>
-    <w:lvl w:ilvl="2" w:tplc="4A24DF54">
-      <w:numFmt w:val="bullet"/>
-      <w:lvlText w:val="•"/>
-      <w:lvlJc w:val="left"/>
-      <w:pPr>
-        <w:ind w:left="822" w:hanging="315"/>
-      </w:pPr>
-      <w:rPr>
-        <w:rFonts w:hint="default"/>
-        <w:lang w:val="en-US" w:eastAsia="en-US" w:bidi="ar-SA"/>
-      </w:rPr>
-    </w:lvl>
-    <w:lvl w:ilvl="3" w:tplc="1354030E">
-      <w:numFmt w:val="bullet"/>
-      <w:lvlText w:val="•"/>
-      <w:lvlJc w:val="left"/>
-      <w:pPr>
-        <w:ind w:left="1033" w:hanging="315"/>
-      </w:pPr>
-      <w:rPr>
-        <w:rFonts w:hint="default"/>
-        <w:lang w:val="en-US" w:eastAsia="en-US" w:bidi="ar-SA"/>
-      </w:rPr>
-    </w:lvl>
-    <w:lvl w:ilvl="4" w:tplc="82EE7DF8">
-      <w:numFmt w:val="bullet"/>
-      <w:lvlText w:val="•"/>
-      <w:lvlJc w:val="left"/>
-      <w:pPr>
-        <w:ind w:left="1244" w:hanging="315"/>
-      </w:pPr>
-      <w:rPr>
-        <w:rFonts w:hint="default"/>
-        <w:lang w:val="en-US" w:eastAsia="en-US" w:bidi="ar-SA"/>
-      </w:rPr>
-    </w:lvl>
-    <w:lvl w:ilvl="5" w:tplc="2E109122">
-      <w:numFmt w:val="bullet"/>
-      <w:lvlText w:val="•"/>
-      <w:lvlJc w:val="left"/>
-      <w:pPr>
-        <w:ind w:left="1455" w:hanging="315"/>
-      </w:pPr>
-      <w:rPr>
-        <w:rFonts w:hint="default"/>
-        <w:lang w:val="en-US" w:eastAsia="en-US" w:bidi="ar-SA"/>
-      </w:rPr>
-    </w:lvl>
-    <w:lvl w:ilvl="6" w:tplc="642E9EFA">
-      <w:numFmt w:val="bullet"/>
-      <w:lvlText w:val="•"/>
-      <w:lvlJc w:val="left"/>
-      <w:pPr>
-        <w:ind w:left="1666" w:hanging="315"/>
-      </w:pPr>
-      <w:rPr>
-        <w:rFonts w:hint="default"/>
-        <w:lang w:val="en-US" w:eastAsia="en-US" w:bidi="ar-SA"/>
-      </w:rPr>
-    </w:lvl>
-    <w:lvl w:ilvl="7" w:tplc="513A6D1C">
-      <w:numFmt w:val="bullet"/>
-      <w:lvlText w:val="•"/>
-      <w:lvlJc w:val="left"/>
-      <w:pPr>
-        <w:ind w:left="1877" w:hanging="315"/>
-      </w:pPr>
-      <w:rPr>
-        <w:rFonts w:hint="default"/>
-        <w:lang w:val="en-US" w:eastAsia="en-US" w:bidi="ar-SA"/>
-      </w:rPr>
-    </w:lvl>
-    <w:lvl w:ilvl="8" w:tplc="605630C2">
-      <w:numFmt w:val="bullet"/>
-      <w:lvlText w:val="•"/>
-      <w:lvlJc w:val="left"/>
-      <w:pPr>
-        <w:ind w:left="2088" w:hanging="315"/>
+    <w:lvl w:ilvl="1" w:tplc="1A381610">
+      <w:numFmt w:val="bullet"/>
+      <w:lvlText w:val="•"/>
+      <w:lvlJc w:val="left"/>
+      <w:pPr>
+        <w:ind w:left="566" w:hanging="270"/>
+      </w:pPr>
+      <w:rPr>
+        <w:rFonts w:hint="default"/>
+        <w:lang w:val="en-US" w:eastAsia="en-US" w:bidi="ar-SA"/>
+      </w:rPr>
+    </w:lvl>
+    <w:lvl w:ilvl="2" w:tplc="A182972C">
+      <w:numFmt w:val="bullet"/>
+      <w:lvlText w:val="•"/>
+      <w:lvlJc w:val="left"/>
+      <w:pPr>
+        <w:ind w:left="752" w:hanging="270"/>
+      </w:pPr>
+      <w:rPr>
+        <w:rFonts w:hint="default"/>
+        <w:lang w:val="en-US" w:eastAsia="en-US" w:bidi="ar-SA"/>
+      </w:rPr>
+    </w:lvl>
+    <w:lvl w:ilvl="3" w:tplc="0FA47BDE">
+      <w:numFmt w:val="bullet"/>
+      <w:lvlText w:val="•"/>
+      <w:lvlJc w:val="left"/>
+      <w:pPr>
+        <w:ind w:left="938" w:hanging="270"/>
+      </w:pPr>
+      <w:rPr>
+        <w:rFonts w:hint="default"/>
+        <w:lang w:val="en-US" w:eastAsia="en-US" w:bidi="ar-SA"/>
+      </w:rPr>
+    </w:lvl>
+    <w:lvl w:ilvl="4" w:tplc="54024EB8">
+      <w:numFmt w:val="bullet"/>
+      <w:lvlText w:val="•"/>
+      <w:lvlJc w:val="left"/>
+      <w:pPr>
+        <w:ind w:left="1124" w:hanging="270"/>
+      </w:pPr>
+      <w:rPr>
+        <w:rFonts w:hint="default"/>
+        <w:lang w:val="en-US" w:eastAsia="en-US" w:bidi="ar-SA"/>
+      </w:rPr>
+    </w:lvl>
+    <w:lvl w:ilvl="5" w:tplc="38CC3706">
+      <w:numFmt w:val="bullet"/>
+      <w:lvlText w:val="•"/>
+      <w:lvlJc w:val="left"/>
+      <w:pPr>
+        <w:ind w:left="1310" w:hanging="270"/>
+      </w:pPr>
+      <w:rPr>
+        <w:rFonts w:hint="default"/>
+        <w:lang w:val="en-US" w:eastAsia="en-US" w:bidi="ar-SA"/>
+      </w:rPr>
+    </w:lvl>
+    <w:lvl w:ilvl="6" w:tplc="53347370">
+      <w:numFmt w:val="bullet"/>
+      <w:lvlText w:val="•"/>
+      <w:lvlJc w:val="left"/>
+      <w:pPr>
+        <w:ind w:left="1496" w:hanging="270"/>
+      </w:pPr>
+      <w:rPr>
+        <w:rFonts w:hint="default"/>
+        <w:lang w:val="en-US" w:eastAsia="en-US" w:bidi="ar-SA"/>
+      </w:rPr>
+    </w:lvl>
+    <w:lvl w:ilvl="7" w:tplc="281AE3F0">
+      <w:numFmt w:val="bullet"/>
+      <w:lvlText w:val="•"/>
+      <w:lvlJc w:val="left"/>
+      <w:pPr>
+        <w:ind w:left="1682" w:hanging="270"/>
+      </w:pPr>
+      <w:rPr>
+        <w:rFonts w:hint="default"/>
+        <w:lang w:val="en-US" w:eastAsia="en-US" w:bidi="ar-SA"/>
+      </w:rPr>
+    </w:lvl>
+    <w:lvl w:ilvl="8" w:tplc="29B6B44C">
+      <w:numFmt w:val="bullet"/>
+      <w:lvlText w:val="•"/>
+      <w:lvlJc w:val="left"/>
+      <w:pPr>
+        <w:ind w:left="1868" w:hanging="270"/>
       </w:pPr>
       <w:rPr>
         <w:rFonts w:hint="default"/>
@@ -4192,10 +4132,10 @@
     </w:lvl>
   </w:abstractNum>
   <w:abstractNum w:abstractNumId="2" w15:restartNumberingAfterBreak="0">
-    <w:nsid w:val="34EB4F2E"/>
+    <w:nsid w:val="2C5327CB"/>
     <w:multiLevelType w:val="hybridMultilevel"/>
-    <w:tmpl w:val="A9DE29F0"/>
-    <w:lvl w:ilvl="0" w:tplc="50928026">
+    <w:tmpl w:val="8CE81F9C"/>
+    <w:lvl w:ilvl="0" w:tplc="15689490">
       <w:start w:val="1"/>
       <w:numFmt w:val="decimal"/>
       <w:lvlText w:val="%1."/>
@@ -4217,7 +4157,7 @@
         <w:lang w:val="en-US" w:eastAsia="en-US" w:bidi="ar-SA"/>
       </w:rPr>
     </w:lvl>
-    <w:lvl w:ilvl="1" w:tplc="96000584">
+    <w:lvl w:ilvl="1" w:tplc="CD8AD8F0">
       <w:numFmt w:val="bullet"/>
       <w:lvlText w:val="•"/>
       <w:lvlJc w:val="left"/>
@@ -4229,7 +4169,7 @@
         <w:lang w:val="en-US" w:eastAsia="en-US" w:bidi="ar-SA"/>
       </w:rPr>
     </w:lvl>
-    <w:lvl w:ilvl="2" w:tplc="0B340C76">
+    <w:lvl w:ilvl="2" w:tplc="FE7EE000">
       <w:numFmt w:val="bullet"/>
       <w:lvlText w:val="•"/>
       <w:lvlJc w:val="left"/>
@@ -4241,7 +4181,7 @@
         <w:lang w:val="en-US" w:eastAsia="en-US" w:bidi="ar-SA"/>
       </w:rPr>
     </w:lvl>
-    <w:lvl w:ilvl="3" w:tplc="8F2AE7D0">
+    <w:lvl w:ilvl="3" w:tplc="01402C40">
       <w:numFmt w:val="bullet"/>
       <w:lvlText w:val="•"/>
       <w:lvlJc w:val="left"/>
@@ -4253,7 +4193,7 @@
         <w:lang w:val="en-US" w:eastAsia="en-US" w:bidi="ar-SA"/>
       </w:rPr>
     </w:lvl>
-    <w:lvl w:ilvl="4" w:tplc="CCB4CC20">
+    <w:lvl w:ilvl="4" w:tplc="197E4B0A">
       <w:numFmt w:val="bullet"/>
       <w:lvlText w:val="•"/>
       <w:lvlJc w:val="left"/>
@@ -4265,7 +4205,7 @@
         <w:lang w:val="en-US" w:eastAsia="en-US" w:bidi="ar-SA"/>
       </w:rPr>
     </w:lvl>
-    <w:lvl w:ilvl="5" w:tplc="A48070E6">
+    <w:lvl w:ilvl="5" w:tplc="0F245BEC">
       <w:numFmt w:val="bullet"/>
       <w:lvlText w:val="•"/>
       <w:lvlJc w:val="left"/>
@@ -4277,7 +4217,7 @@
         <w:lang w:val="en-US" w:eastAsia="en-US" w:bidi="ar-SA"/>
       </w:rPr>
     </w:lvl>
-    <w:lvl w:ilvl="6" w:tplc="A1A84FEC">
+    <w:lvl w:ilvl="6" w:tplc="C4625668">
       <w:numFmt w:val="bullet"/>
       <w:lvlText w:val="•"/>
       <w:lvlJc w:val="left"/>
@@ -4289,7 +4229,7 @@
         <w:lang w:val="en-US" w:eastAsia="en-US" w:bidi="ar-SA"/>
       </w:rPr>
     </w:lvl>
-    <w:lvl w:ilvl="7" w:tplc="8CA29476">
+    <w:lvl w:ilvl="7" w:tplc="31141A2A">
       <w:numFmt w:val="bullet"/>
       <w:lvlText w:val="•"/>
       <w:lvlJc w:val="left"/>
@@ -4301,7 +4241,7 @@
         <w:lang w:val="en-US" w:eastAsia="en-US" w:bidi="ar-SA"/>
       </w:rPr>
     </w:lvl>
-    <w:lvl w:ilvl="8" w:tplc="EAB6C936">
+    <w:lvl w:ilvl="8" w:tplc="FDA2D904">
       <w:numFmt w:val="bullet"/>
       <w:lvlText w:val="•"/>
       <w:lvlJc w:val="left"/>
@@ -4315,10 +4255,256 @@
     </w:lvl>
   </w:abstractNum>
   <w:abstractNum w:abstractNumId="3" w15:restartNumberingAfterBreak="0">
-    <w:nsid w:val="3F171BEF"/>
+    <w:nsid w:val="331B54DE"/>
     <w:multiLevelType w:val="hybridMultilevel"/>
-    <w:tmpl w:val="A456242E"/>
-    <w:lvl w:ilvl="0" w:tplc="3E801C18">
+    <w:tmpl w:val="2D126ACA"/>
+    <w:lvl w:ilvl="0" w:tplc="5A3E55D4">
+      <w:start w:val="1"/>
+      <w:numFmt w:val="decimal"/>
+      <w:lvlText w:val="%1."/>
+      <w:lvlJc w:val="left"/>
+      <w:pPr>
+        <w:ind w:left="544" w:hanging="306"/>
+        <w:jc w:val="left"/>
+      </w:pPr>
+      <w:rPr>
+        <w:rFonts w:ascii="Calibri" w:eastAsia="Calibri" w:hAnsi="Calibri" w:cs="Calibri" w:hint="default"/>
+        <w:b w:val="0"/>
+        <w:bCs w:val="0"/>
+        <w:i w:val="0"/>
+        <w:iCs w:val="0"/>
+        <w:spacing w:val="-1"/>
+        <w:w w:val="100"/>
+        <w:sz w:val="22"/>
+        <w:szCs w:val="22"/>
+        <w:lang w:val="en-US" w:eastAsia="en-US" w:bidi="ar-SA"/>
+      </w:rPr>
+    </w:lvl>
+    <w:lvl w:ilvl="1" w:tplc="FEE68CBC">
+      <w:numFmt w:val="bullet"/>
+      <w:lvlText w:val="•"/>
+      <w:lvlJc w:val="left"/>
+      <w:pPr>
+        <w:ind w:left="737" w:hanging="306"/>
+      </w:pPr>
+      <w:rPr>
+        <w:rFonts w:hint="default"/>
+        <w:lang w:val="en-US" w:eastAsia="en-US" w:bidi="ar-SA"/>
+      </w:rPr>
+    </w:lvl>
+    <w:lvl w:ilvl="2" w:tplc="97A04136">
+      <w:numFmt w:val="bullet"/>
+      <w:lvlText w:val="•"/>
+      <w:lvlJc w:val="left"/>
+      <w:pPr>
+        <w:ind w:left="934" w:hanging="306"/>
+      </w:pPr>
+      <w:rPr>
+        <w:rFonts w:hint="default"/>
+        <w:lang w:val="en-US" w:eastAsia="en-US" w:bidi="ar-SA"/>
+      </w:rPr>
+    </w:lvl>
+    <w:lvl w:ilvl="3" w:tplc="155E0C00">
+      <w:numFmt w:val="bullet"/>
+      <w:lvlText w:val="•"/>
+      <w:lvlJc w:val="left"/>
+      <w:pPr>
+        <w:ind w:left="1131" w:hanging="306"/>
+      </w:pPr>
+      <w:rPr>
+        <w:rFonts w:hint="default"/>
+        <w:lang w:val="en-US" w:eastAsia="en-US" w:bidi="ar-SA"/>
+      </w:rPr>
+    </w:lvl>
+    <w:lvl w:ilvl="4" w:tplc="A26A3412">
+      <w:numFmt w:val="bullet"/>
+      <w:lvlText w:val="•"/>
+      <w:lvlJc w:val="left"/>
+      <w:pPr>
+        <w:ind w:left="1328" w:hanging="306"/>
+      </w:pPr>
+      <w:rPr>
+        <w:rFonts w:hint="default"/>
+        <w:lang w:val="en-US" w:eastAsia="en-US" w:bidi="ar-SA"/>
+      </w:rPr>
+    </w:lvl>
+    <w:lvl w:ilvl="5" w:tplc="F3EA0062">
+      <w:numFmt w:val="bullet"/>
+      <w:lvlText w:val="•"/>
+      <w:lvlJc w:val="left"/>
+      <w:pPr>
+        <w:ind w:left="1525" w:hanging="306"/>
+      </w:pPr>
+      <w:rPr>
+        <w:rFonts w:hint="default"/>
+        <w:lang w:val="en-US" w:eastAsia="en-US" w:bidi="ar-SA"/>
+      </w:rPr>
+    </w:lvl>
+    <w:lvl w:ilvl="6" w:tplc="09485CA0">
+      <w:numFmt w:val="bullet"/>
+      <w:lvlText w:val="•"/>
+      <w:lvlJc w:val="left"/>
+      <w:pPr>
+        <w:ind w:left="1722" w:hanging="306"/>
+      </w:pPr>
+      <w:rPr>
+        <w:rFonts w:hint="default"/>
+        <w:lang w:val="en-US" w:eastAsia="en-US" w:bidi="ar-SA"/>
+      </w:rPr>
+    </w:lvl>
+    <w:lvl w:ilvl="7" w:tplc="BB403A7A">
+      <w:numFmt w:val="bullet"/>
+      <w:lvlText w:val="•"/>
+      <w:lvlJc w:val="left"/>
+      <w:pPr>
+        <w:ind w:left="1919" w:hanging="306"/>
+      </w:pPr>
+      <w:rPr>
+        <w:rFonts w:hint="default"/>
+        <w:lang w:val="en-US" w:eastAsia="en-US" w:bidi="ar-SA"/>
+      </w:rPr>
+    </w:lvl>
+    <w:lvl w:ilvl="8" w:tplc="BB505B1A">
+      <w:numFmt w:val="bullet"/>
+      <w:lvlText w:val="•"/>
+      <w:lvlJc w:val="left"/>
+      <w:pPr>
+        <w:ind w:left="2116" w:hanging="306"/>
+      </w:pPr>
+      <w:rPr>
+        <w:rFonts w:hint="default"/>
+        <w:lang w:val="en-US" w:eastAsia="en-US" w:bidi="ar-SA"/>
+      </w:rPr>
+    </w:lvl>
+  </w:abstractNum>
+  <w:abstractNum w:abstractNumId="4" w15:restartNumberingAfterBreak="0">
+    <w:nsid w:val="38D61E25"/>
+    <w:multiLevelType w:val="hybridMultilevel"/>
+    <w:tmpl w:val="448888C6"/>
+    <w:lvl w:ilvl="0" w:tplc="73341908">
+      <w:start w:val="1"/>
+      <w:numFmt w:val="decimal"/>
+      <w:lvlText w:val="%1."/>
+      <w:lvlJc w:val="left"/>
+      <w:pPr>
+        <w:ind w:left="585" w:hanging="405"/>
+        <w:jc w:val="left"/>
+      </w:pPr>
+      <w:rPr>
+        <w:rFonts w:ascii="Calibri" w:eastAsia="Calibri" w:hAnsi="Calibri" w:cs="Calibri" w:hint="default"/>
+        <w:b w:val="0"/>
+        <w:bCs w:val="0"/>
+        <w:i w:val="0"/>
+        <w:iCs w:val="0"/>
+        <w:spacing w:val="-1"/>
+        <w:w w:val="100"/>
+        <w:sz w:val="22"/>
+        <w:szCs w:val="22"/>
+        <w:lang w:val="en-US" w:eastAsia="en-US" w:bidi="ar-SA"/>
+      </w:rPr>
+    </w:lvl>
+    <w:lvl w:ilvl="1" w:tplc="A7C6F0AA">
+      <w:numFmt w:val="bullet"/>
+      <w:lvlText w:val="•"/>
+      <w:lvlJc w:val="left"/>
+      <w:pPr>
+        <w:ind w:left="773" w:hanging="405"/>
+      </w:pPr>
+      <w:rPr>
+        <w:rFonts w:hint="default"/>
+        <w:lang w:val="en-US" w:eastAsia="en-US" w:bidi="ar-SA"/>
+      </w:rPr>
+    </w:lvl>
+    <w:lvl w:ilvl="2" w:tplc="62502810">
+      <w:numFmt w:val="bullet"/>
+      <w:lvlText w:val="•"/>
+      <w:lvlJc w:val="left"/>
+      <w:pPr>
+        <w:ind w:left="966" w:hanging="405"/>
+      </w:pPr>
+      <w:rPr>
+        <w:rFonts w:hint="default"/>
+        <w:lang w:val="en-US" w:eastAsia="en-US" w:bidi="ar-SA"/>
+      </w:rPr>
+    </w:lvl>
+    <w:lvl w:ilvl="3" w:tplc="7C0448E8">
+      <w:numFmt w:val="bullet"/>
+      <w:lvlText w:val="•"/>
+      <w:lvlJc w:val="left"/>
+      <w:pPr>
+        <w:ind w:left="1159" w:hanging="405"/>
+      </w:pPr>
+      <w:rPr>
+        <w:rFonts w:hint="default"/>
+        <w:lang w:val="en-US" w:eastAsia="en-US" w:bidi="ar-SA"/>
+      </w:rPr>
+    </w:lvl>
+    <w:lvl w:ilvl="4" w:tplc="471C5BF2">
+      <w:numFmt w:val="bullet"/>
+      <w:lvlText w:val="•"/>
+      <w:lvlJc w:val="left"/>
+      <w:pPr>
+        <w:ind w:left="1352" w:hanging="405"/>
+      </w:pPr>
+      <w:rPr>
+        <w:rFonts w:hint="default"/>
+        <w:lang w:val="en-US" w:eastAsia="en-US" w:bidi="ar-SA"/>
+      </w:rPr>
+    </w:lvl>
+    <w:lvl w:ilvl="5" w:tplc="CF801D84">
+      <w:numFmt w:val="bullet"/>
+      <w:lvlText w:val="•"/>
+      <w:lvlJc w:val="left"/>
+      <w:pPr>
+        <w:ind w:left="1545" w:hanging="405"/>
+      </w:pPr>
+      <w:rPr>
+        <w:rFonts w:hint="default"/>
+        <w:lang w:val="en-US" w:eastAsia="en-US" w:bidi="ar-SA"/>
+      </w:rPr>
+    </w:lvl>
+    <w:lvl w:ilvl="6" w:tplc="B0E854AE">
+      <w:numFmt w:val="bullet"/>
+      <w:lvlText w:val="•"/>
+      <w:lvlJc w:val="left"/>
+      <w:pPr>
+        <w:ind w:left="1738" w:hanging="405"/>
+      </w:pPr>
+      <w:rPr>
+        <w:rFonts w:hint="default"/>
+        <w:lang w:val="en-US" w:eastAsia="en-US" w:bidi="ar-SA"/>
+      </w:rPr>
+    </w:lvl>
+    <w:lvl w:ilvl="7" w:tplc="023AB6AA">
+      <w:numFmt w:val="bullet"/>
+      <w:lvlText w:val="•"/>
+      <w:lvlJc w:val="left"/>
+      <w:pPr>
+        <w:ind w:left="1931" w:hanging="405"/>
+      </w:pPr>
+      <w:rPr>
+        <w:rFonts w:hint="default"/>
+        <w:lang w:val="en-US" w:eastAsia="en-US" w:bidi="ar-SA"/>
+      </w:rPr>
+    </w:lvl>
+    <w:lvl w:ilvl="8" w:tplc="3482C2A2">
+      <w:numFmt w:val="bullet"/>
+      <w:lvlText w:val="•"/>
+      <w:lvlJc w:val="left"/>
+      <w:pPr>
+        <w:ind w:left="2124" w:hanging="405"/>
+      </w:pPr>
+      <w:rPr>
+        <w:rFonts w:hint="default"/>
+        <w:lang w:val="en-US" w:eastAsia="en-US" w:bidi="ar-SA"/>
+      </w:rPr>
+    </w:lvl>
+  </w:abstractNum>
+  <w:abstractNum w:abstractNumId="5" w15:restartNumberingAfterBreak="0">
+    <w:nsid w:val="57756A6A"/>
+    <w:multiLevelType w:val="hybridMultilevel"/>
+    <w:tmpl w:val="6D327FFC"/>
+    <w:lvl w:ilvl="0" w:tplc="5BC62CF6">
       <w:start w:val="1"/>
       <w:numFmt w:val="decimal"/>
       <w:lvlText w:val="%1."/>
@@ -4340,7 +4526,7 @@
         <w:lang w:val="en-US" w:eastAsia="en-US" w:bidi="ar-SA"/>
       </w:rPr>
     </w:lvl>
-    <w:lvl w:ilvl="1" w:tplc="3A2E408A">
+    <w:lvl w:ilvl="1" w:tplc="3D4E59FA">
       <w:numFmt w:val="bullet"/>
       <w:lvlText w:val="•"/>
       <w:lvlJc w:val="left"/>
@@ -4352,7 +4538,7 @@
         <w:lang w:val="en-US" w:eastAsia="en-US" w:bidi="ar-SA"/>
       </w:rPr>
     </w:lvl>
-    <w:lvl w:ilvl="2" w:tplc="81FAF2B2">
+    <w:lvl w:ilvl="2" w:tplc="3384D3C0">
       <w:numFmt w:val="bullet"/>
       <w:lvlText w:val="•"/>
       <w:lvlJc w:val="left"/>
@@ -4364,7 +4550,7 @@
         <w:lang w:val="en-US" w:eastAsia="en-US" w:bidi="ar-SA"/>
       </w:rPr>
     </w:lvl>
-    <w:lvl w:ilvl="3" w:tplc="4C585BCE">
+    <w:lvl w:ilvl="3" w:tplc="F72C1080">
       <w:numFmt w:val="bullet"/>
       <w:lvlText w:val="•"/>
       <w:lvlJc w:val="left"/>
@@ -4376,7 +4562,7 @@
         <w:lang w:val="en-US" w:eastAsia="en-US" w:bidi="ar-SA"/>
       </w:rPr>
     </w:lvl>
-    <w:lvl w:ilvl="4" w:tplc="47AAA348">
+    <w:lvl w:ilvl="4" w:tplc="5CD009A2">
       <w:numFmt w:val="bullet"/>
       <w:lvlText w:val="•"/>
       <w:lvlJc w:val="left"/>
@@ -4388,7 +4574,7 @@
         <w:lang w:val="en-US" w:eastAsia="en-US" w:bidi="ar-SA"/>
       </w:rPr>
     </w:lvl>
-    <w:lvl w:ilvl="5" w:tplc="789C829E">
+    <w:lvl w:ilvl="5" w:tplc="008C4B06">
       <w:numFmt w:val="bullet"/>
       <w:lvlText w:val="•"/>
       <w:lvlJc w:val="left"/>
@@ -4400,7 +4586,7 @@
         <w:lang w:val="en-US" w:eastAsia="en-US" w:bidi="ar-SA"/>
       </w:rPr>
     </w:lvl>
-    <w:lvl w:ilvl="6" w:tplc="4F6EBA0C">
+    <w:lvl w:ilvl="6" w:tplc="764A6172">
       <w:numFmt w:val="bullet"/>
       <w:lvlText w:val="•"/>
       <w:lvlJc w:val="left"/>
@@ -4412,7 +4598,7 @@
         <w:lang w:val="en-US" w:eastAsia="en-US" w:bidi="ar-SA"/>
       </w:rPr>
     </w:lvl>
-    <w:lvl w:ilvl="7" w:tplc="06C4E318">
+    <w:lvl w:ilvl="7" w:tplc="A95A7E44">
       <w:numFmt w:val="bullet"/>
       <w:lvlText w:val="•"/>
       <w:lvlJc w:val="left"/>
@@ -4424,7 +4610,7 @@
         <w:lang w:val="en-US" w:eastAsia="en-US" w:bidi="ar-SA"/>
       </w:rPr>
     </w:lvl>
-    <w:lvl w:ilvl="8" w:tplc="A4943D64">
+    <w:lvl w:ilvl="8" w:tplc="9BFEE860">
       <w:numFmt w:val="bullet"/>
       <w:lvlText w:val="•"/>
       <w:lvlJc w:val="left"/>
@@ -4437,17 +4623,17 @@
       </w:rPr>
     </w:lvl>
   </w:abstractNum>
-  <w:abstractNum w:abstractNumId="4" w15:restartNumberingAfterBreak="0">
-    <w:nsid w:val="58D11A9C"/>
+  <w:abstractNum w:abstractNumId="6" w15:restartNumberingAfterBreak="0">
+    <w:nsid w:val="59D21EB8"/>
     <w:multiLevelType w:val="hybridMultilevel"/>
-    <w:tmpl w:val="F3361DD8"/>
-    <w:lvl w:ilvl="0" w:tplc="5AF85A10">
+    <w:tmpl w:val="5C405DF0"/>
+    <w:lvl w:ilvl="0" w:tplc="1B36355C">
       <w:start w:val="1"/>
       <w:numFmt w:val="decimal"/>
       <w:lvlText w:val="%1."/>
       <w:lvlJc w:val="left"/>
       <w:pPr>
-        <w:ind w:left="585" w:hanging="405"/>
+        <w:ind w:left="530" w:hanging="274"/>
         <w:jc w:val="left"/>
       </w:pPr>
       <w:rPr>
@@ -4463,96 +4649,96 @@
         <w:lang w:val="en-US" w:eastAsia="en-US" w:bidi="ar-SA"/>
       </w:rPr>
     </w:lvl>
-    <w:lvl w:ilvl="1" w:tplc="92E00B72">
-      <w:numFmt w:val="bullet"/>
-      <w:lvlText w:val="•"/>
-      <w:lvlJc w:val="left"/>
-      <w:pPr>
-        <w:ind w:left="773" w:hanging="405"/>
-      </w:pPr>
-      <w:rPr>
-        <w:rFonts w:hint="default"/>
-        <w:lang w:val="en-US" w:eastAsia="en-US" w:bidi="ar-SA"/>
-      </w:rPr>
-    </w:lvl>
-    <w:lvl w:ilvl="2" w:tplc="59B631F0">
-      <w:numFmt w:val="bullet"/>
-      <w:lvlText w:val="•"/>
-      <w:lvlJc w:val="left"/>
-      <w:pPr>
-        <w:ind w:left="966" w:hanging="405"/>
-      </w:pPr>
-      <w:rPr>
-        <w:rFonts w:hint="default"/>
-        <w:lang w:val="en-US" w:eastAsia="en-US" w:bidi="ar-SA"/>
-      </w:rPr>
-    </w:lvl>
-    <w:lvl w:ilvl="3" w:tplc="17267DB6">
-      <w:numFmt w:val="bullet"/>
-      <w:lvlText w:val="•"/>
-      <w:lvlJc w:val="left"/>
-      <w:pPr>
-        <w:ind w:left="1159" w:hanging="405"/>
-      </w:pPr>
-      <w:rPr>
-        <w:rFonts w:hint="default"/>
-        <w:lang w:val="en-US" w:eastAsia="en-US" w:bidi="ar-SA"/>
-      </w:rPr>
-    </w:lvl>
-    <w:lvl w:ilvl="4" w:tplc="424CACD0">
-      <w:numFmt w:val="bullet"/>
-      <w:lvlText w:val="•"/>
-      <w:lvlJc w:val="left"/>
-      <w:pPr>
-        <w:ind w:left="1352" w:hanging="405"/>
-      </w:pPr>
-      <w:rPr>
-        <w:rFonts w:hint="default"/>
-        <w:lang w:val="en-US" w:eastAsia="en-US" w:bidi="ar-SA"/>
-      </w:rPr>
-    </w:lvl>
-    <w:lvl w:ilvl="5" w:tplc="2D72BD12">
-      <w:numFmt w:val="bullet"/>
-      <w:lvlText w:val="•"/>
-      <w:lvlJc w:val="left"/>
-      <w:pPr>
-        <w:ind w:left="1545" w:hanging="405"/>
-      </w:pPr>
-      <w:rPr>
-        <w:rFonts w:hint="default"/>
-        <w:lang w:val="en-US" w:eastAsia="en-US" w:bidi="ar-SA"/>
-      </w:rPr>
-    </w:lvl>
-    <w:lvl w:ilvl="6" w:tplc="00980BCA">
-      <w:numFmt w:val="bullet"/>
-      <w:lvlText w:val="•"/>
-      <w:lvlJc w:val="left"/>
-      <w:pPr>
-        <w:ind w:left="1738" w:hanging="405"/>
-      </w:pPr>
-      <w:rPr>
-        <w:rFonts w:hint="default"/>
-        <w:lang w:val="en-US" w:eastAsia="en-US" w:bidi="ar-SA"/>
-      </w:rPr>
-    </w:lvl>
-    <w:lvl w:ilvl="7" w:tplc="B052E1B0">
-      <w:numFmt w:val="bullet"/>
-      <w:lvlText w:val="•"/>
-      <w:lvlJc w:val="left"/>
-      <w:pPr>
-        <w:ind w:left="1931" w:hanging="405"/>
-      </w:pPr>
-      <w:rPr>
-        <w:rFonts w:hint="default"/>
-        <w:lang w:val="en-US" w:eastAsia="en-US" w:bidi="ar-SA"/>
-      </w:rPr>
-    </w:lvl>
-    <w:lvl w:ilvl="8" w:tplc="A1B29F90">
-      <w:numFmt w:val="bullet"/>
-      <w:lvlText w:val="•"/>
-      <w:lvlJc w:val="left"/>
-      <w:pPr>
-        <w:ind w:left="2124" w:hanging="405"/>
+    <w:lvl w:ilvl="1" w:tplc="673CF192">
+      <w:numFmt w:val="bullet"/>
+      <w:lvlText w:val="•"/>
+      <w:lvlJc w:val="left"/>
+      <w:pPr>
+        <w:ind w:left="710" w:hanging="274"/>
+      </w:pPr>
+      <w:rPr>
+        <w:rFonts w:hint="default"/>
+        <w:lang w:val="en-US" w:eastAsia="en-US" w:bidi="ar-SA"/>
+      </w:rPr>
+    </w:lvl>
+    <w:lvl w:ilvl="2" w:tplc="26448784">
+      <w:numFmt w:val="bullet"/>
+      <w:lvlText w:val="•"/>
+      <w:lvlJc w:val="left"/>
+      <w:pPr>
+        <w:ind w:left="880" w:hanging="274"/>
+      </w:pPr>
+      <w:rPr>
+        <w:rFonts w:hint="default"/>
+        <w:lang w:val="en-US" w:eastAsia="en-US" w:bidi="ar-SA"/>
+      </w:rPr>
+    </w:lvl>
+    <w:lvl w:ilvl="3" w:tplc="35209022">
+      <w:numFmt w:val="bullet"/>
+      <w:lvlText w:val="•"/>
+      <w:lvlJc w:val="left"/>
+      <w:pPr>
+        <w:ind w:left="1050" w:hanging="274"/>
+      </w:pPr>
+      <w:rPr>
+        <w:rFonts w:hint="default"/>
+        <w:lang w:val="en-US" w:eastAsia="en-US" w:bidi="ar-SA"/>
+      </w:rPr>
+    </w:lvl>
+    <w:lvl w:ilvl="4" w:tplc="D0D89CD4">
+      <w:numFmt w:val="bullet"/>
+      <w:lvlText w:val="•"/>
+      <w:lvlJc w:val="left"/>
+      <w:pPr>
+        <w:ind w:left="1220" w:hanging="274"/>
+      </w:pPr>
+      <w:rPr>
+        <w:rFonts w:hint="default"/>
+        <w:lang w:val="en-US" w:eastAsia="en-US" w:bidi="ar-SA"/>
+      </w:rPr>
+    </w:lvl>
+    <w:lvl w:ilvl="5" w:tplc="FC7A7968">
+      <w:numFmt w:val="bullet"/>
+      <w:lvlText w:val="•"/>
+      <w:lvlJc w:val="left"/>
+      <w:pPr>
+        <w:ind w:left="1390" w:hanging="274"/>
+      </w:pPr>
+      <w:rPr>
+        <w:rFonts w:hint="default"/>
+        <w:lang w:val="en-US" w:eastAsia="en-US" w:bidi="ar-SA"/>
+      </w:rPr>
+    </w:lvl>
+    <w:lvl w:ilvl="6" w:tplc="E87EAB40">
+      <w:numFmt w:val="bullet"/>
+      <w:lvlText w:val="•"/>
+      <w:lvlJc w:val="left"/>
+      <w:pPr>
+        <w:ind w:left="1560" w:hanging="274"/>
+      </w:pPr>
+      <w:rPr>
+        <w:rFonts w:hint="default"/>
+        <w:lang w:val="en-US" w:eastAsia="en-US" w:bidi="ar-SA"/>
+      </w:rPr>
+    </w:lvl>
+    <w:lvl w:ilvl="7" w:tplc="558662F2">
+      <w:numFmt w:val="bullet"/>
+      <w:lvlText w:val="•"/>
+      <w:lvlJc w:val="left"/>
+      <w:pPr>
+        <w:ind w:left="1730" w:hanging="274"/>
+      </w:pPr>
+      <w:rPr>
+        <w:rFonts w:hint="default"/>
+        <w:lang w:val="en-US" w:eastAsia="en-US" w:bidi="ar-SA"/>
+      </w:rPr>
+    </w:lvl>
+    <w:lvl w:ilvl="8" w:tplc="627CC2B6">
+      <w:numFmt w:val="bullet"/>
+      <w:lvlText w:val="•"/>
+      <w:lvlJc w:val="left"/>
+      <w:pPr>
+        <w:ind w:left="1900" w:hanging="274"/>
       </w:pPr>
       <w:rPr>
         <w:rFonts w:hint="default"/>
@@ -4560,17 +4746,140 @@
       </w:rPr>
     </w:lvl>
   </w:abstractNum>
-  <w:abstractNum w:abstractNumId="5" w15:restartNumberingAfterBreak="0">
-    <w:nsid w:val="5980435C"/>
+  <w:abstractNum w:abstractNumId="7" w15:restartNumberingAfterBreak="0">
+    <w:nsid w:val="5C242876"/>
     <w:multiLevelType w:val="hybridMultilevel"/>
-    <w:tmpl w:val="BC9C4BA0"/>
-    <w:lvl w:ilvl="0" w:tplc="C0120F22">
+    <w:tmpl w:val="FE28CDBC"/>
+    <w:lvl w:ilvl="0" w:tplc="58F2A216">
       <w:start w:val="1"/>
       <w:numFmt w:val="decimal"/>
       <w:lvlText w:val="%1."/>
       <w:lvlJc w:val="left"/>
       <w:pPr>
-        <w:ind w:left="530" w:hanging="274"/>
+        <w:ind w:left="1080" w:hanging="360"/>
+        <w:jc w:val="left"/>
+      </w:pPr>
+      <w:rPr>
+        <w:rFonts w:ascii="Calibri" w:eastAsia="Calibri" w:hAnsi="Calibri" w:cs="Calibri" w:hint="default"/>
+        <w:b w:val="0"/>
+        <w:bCs w:val="0"/>
+        <w:i w:val="0"/>
+        <w:iCs w:val="0"/>
+        <w:spacing w:val="0"/>
+        <w:w w:val="100"/>
+        <w:sz w:val="24"/>
+        <w:szCs w:val="24"/>
+        <w:lang w:val="en-US" w:eastAsia="en-US" w:bidi="ar-SA"/>
+      </w:rPr>
+    </w:lvl>
+    <w:lvl w:ilvl="1" w:tplc="D1FAFCA2">
+      <w:numFmt w:val="bullet"/>
+      <w:lvlText w:val="•"/>
+      <w:lvlJc w:val="left"/>
+      <w:pPr>
+        <w:ind w:left="2016" w:hanging="360"/>
+      </w:pPr>
+      <w:rPr>
+        <w:rFonts w:hint="default"/>
+        <w:lang w:val="en-US" w:eastAsia="en-US" w:bidi="ar-SA"/>
+      </w:rPr>
+    </w:lvl>
+    <w:lvl w:ilvl="2" w:tplc="7070D200">
+      <w:numFmt w:val="bullet"/>
+      <w:lvlText w:val="•"/>
+      <w:lvlJc w:val="left"/>
+      <w:pPr>
+        <w:ind w:left="2952" w:hanging="360"/>
+      </w:pPr>
+      <w:rPr>
+        <w:rFonts w:hint="default"/>
+        <w:lang w:val="en-US" w:eastAsia="en-US" w:bidi="ar-SA"/>
+      </w:rPr>
+    </w:lvl>
+    <w:lvl w:ilvl="3" w:tplc="F6025F60">
+      <w:numFmt w:val="bullet"/>
+      <w:lvlText w:val="•"/>
+      <w:lvlJc w:val="left"/>
+      <w:pPr>
+        <w:ind w:left="3888" w:hanging="360"/>
+      </w:pPr>
+      <w:rPr>
+        <w:rFonts w:hint="default"/>
+        <w:lang w:val="en-US" w:eastAsia="en-US" w:bidi="ar-SA"/>
+      </w:rPr>
+    </w:lvl>
+    <w:lvl w:ilvl="4" w:tplc="3C2E1DC8">
+      <w:numFmt w:val="bullet"/>
+      <w:lvlText w:val="•"/>
+      <w:lvlJc w:val="left"/>
+      <w:pPr>
+        <w:ind w:left="4824" w:hanging="360"/>
+      </w:pPr>
+      <w:rPr>
+        <w:rFonts w:hint="default"/>
+        <w:lang w:val="en-US" w:eastAsia="en-US" w:bidi="ar-SA"/>
+      </w:rPr>
+    </w:lvl>
+    <w:lvl w:ilvl="5" w:tplc="F6EEC206">
+      <w:numFmt w:val="bullet"/>
+      <w:lvlText w:val="•"/>
+      <w:lvlJc w:val="left"/>
+      <w:pPr>
+        <w:ind w:left="5760" w:hanging="360"/>
+      </w:pPr>
+      <w:rPr>
+        <w:rFonts w:hint="default"/>
+        <w:lang w:val="en-US" w:eastAsia="en-US" w:bidi="ar-SA"/>
+      </w:rPr>
+    </w:lvl>
+    <w:lvl w:ilvl="6" w:tplc="E3908876">
+      <w:numFmt w:val="bullet"/>
+      <w:lvlText w:val="•"/>
+      <w:lvlJc w:val="left"/>
+      <w:pPr>
+        <w:ind w:left="6696" w:hanging="360"/>
+      </w:pPr>
+      <w:rPr>
+        <w:rFonts w:hint="default"/>
+        <w:lang w:val="en-US" w:eastAsia="en-US" w:bidi="ar-SA"/>
+      </w:rPr>
+    </w:lvl>
+    <w:lvl w:ilvl="7" w:tplc="974CB710">
+      <w:numFmt w:val="bullet"/>
+      <w:lvlText w:val="•"/>
+      <w:lvlJc w:val="left"/>
+      <w:pPr>
+        <w:ind w:left="7632" w:hanging="360"/>
+      </w:pPr>
+      <w:rPr>
+        <w:rFonts w:hint="default"/>
+        <w:lang w:val="en-US" w:eastAsia="en-US" w:bidi="ar-SA"/>
+      </w:rPr>
+    </w:lvl>
+    <w:lvl w:ilvl="8" w:tplc="63B0BD90">
+      <w:numFmt w:val="bullet"/>
+      <w:lvlText w:val="•"/>
+      <w:lvlJc w:val="left"/>
+      <w:pPr>
+        <w:ind w:left="8568" w:hanging="360"/>
+      </w:pPr>
+      <w:rPr>
+        <w:rFonts w:hint="default"/>
+        <w:lang w:val="en-US" w:eastAsia="en-US" w:bidi="ar-SA"/>
+      </w:rPr>
+    </w:lvl>
+  </w:abstractNum>
+  <w:abstractNum w:abstractNumId="8" w15:restartNumberingAfterBreak="0">
+    <w:nsid w:val="65E70FEE"/>
+    <w:multiLevelType w:val="hybridMultilevel"/>
+    <w:tmpl w:val="BFDA86D0"/>
+    <w:lvl w:ilvl="0" w:tplc="4546DA38">
+      <w:start w:val="1"/>
+      <w:numFmt w:val="decimal"/>
+      <w:lvlText w:val="%1."/>
+      <w:lvlJc w:val="left"/>
+      <w:pPr>
+        <w:ind w:left="405" w:hanging="315"/>
         <w:jc w:val="left"/>
       </w:pPr>
       <w:rPr>
@@ -4586,96 +4895,96 @@
         <w:lang w:val="en-US" w:eastAsia="en-US" w:bidi="ar-SA"/>
       </w:rPr>
     </w:lvl>
-    <w:lvl w:ilvl="1" w:tplc="0AEC5C64">
-      <w:numFmt w:val="bullet"/>
-      <w:lvlText w:val="•"/>
-      <w:lvlJc w:val="left"/>
-      <w:pPr>
-        <w:ind w:left="710" w:hanging="274"/>
-      </w:pPr>
-      <w:rPr>
-        <w:rFonts w:hint="default"/>
-        <w:lang w:val="en-US" w:eastAsia="en-US" w:bidi="ar-SA"/>
-      </w:rPr>
-    </w:lvl>
-    <w:lvl w:ilvl="2" w:tplc="C3AC4F56">
-      <w:numFmt w:val="bullet"/>
-      <w:lvlText w:val="•"/>
-      <w:lvlJc w:val="left"/>
-      <w:pPr>
-        <w:ind w:left="880" w:hanging="274"/>
-      </w:pPr>
-      <w:rPr>
-        <w:rFonts w:hint="default"/>
-        <w:lang w:val="en-US" w:eastAsia="en-US" w:bidi="ar-SA"/>
-      </w:rPr>
-    </w:lvl>
-    <w:lvl w:ilvl="3" w:tplc="06987142">
-      <w:numFmt w:val="bullet"/>
-      <w:lvlText w:val="•"/>
-      <w:lvlJc w:val="left"/>
-      <w:pPr>
-        <w:ind w:left="1050" w:hanging="274"/>
-      </w:pPr>
-      <w:rPr>
-        <w:rFonts w:hint="default"/>
-        <w:lang w:val="en-US" w:eastAsia="en-US" w:bidi="ar-SA"/>
-      </w:rPr>
-    </w:lvl>
-    <w:lvl w:ilvl="4" w:tplc="4EDA6F88">
-      <w:numFmt w:val="bullet"/>
-      <w:lvlText w:val="•"/>
-      <w:lvlJc w:val="left"/>
-      <w:pPr>
-        <w:ind w:left="1220" w:hanging="274"/>
-      </w:pPr>
-      <w:rPr>
-        <w:rFonts w:hint="default"/>
-        <w:lang w:val="en-US" w:eastAsia="en-US" w:bidi="ar-SA"/>
-      </w:rPr>
-    </w:lvl>
-    <w:lvl w:ilvl="5" w:tplc="1C08AAD4">
-      <w:numFmt w:val="bullet"/>
-      <w:lvlText w:val="•"/>
-      <w:lvlJc w:val="left"/>
-      <w:pPr>
-        <w:ind w:left="1390" w:hanging="274"/>
-      </w:pPr>
-      <w:rPr>
-        <w:rFonts w:hint="default"/>
-        <w:lang w:val="en-US" w:eastAsia="en-US" w:bidi="ar-SA"/>
-      </w:rPr>
-    </w:lvl>
-    <w:lvl w:ilvl="6" w:tplc="16503CC8">
-      <w:numFmt w:val="bullet"/>
-      <w:lvlText w:val="•"/>
-      <w:lvlJc w:val="left"/>
-      <w:pPr>
-        <w:ind w:left="1560" w:hanging="274"/>
-      </w:pPr>
-      <w:rPr>
-        <w:rFonts w:hint="default"/>
-        <w:lang w:val="en-US" w:eastAsia="en-US" w:bidi="ar-SA"/>
-      </w:rPr>
-    </w:lvl>
-    <w:lvl w:ilvl="7" w:tplc="240686EE">
-      <w:numFmt w:val="bullet"/>
-      <w:lvlText w:val="•"/>
-      <w:lvlJc w:val="left"/>
-      <w:pPr>
-        <w:ind w:left="1730" w:hanging="274"/>
-      </w:pPr>
-      <w:rPr>
-        <w:rFonts w:hint="default"/>
-        <w:lang w:val="en-US" w:eastAsia="en-US" w:bidi="ar-SA"/>
-      </w:rPr>
-    </w:lvl>
-    <w:lvl w:ilvl="8" w:tplc="BB288ADC">
-      <w:numFmt w:val="bullet"/>
-      <w:lvlText w:val="•"/>
-      <w:lvlJc w:val="left"/>
-      <w:pPr>
-        <w:ind w:left="1900" w:hanging="274"/>
+    <w:lvl w:ilvl="1" w:tplc="16DE91BC">
+      <w:numFmt w:val="bullet"/>
+      <w:lvlText w:val="•"/>
+      <w:lvlJc w:val="left"/>
+      <w:pPr>
+        <w:ind w:left="611" w:hanging="315"/>
+      </w:pPr>
+      <w:rPr>
+        <w:rFonts w:hint="default"/>
+        <w:lang w:val="en-US" w:eastAsia="en-US" w:bidi="ar-SA"/>
+      </w:rPr>
+    </w:lvl>
+    <w:lvl w:ilvl="2" w:tplc="3D007A42">
+      <w:numFmt w:val="bullet"/>
+      <w:lvlText w:val="•"/>
+      <w:lvlJc w:val="left"/>
+      <w:pPr>
+        <w:ind w:left="822" w:hanging="315"/>
+      </w:pPr>
+      <w:rPr>
+        <w:rFonts w:hint="default"/>
+        <w:lang w:val="en-US" w:eastAsia="en-US" w:bidi="ar-SA"/>
+      </w:rPr>
+    </w:lvl>
+    <w:lvl w:ilvl="3" w:tplc="91D6645C">
+      <w:numFmt w:val="bullet"/>
+      <w:lvlText w:val="•"/>
+      <w:lvlJc w:val="left"/>
+      <w:pPr>
+        <w:ind w:left="1033" w:hanging="315"/>
+      </w:pPr>
+      <w:rPr>
+        <w:rFonts w:hint="default"/>
+        <w:lang w:val="en-US" w:eastAsia="en-US" w:bidi="ar-SA"/>
+      </w:rPr>
+    </w:lvl>
+    <w:lvl w:ilvl="4" w:tplc="B2F052BE">
+      <w:numFmt w:val="bullet"/>
+      <w:lvlText w:val="•"/>
+      <w:lvlJc w:val="left"/>
+      <w:pPr>
+        <w:ind w:left="1244" w:hanging="315"/>
+      </w:pPr>
+      <w:rPr>
+        <w:rFonts w:hint="default"/>
+        <w:lang w:val="en-US" w:eastAsia="en-US" w:bidi="ar-SA"/>
+      </w:rPr>
+    </w:lvl>
+    <w:lvl w:ilvl="5" w:tplc="BC9EAF58">
+      <w:numFmt w:val="bullet"/>
+      <w:lvlText w:val="•"/>
+      <w:lvlJc w:val="left"/>
+      <w:pPr>
+        <w:ind w:left="1455" w:hanging="315"/>
+      </w:pPr>
+      <w:rPr>
+        <w:rFonts w:hint="default"/>
+        <w:lang w:val="en-US" w:eastAsia="en-US" w:bidi="ar-SA"/>
+      </w:rPr>
+    </w:lvl>
+    <w:lvl w:ilvl="6" w:tplc="58121D20">
+      <w:numFmt w:val="bullet"/>
+      <w:lvlText w:val="•"/>
+      <w:lvlJc w:val="left"/>
+      <w:pPr>
+        <w:ind w:left="1666" w:hanging="315"/>
+      </w:pPr>
+      <w:rPr>
+        <w:rFonts w:hint="default"/>
+        <w:lang w:val="en-US" w:eastAsia="en-US" w:bidi="ar-SA"/>
+      </w:rPr>
+    </w:lvl>
+    <w:lvl w:ilvl="7" w:tplc="9FC243E2">
+      <w:numFmt w:val="bullet"/>
+      <w:lvlText w:val="•"/>
+      <w:lvlJc w:val="left"/>
+      <w:pPr>
+        <w:ind w:left="1877" w:hanging="315"/>
+      </w:pPr>
+      <w:rPr>
+        <w:rFonts w:hint="default"/>
+        <w:lang w:val="en-US" w:eastAsia="en-US" w:bidi="ar-SA"/>
+      </w:rPr>
+    </w:lvl>
+    <w:lvl w:ilvl="8" w:tplc="ABC893B6">
+      <w:numFmt w:val="bullet"/>
+      <w:lvlText w:val="•"/>
+      <w:lvlJc w:val="left"/>
+      <w:pPr>
+        <w:ind w:left="2088" w:hanging="315"/>
       </w:pPr>
       <w:rPr>
         <w:rFonts w:hint="default"/>
@@ -4683,17 +4992,17 @@
       </w:rPr>
     </w:lvl>
   </w:abstractNum>
-  <w:abstractNum w:abstractNumId="6" w15:restartNumberingAfterBreak="0">
-    <w:nsid w:val="599A3194"/>
+  <w:abstractNum w:abstractNumId="9" w15:restartNumberingAfterBreak="0">
+    <w:nsid w:val="73107731"/>
     <w:multiLevelType w:val="hybridMultilevel"/>
-    <w:tmpl w:val="767ABF5E"/>
-    <w:lvl w:ilvl="0" w:tplc="FA2E8224">
+    <w:tmpl w:val="AE325B40"/>
+    <w:lvl w:ilvl="0" w:tplc="3F144262">
       <w:start w:val="1"/>
       <w:numFmt w:val="decimal"/>
       <w:lvlText w:val="%1."/>
       <w:lvlJc w:val="left"/>
       <w:pPr>
-        <w:ind w:left="567" w:hanging="369"/>
+        <w:ind w:left="531" w:hanging="274"/>
         <w:jc w:val="left"/>
       </w:pPr>
       <w:rPr>
@@ -4709,96 +5018,96 @@
         <w:lang w:val="en-US" w:eastAsia="en-US" w:bidi="ar-SA"/>
       </w:rPr>
     </w:lvl>
-    <w:lvl w:ilvl="1" w:tplc="03CAB068">
-      <w:numFmt w:val="bullet"/>
-      <w:lvlText w:val="•"/>
-      <w:lvlJc w:val="left"/>
-      <w:pPr>
-        <w:ind w:left="755" w:hanging="369"/>
-      </w:pPr>
-      <w:rPr>
-        <w:rFonts w:hint="default"/>
-        <w:lang w:val="en-US" w:eastAsia="en-US" w:bidi="ar-SA"/>
-      </w:rPr>
-    </w:lvl>
-    <w:lvl w:ilvl="2" w:tplc="3A9601EC">
-      <w:numFmt w:val="bullet"/>
-      <w:lvlText w:val="•"/>
-      <w:lvlJc w:val="left"/>
-      <w:pPr>
-        <w:ind w:left="950" w:hanging="369"/>
-      </w:pPr>
-      <w:rPr>
-        <w:rFonts w:hint="default"/>
-        <w:lang w:val="en-US" w:eastAsia="en-US" w:bidi="ar-SA"/>
-      </w:rPr>
-    </w:lvl>
-    <w:lvl w:ilvl="3" w:tplc="30FA3040">
-      <w:numFmt w:val="bullet"/>
-      <w:lvlText w:val="•"/>
-      <w:lvlJc w:val="left"/>
-      <w:pPr>
-        <w:ind w:left="1145" w:hanging="369"/>
-      </w:pPr>
-      <w:rPr>
-        <w:rFonts w:hint="default"/>
-        <w:lang w:val="en-US" w:eastAsia="en-US" w:bidi="ar-SA"/>
-      </w:rPr>
-    </w:lvl>
-    <w:lvl w:ilvl="4" w:tplc="5A9EC65C">
-      <w:numFmt w:val="bullet"/>
-      <w:lvlText w:val="•"/>
-      <w:lvlJc w:val="left"/>
-      <w:pPr>
-        <w:ind w:left="1340" w:hanging="369"/>
-      </w:pPr>
-      <w:rPr>
-        <w:rFonts w:hint="default"/>
-        <w:lang w:val="en-US" w:eastAsia="en-US" w:bidi="ar-SA"/>
-      </w:rPr>
-    </w:lvl>
-    <w:lvl w:ilvl="5" w:tplc="6A025190">
-      <w:numFmt w:val="bullet"/>
-      <w:lvlText w:val="•"/>
-      <w:lvlJc w:val="left"/>
-      <w:pPr>
-        <w:ind w:left="1535" w:hanging="369"/>
-      </w:pPr>
-      <w:rPr>
-        <w:rFonts w:hint="default"/>
-        <w:lang w:val="en-US" w:eastAsia="en-US" w:bidi="ar-SA"/>
-      </w:rPr>
-    </w:lvl>
-    <w:lvl w:ilvl="6" w:tplc="75E8BD0C">
-      <w:numFmt w:val="bullet"/>
-      <w:lvlText w:val="•"/>
-      <w:lvlJc w:val="left"/>
-      <w:pPr>
-        <w:ind w:left="1730" w:hanging="369"/>
-      </w:pPr>
-      <w:rPr>
-        <w:rFonts w:hint="default"/>
-        <w:lang w:val="en-US" w:eastAsia="en-US" w:bidi="ar-SA"/>
-      </w:rPr>
-    </w:lvl>
-    <w:lvl w:ilvl="7" w:tplc="16CCDFB8">
-      <w:numFmt w:val="bullet"/>
-      <w:lvlText w:val="•"/>
-      <w:lvlJc w:val="left"/>
-      <w:pPr>
-        <w:ind w:left="1925" w:hanging="369"/>
-      </w:pPr>
-      <w:rPr>
-        <w:rFonts w:hint="default"/>
-        <w:lang w:val="en-US" w:eastAsia="en-US" w:bidi="ar-SA"/>
-      </w:rPr>
-    </w:lvl>
-    <w:lvl w:ilvl="8" w:tplc="590C9F7E">
-      <w:numFmt w:val="bullet"/>
-      <w:lvlText w:val="•"/>
-      <w:lvlJc w:val="left"/>
-      <w:pPr>
-        <w:ind w:left="2120" w:hanging="369"/>
+    <w:lvl w:ilvl="1" w:tplc="FD9ABC2A">
+      <w:numFmt w:val="bullet"/>
+      <w:lvlText w:val="•"/>
+      <w:lvlJc w:val="left"/>
+      <w:pPr>
+        <w:ind w:left="710" w:hanging="274"/>
+      </w:pPr>
+      <w:rPr>
+        <w:rFonts w:hint="default"/>
+        <w:lang w:val="en-US" w:eastAsia="en-US" w:bidi="ar-SA"/>
+      </w:rPr>
+    </w:lvl>
+    <w:lvl w:ilvl="2" w:tplc="1B8C45CE">
+      <w:numFmt w:val="bullet"/>
+      <w:lvlText w:val="•"/>
+      <w:lvlJc w:val="left"/>
+      <w:pPr>
+        <w:ind w:left="880" w:hanging="274"/>
+      </w:pPr>
+      <w:rPr>
+        <w:rFonts w:hint="default"/>
+        <w:lang w:val="en-US" w:eastAsia="en-US" w:bidi="ar-SA"/>
+      </w:rPr>
+    </w:lvl>
+    <w:lvl w:ilvl="3" w:tplc="61D0EAD2">
+      <w:numFmt w:val="bullet"/>
+      <w:lvlText w:val="•"/>
+      <w:lvlJc w:val="left"/>
+      <w:pPr>
+        <w:ind w:left="1050" w:hanging="274"/>
+      </w:pPr>
+      <w:rPr>
+        <w:rFonts w:hint="default"/>
+        <w:lang w:val="en-US" w:eastAsia="en-US" w:bidi="ar-SA"/>
+      </w:rPr>
+    </w:lvl>
+    <w:lvl w:ilvl="4" w:tplc="066E0A42">
+      <w:numFmt w:val="bullet"/>
+      <w:lvlText w:val="•"/>
+      <w:lvlJc w:val="left"/>
+      <w:pPr>
+        <w:ind w:left="1220" w:hanging="274"/>
+      </w:pPr>
+      <w:rPr>
+        <w:rFonts w:hint="default"/>
+        <w:lang w:val="en-US" w:eastAsia="en-US" w:bidi="ar-SA"/>
+      </w:rPr>
+    </w:lvl>
+    <w:lvl w:ilvl="5" w:tplc="D15C6228">
+      <w:numFmt w:val="bullet"/>
+      <w:lvlText w:val="•"/>
+      <w:lvlJc w:val="left"/>
+      <w:pPr>
+        <w:ind w:left="1390" w:hanging="274"/>
+      </w:pPr>
+      <w:rPr>
+        <w:rFonts w:hint="default"/>
+        <w:lang w:val="en-US" w:eastAsia="en-US" w:bidi="ar-SA"/>
+      </w:rPr>
+    </w:lvl>
+    <w:lvl w:ilvl="6" w:tplc="FA5EAADE">
+      <w:numFmt w:val="bullet"/>
+      <w:lvlText w:val="•"/>
+      <w:lvlJc w:val="left"/>
+      <w:pPr>
+        <w:ind w:left="1560" w:hanging="274"/>
+      </w:pPr>
+      <w:rPr>
+        <w:rFonts w:hint="default"/>
+        <w:lang w:val="en-US" w:eastAsia="en-US" w:bidi="ar-SA"/>
+      </w:rPr>
+    </w:lvl>
+    <w:lvl w:ilvl="7" w:tplc="7C402F4A">
+      <w:numFmt w:val="bullet"/>
+      <w:lvlText w:val="•"/>
+      <w:lvlJc w:val="left"/>
+      <w:pPr>
+        <w:ind w:left="1730" w:hanging="274"/>
+      </w:pPr>
+      <w:rPr>
+        <w:rFonts w:hint="default"/>
+        <w:lang w:val="en-US" w:eastAsia="en-US" w:bidi="ar-SA"/>
+      </w:rPr>
+    </w:lvl>
+    <w:lvl w:ilvl="8" w:tplc="9C90BD7E">
+      <w:numFmt w:val="bullet"/>
+      <w:lvlText w:val="•"/>
+      <w:lvlJc w:val="left"/>
+      <w:pPr>
+        <w:ind w:left="1900" w:hanging="274"/>
       </w:pPr>
       <w:rPr>
         <w:rFonts w:hint="default"/>
@@ -4806,134 +5115,11 @@
       </w:rPr>
     </w:lvl>
   </w:abstractNum>
-  <w:abstractNum w:abstractNumId="7" w15:restartNumberingAfterBreak="0">
-    <w:nsid w:val="5C0C7DAF"/>
+  <w:abstractNum w:abstractNumId="10" w15:restartNumberingAfterBreak="0">
+    <w:nsid w:val="77F07EF7"/>
     <w:multiLevelType w:val="hybridMultilevel"/>
-    <w:tmpl w:val="F2AEAC82"/>
-    <w:lvl w:ilvl="0" w:tplc="816EF712">
-      <w:start w:val="1"/>
-      <w:numFmt w:val="decimal"/>
-      <w:lvlText w:val="%1."/>
-      <w:lvlJc w:val="left"/>
-      <w:pPr>
-        <w:ind w:left="1080" w:hanging="360"/>
-        <w:jc w:val="left"/>
-      </w:pPr>
-      <w:rPr>
-        <w:rFonts w:ascii="Calibri" w:eastAsia="Calibri" w:hAnsi="Calibri" w:cs="Calibri" w:hint="default"/>
-        <w:b w:val="0"/>
-        <w:bCs w:val="0"/>
-        <w:i w:val="0"/>
-        <w:iCs w:val="0"/>
-        <w:spacing w:val="0"/>
-        <w:w w:val="100"/>
-        <w:sz w:val="24"/>
-        <w:szCs w:val="24"/>
-        <w:lang w:val="en-US" w:eastAsia="en-US" w:bidi="ar-SA"/>
-      </w:rPr>
-    </w:lvl>
-    <w:lvl w:ilvl="1" w:tplc="119E1744">
-      <w:numFmt w:val="bullet"/>
-      <w:lvlText w:val="•"/>
-      <w:lvlJc w:val="left"/>
-      <w:pPr>
-        <w:ind w:left="2016" w:hanging="360"/>
-      </w:pPr>
-      <w:rPr>
-        <w:rFonts w:hint="default"/>
-        <w:lang w:val="en-US" w:eastAsia="en-US" w:bidi="ar-SA"/>
-      </w:rPr>
-    </w:lvl>
-    <w:lvl w:ilvl="2" w:tplc="04EC12A8">
-      <w:numFmt w:val="bullet"/>
-      <w:lvlText w:val="•"/>
-      <w:lvlJc w:val="left"/>
-      <w:pPr>
-        <w:ind w:left="2952" w:hanging="360"/>
-      </w:pPr>
-      <w:rPr>
-        <w:rFonts w:hint="default"/>
-        <w:lang w:val="en-US" w:eastAsia="en-US" w:bidi="ar-SA"/>
-      </w:rPr>
-    </w:lvl>
-    <w:lvl w:ilvl="3" w:tplc="2444971E">
-      <w:numFmt w:val="bullet"/>
-      <w:lvlText w:val="•"/>
-      <w:lvlJc w:val="left"/>
-      <w:pPr>
-        <w:ind w:left="3888" w:hanging="360"/>
-      </w:pPr>
-      <w:rPr>
-        <w:rFonts w:hint="default"/>
-        <w:lang w:val="en-US" w:eastAsia="en-US" w:bidi="ar-SA"/>
-      </w:rPr>
-    </w:lvl>
-    <w:lvl w:ilvl="4" w:tplc="D092272C">
-      <w:numFmt w:val="bullet"/>
-      <w:lvlText w:val="•"/>
-      <w:lvlJc w:val="left"/>
-      <w:pPr>
-        <w:ind w:left="4824" w:hanging="360"/>
-      </w:pPr>
-      <w:rPr>
-        <w:rFonts w:hint="default"/>
-        <w:lang w:val="en-US" w:eastAsia="en-US" w:bidi="ar-SA"/>
-      </w:rPr>
-    </w:lvl>
-    <w:lvl w:ilvl="5" w:tplc="118A50A4">
-      <w:numFmt w:val="bullet"/>
-      <w:lvlText w:val="•"/>
-      <w:lvlJc w:val="left"/>
-      <w:pPr>
-        <w:ind w:left="5760" w:hanging="360"/>
-      </w:pPr>
-      <w:rPr>
-        <w:rFonts w:hint="default"/>
-        <w:lang w:val="en-US" w:eastAsia="en-US" w:bidi="ar-SA"/>
-      </w:rPr>
-    </w:lvl>
-    <w:lvl w:ilvl="6" w:tplc="F2506A50">
-      <w:numFmt w:val="bullet"/>
-      <w:lvlText w:val="•"/>
-      <w:lvlJc w:val="left"/>
-      <w:pPr>
-        <w:ind w:left="6696" w:hanging="360"/>
-      </w:pPr>
-      <w:rPr>
-        <w:rFonts w:hint="default"/>
-        <w:lang w:val="en-US" w:eastAsia="en-US" w:bidi="ar-SA"/>
-      </w:rPr>
-    </w:lvl>
-    <w:lvl w:ilvl="7" w:tplc="06CC188E">
-      <w:numFmt w:val="bullet"/>
-      <w:lvlText w:val="•"/>
-      <w:lvlJc w:val="left"/>
-      <w:pPr>
-        <w:ind w:left="7632" w:hanging="360"/>
-      </w:pPr>
-      <w:rPr>
-        <w:rFonts w:hint="default"/>
-        <w:lang w:val="en-US" w:eastAsia="en-US" w:bidi="ar-SA"/>
-      </w:rPr>
-    </w:lvl>
-    <w:lvl w:ilvl="8" w:tplc="7BE46AB2">
-      <w:numFmt w:val="bullet"/>
-      <w:lvlText w:val="•"/>
-      <w:lvlJc w:val="left"/>
-      <w:pPr>
-        <w:ind w:left="8568" w:hanging="360"/>
-      </w:pPr>
-      <w:rPr>
-        <w:rFonts w:hint="default"/>
-        <w:lang w:val="en-US" w:eastAsia="en-US" w:bidi="ar-SA"/>
-      </w:rPr>
-    </w:lvl>
-  </w:abstractNum>
-  <w:abstractNum w:abstractNumId="8" w15:restartNumberingAfterBreak="0">
-    <w:nsid w:val="5EED6E01"/>
-    <w:multiLevelType w:val="hybridMultilevel"/>
-    <w:tmpl w:val="C082D826"/>
-    <w:lvl w:ilvl="0" w:tplc="CAD4A0DE">
+    <w:tmpl w:val="BE984C64"/>
+    <w:lvl w:ilvl="0" w:tplc="0C882BA2">
       <w:start w:val="1"/>
       <w:numFmt w:val="decimal"/>
       <w:lvlText w:val="%1."/>
@@ -4955,7 +5141,7 @@
         <w:lang w:val="en-US" w:eastAsia="en-US" w:bidi="ar-SA"/>
       </w:rPr>
     </w:lvl>
-    <w:lvl w:ilvl="1" w:tplc="FA0E9ECE">
+    <w:lvl w:ilvl="1" w:tplc="587052FC">
       <w:numFmt w:val="bullet"/>
       <w:lvlText w:val="•"/>
       <w:lvlJc w:val="left"/>
@@ -4967,7 +5153,7 @@
         <w:lang w:val="en-US" w:eastAsia="en-US" w:bidi="ar-SA"/>
       </w:rPr>
     </w:lvl>
-    <w:lvl w:ilvl="2" w:tplc="C746676A">
+    <w:lvl w:ilvl="2" w:tplc="10FCFBB0">
       <w:numFmt w:val="bullet"/>
       <w:lvlText w:val="•"/>
       <w:lvlJc w:val="left"/>
@@ -4979,7 +5165,7 @@
         <w:lang w:val="en-US" w:eastAsia="en-US" w:bidi="ar-SA"/>
       </w:rPr>
     </w:lvl>
-    <w:lvl w:ilvl="3" w:tplc="C1383352">
+    <w:lvl w:ilvl="3" w:tplc="4A1A2D12">
       <w:numFmt w:val="bullet"/>
       <w:lvlText w:val="•"/>
       <w:lvlJc w:val="left"/>
@@ -4991,7 +5177,7 @@
         <w:lang w:val="en-US" w:eastAsia="en-US" w:bidi="ar-SA"/>
       </w:rPr>
     </w:lvl>
-    <w:lvl w:ilvl="4" w:tplc="37006C76">
+    <w:lvl w:ilvl="4" w:tplc="8FAAF966">
       <w:numFmt w:val="bullet"/>
       <w:lvlText w:val="•"/>
       <w:lvlJc w:val="left"/>
@@ -5003,7 +5189,7 @@
         <w:lang w:val="en-US" w:eastAsia="en-US" w:bidi="ar-SA"/>
       </w:rPr>
     </w:lvl>
-    <w:lvl w:ilvl="5" w:tplc="88685DF6">
+    <w:lvl w:ilvl="5" w:tplc="5608E536">
       <w:numFmt w:val="bullet"/>
       <w:lvlText w:val="•"/>
       <w:lvlJc w:val="left"/>
@@ -5015,7 +5201,7 @@
         <w:lang w:val="en-US" w:eastAsia="en-US" w:bidi="ar-SA"/>
       </w:rPr>
     </w:lvl>
-    <w:lvl w:ilvl="6" w:tplc="2848C748">
+    <w:lvl w:ilvl="6" w:tplc="0A48A9D2">
       <w:numFmt w:val="bullet"/>
       <w:lvlText w:val="•"/>
       <w:lvlJc w:val="left"/>
@@ -5027,7 +5213,7 @@
         <w:lang w:val="en-US" w:eastAsia="en-US" w:bidi="ar-SA"/>
       </w:rPr>
     </w:lvl>
-    <w:lvl w:ilvl="7" w:tplc="B59E16E2">
+    <w:lvl w:ilvl="7" w:tplc="57828B00">
       <w:numFmt w:val="bullet"/>
       <w:lvlText w:val="•"/>
       <w:lvlJc w:val="left"/>
@@ -5039,7 +5225,7 @@
         <w:lang w:val="en-US" w:eastAsia="en-US" w:bidi="ar-SA"/>
       </w:rPr>
     </w:lvl>
-    <w:lvl w:ilvl="8" w:tplc="2C40E48A">
+    <w:lvl w:ilvl="8" w:tplc="1E9227C8">
       <w:numFmt w:val="bullet"/>
       <w:lvlText w:val="•"/>
       <w:lvlJc w:val="left"/>
@@ -5052,284 +5238,38 @@
       </w:rPr>
     </w:lvl>
   </w:abstractNum>
-  <w:abstractNum w:abstractNumId="9" w15:restartNumberingAfterBreak="0">
-    <w:nsid w:val="6D1F7A54"/>
-    <w:multiLevelType w:val="hybridMultilevel"/>
-    <w:tmpl w:val="6F9C1BAC"/>
-    <w:lvl w:ilvl="0" w:tplc="05865F16">
-      <w:start w:val="1"/>
-      <w:numFmt w:val="decimal"/>
-      <w:lvlText w:val="%1."/>
-      <w:lvlJc w:val="left"/>
-      <w:pPr>
-        <w:ind w:left="531" w:hanging="274"/>
-        <w:jc w:val="left"/>
-      </w:pPr>
-      <w:rPr>
-        <w:rFonts w:ascii="Calibri" w:eastAsia="Calibri" w:hAnsi="Calibri" w:cs="Calibri" w:hint="default"/>
-        <w:b w:val="0"/>
-        <w:bCs w:val="0"/>
-        <w:i w:val="0"/>
-        <w:iCs w:val="0"/>
-        <w:spacing w:val="-1"/>
-        <w:w w:val="100"/>
-        <w:sz w:val="22"/>
-        <w:szCs w:val="22"/>
-        <w:lang w:val="en-US" w:eastAsia="en-US" w:bidi="ar-SA"/>
-      </w:rPr>
-    </w:lvl>
-    <w:lvl w:ilvl="1" w:tplc="6468813C">
-      <w:numFmt w:val="bullet"/>
-      <w:lvlText w:val="•"/>
-      <w:lvlJc w:val="left"/>
-      <w:pPr>
-        <w:ind w:left="710" w:hanging="274"/>
-      </w:pPr>
-      <w:rPr>
-        <w:rFonts w:hint="default"/>
-        <w:lang w:val="en-US" w:eastAsia="en-US" w:bidi="ar-SA"/>
-      </w:rPr>
-    </w:lvl>
-    <w:lvl w:ilvl="2" w:tplc="70665296">
-      <w:numFmt w:val="bullet"/>
-      <w:lvlText w:val="•"/>
-      <w:lvlJc w:val="left"/>
-      <w:pPr>
-        <w:ind w:left="880" w:hanging="274"/>
-      </w:pPr>
-      <w:rPr>
-        <w:rFonts w:hint="default"/>
-        <w:lang w:val="en-US" w:eastAsia="en-US" w:bidi="ar-SA"/>
-      </w:rPr>
-    </w:lvl>
-    <w:lvl w:ilvl="3" w:tplc="C73CC204">
-      <w:numFmt w:val="bullet"/>
-      <w:lvlText w:val="•"/>
-      <w:lvlJc w:val="left"/>
-      <w:pPr>
-        <w:ind w:left="1050" w:hanging="274"/>
-      </w:pPr>
-      <w:rPr>
-        <w:rFonts w:hint="default"/>
-        <w:lang w:val="en-US" w:eastAsia="en-US" w:bidi="ar-SA"/>
-      </w:rPr>
-    </w:lvl>
-    <w:lvl w:ilvl="4" w:tplc="C3726CEE">
-      <w:numFmt w:val="bullet"/>
-      <w:lvlText w:val="•"/>
-      <w:lvlJc w:val="left"/>
-      <w:pPr>
-        <w:ind w:left="1220" w:hanging="274"/>
-      </w:pPr>
-      <w:rPr>
-        <w:rFonts w:hint="default"/>
-        <w:lang w:val="en-US" w:eastAsia="en-US" w:bidi="ar-SA"/>
-      </w:rPr>
-    </w:lvl>
-    <w:lvl w:ilvl="5" w:tplc="7960F148">
-      <w:numFmt w:val="bullet"/>
-      <w:lvlText w:val="•"/>
-      <w:lvlJc w:val="left"/>
-      <w:pPr>
-        <w:ind w:left="1390" w:hanging="274"/>
-      </w:pPr>
-      <w:rPr>
-        <w:rFonts w:hint="default"/>
-        <w:lang w:val="en-US" w:eastAsia="en-US" w:bidi="ar-SA"/>
-      </w:rPr>
-    </w:lvl>
-    <w:lvl w:ilvl="6" w:tplc="048492EE">
-      <w:numFmt w:val="bullet"/>
-      <w:lvlText w:val="•"/>
-      <w:lvlJc w:val="left"/>
-      <w:pPr>
-        <w:ind w:left="1560" w:hanging="274"/>
-      </w:pPr>
-      <w:rPr>
-        <w:rFonts w:hint="default"/>
-        <w:lang w:val="en-US" w:eastAsia="en-US" w:bidi="ar-SA"/>
-      </w:rPr>
-    </w:lvl>
-    <w:lvl w:ilvl="7" w:tplc="4EAECF0E">
-      <w:numFmt w:val="bullet"/>
-      <w:lvlText w:val="•"/>
-      <w:lvlJc w:val="left"/>
-      <w:pPr>
-        <w:ind w:left="1730" w:hanging="274"/>
-      </w:pPr>
-      <w:rPr>
-        <w:rFonts w:hint="default"/>
-        <w:lang w:val="en-US" w:eastAsia="en-US" w:bidi="ar-SA"/>
-      </w:rPr>
-    </w:lvl>
-    <w:lvl w:ilvl="8" w:tplc="C53638AE">
-      <w:numFmt w:val="bullet"/>
-      <w:lvlText w:val="•"/>
-      <w:lvlJc w:val="left"/>
-      <w:pPr>
-        <w:ind w:left="1900" w:hanging="274"/>
-      </w:pPr>
-      <w:rPr>
-        <w:rFonts w:hint="default"/>
-        <w:lang w:val="en-US" w:eastAsia="en-US" w:bidi="ar-SA"/>
-      </w:rPr>
-    </w:lvl>
-  </w:abstractNum>
-  <w:abstractNum w:abstractNumId="10" w15:restartNumberingAfterBreak="0">
-    <w:nsid w:val="7E12520B"/>
-    <w:multiLevelType w:val="hybridMultilevel"/>
-    <w:tmpl w:val="69BE3EFC"/>
-    <w:lvl w:ilvl="0" w:tplc="CA9A1682">
-      <w:start w:val="1"/>
-      <w:numFmt w:val="decimal"/>
-      <w:lvlText w:val="%1."/>
-      <w:lvlJc w:val="left"/>
-      <w:pPr>
-        <w:ind w:left="544" w:hanging="306"/>
-        <w:jc w:val="left"/>
-      </w:pPr>
-      <w:rPr>
-        <w:rFonts w:ascii="Calibri" w:eastAsia="Calibri" w:hAnsi="Calibri" w:cs="Calibri" w:hint="default"/>
-        <w:b w:val="0"/>
-        <w:bCs w:val="0"/>
-        <w:i w:val="0"/>
-        <w:iCs w:val="0"/>
-        <w:spacing w:val="-1"/>
-        <w:w w:val="100"/>
-        <w:sz w:val="22"/>
-        <w:szCs w:val="22"/>
-        <w:lang w:val="en-US" w:eastAsia="en-US" w:bidi="ar-SA"/>
-      </w:rPr>
-    </w:lvl>
-    <w:lvl w:ilvl="1" w:tplc="EA4E5D44">
-      <w:numFmt w:val="bullet"/>
-      <w:lvlText w:val="•"/>
-      <w:lvlJc w:val="left"/>
-      <w:pPr>
-        <w:ind w:left="737" w:hanging="306"/>
-      </w:pPr>
-      <w:rPr>
-        <w:rFonts w:hint="default"/>
-        <w:lang w:val="en-US" w:eastAsia="en-US" w:bidi="ar-SA"/>
-      </w:rPr>
-    </w:lvl>
-    <w:lvl w:ilvl="2" w:tplc="7862A990">
-      <w:numFmt w:val="bullet"/>
-      <w:lvlText w:val="•"/>
-      <w:lvlJc w:val="left"/>
-      <w:pPr>
-        <w:ind w:left="934" w:hanging="306"/>
-      </w:pPr>
-      <w:rPr>
-        <w:rFonts w:hint="default"/>
-        <w:lang w:val="en-US" w:eastAsia="en-US" w:bidi="ar-SA"/>
-      </w:rPr>
-    </w:lvl>
-    <w:lvl w:ilvl="3" w:tplc="86140D9A">
-      <w:numFmt w:val="bullet"/>
-      <w:lvlText w:val="•"/>
-      <w:lvlJc w:val="left"/>
-      <w:pPr>
-        <w:ind w:left="1131" w:hanging="306"/>
-      </w:pPr>
-      <w:rPr>
-        <w:rFonts w:hint="default"/>
-        <w:lang w:val="en-US" w:eastAsia="en-US" w:bidi="ar-SA"/>
-      </w:rPr>
-    </w:lvl>
-    <w:lvl w:ilvl="4" w:tplc="4BAC6B68">
-      <w:numFmt w:val="bullet"/>
-      <w:lvlText w:val="•"/>
-      <w:lvlJc w:val="left"/>
-      <w:pPr>
-        <w:ind w:left="1328" w:hanging="306"/>
-      </w:pPr>
-      <w:rPr>
-        <w:rFonts w:hint="default"/>
-        <w:lang w:val="en-US" w:eastAsia="en-US" w:bidi="ar-SA"/>
-      </w:rPr>
-    </w:lvl>
-    <w:lvl w:ilvl="5" w:tplc="05C25CCC">
-      <w:numFmt w:val="bullet"/>
-      <w:lvlText w:val="•"/>
-      <w:lvlJc w:val="left"/>
-      <w:pPr>
-        <w:ind w:left="1525" w:hanging="306"/>
-      </w:pPr>
-      <w:rPr>
-        <w:rFonts w:hint="default"/>
-        <w:lang w:val="en-US" w:eastAsia="en-US" w:bidi="ar-SA"/>
-      </w:rPr>
-    </w:lvl>
-    <w:lvl w:ilvl="6" w:tplc="602E4A36">
-      <w:numFmt w:val="bullet"/>
-      <w:lvlText w:val="•"/>
-      <w:lvlJc w:val="left"/>
-      <w:pPr>
-        <w:ind w:left="1722" w:hanging="306"/>
-      </w:pPr>
-      <w:rPr>
-        <w:rFonts w:hint="default"/>
-        <w:lang w:val="en-US" w:eastAsia="en-US" w:bidi="ar-SA"/>
-      </w:rPr>
-    </w:lvl>
-    <w:lvl w:ilvl="7" w:tplc="7D940BD8">
-      <w:numFmt w:val="bullet"/>
-      <w:lvlText w:val="•"/>
-      <w:lvlJc w:val="left"/>
-      <w:pPr>
-        <w:ind w:left="1919" w:hanging="306"/>
-      </w:pPr>
-      <w:rPr>
-        <w:rFonts w:hint="default"/>
-        <w:lang w:val="en-US" w:eastAsia="en-US" w:bidi="ar-SA"/>
-      </w:rPr>
-    </w:lvl>
-    <w:lvl w:ilvl="8" w:tplc="D1146D9E">
-      <w:numFmt w:val="bullet"/>
-      <w:lvlText w:val="•"/>
-      <w:lvlJc w:val="left"/>
-      <w:pPr>
-        <w:ind w:left="2116" w:hanging="306"/>
-      </w:pPr>
-      <w:rPr>
-        <w:rFonts w:hint="default"/>
-        <w:lang w:val="en-US" w:eastAsia="en-US" w:bidi="ar-SA"/>
-      </w:rPr>
-    </w:lvl>
-  </w:abstractNum>
-  <w:num w:numId="1" w16cid:durableId="946736386">
+  <w:num w:numId="1" w16cid:durableId="2012708786">
+    <w:abstractNumId w:val="10"/>
+  </w:num>
+  <w:num w:numId="2" w16cid:durableId="1483308643">
+    <w:abstractNumId w:val="7"/>
+  </w:num>
+  <w:num w:numId="3" w16cid:durableId="1216771532">
+    <w:abstractNumId w:val="9"/>
+  </w:num>
+  <w:num w:numId="4" w16cid:durableId="200822709">
+    <w:abstractNumId w:val="4"/>
+  </w:num>
+  <w:num w:numId="5" w16cid:durableId="1575160697">
+    <w:abstractNumId w:val="6"/>
+  </w:num>
+  <w:num w:numId="6" w16cid:durableId="751390086">
+    <w:abstractNumId w:val="0"/>
+  </w:num>
+  <w:num w:numId="7" w16cid:durableId="833574221">
+    <w:abstractNumId w:val="1"/>
+  </w:num>
+  <w:num w:numId="8" w16cid:durableId="769354853">
     <w:abstractNumId w:val="8"/>
   </w:num>
-  <w:num w:numId="2" w16cid:durableId="1040206258">
+  <w:num w:numId="9" w16cid:durableId="1173759055">
+    <w:abstractNumId w:val="2"/>
+  </w:num>
+  <w:num w:numId="10" w16cid:durableId="178543215">
     <w:abstractNumId w:val="3"/>
   </w:num>
-  <w:num w:numId="3" w16cid:durableId="1544712885">
-    <w:abstractNumId w:val="9"/>
-  </w:num>
-  <w:num w:numId="4" w16cid:durableId="250747512">
-    <w:abstractNumId w:val="4"/>
-  </w:num>
-  <w:num w:numId="5" w16cid:durableId="1782795054">
+  <w:num w:numId="11" w16cid:durableId="1520201513">
     <w:abstractNumId w:val="5"/>
-  </w:num>
-  <w:num w:numId="6" w16cid:durableId="1740589556">
-    <w:abstractNumId w:val="6"/>
-  </w:num>
-  <w:num w:numId="7" w16cid:durableId="1618175869">
-    <w:abstractNumId w:val="0"/>
-  </w:num>
-  <w:num w:numId="8" w16cid:durableId="42827149">
-    <w:abstractNumId w:val="1"/>
-  </w:num>
-  <w:num w:numId="9" w16cid:durableId="579369679">
-    <w:abstractNumId w:val="10"/>
-  </w:num>
-  <w:num w:numId="10" w16cid:durableId="1006597295">
-    <w:abstractNumId w:val="2"/>
-  </w:num>
-  <w:num w:numId="11" w16cid:durableId="1041325979">
-    <w:abstractNumId w:val="7"/>
   </w:num>
 </w:numbering>
 </file>
